--- a/Git.docx
+++ b/Git.docx
@@ -1,6 +1,6 @@
 
 <file path=word/document.xml><?xml version="1.0" encoding="utf-8"?>
-<w:document xmlns:wpc="http://schemas.microsoft.com/office/word/2010/wordprocessingCanvas" xmlns:cx="http://schemas.microsoft.com/office/drawing/2014/chartex" xmlns:mc="http://schemas.openxmlformats.org/markup-compatibility/2006" xmlns:o="urn:schemas-microsoft-com:office:office" xmlns:r="http://schemas.openxmlformats.org/officeDocument/2006/relationships" xmlns:m="http://schemas.openxmlformats.org/officeDocument/2006/math" xmlns:v="urn:schemas-microsoft-com:vml" xmlns:wp14="http://schemas.microsoft.com/office/word/2010/wordprocessingDrawing" xmlns:wp="http://schemas.openxmlformats.org/drawingml/2006/wordprocessingDrawing" xmlns:w10="urn:schemas-microsoft-com:office:word" xmlns:w="http://schemas.openxmlformats.org/wordprocessingml/2006/main" xmlns:w14="http://schemas.microsoft.com/office/word/2010/wordml" xmlns:w15="http://schemas.microsoft.com/office/word/2012/wordml" xmlns:w16se="http://schemas.microsoft.com/office/word/2015/wordml/symex" xmlns:wpg="http://schemas.microsoft.com/office/word/2010/wordprocessingGroup" xmlns:wpi="http://schemas.microsoft.com/office/word/2010/wordprocessingInk" xmlns:wne="http://schemas.microsoft.com/office/word/2006/wordml" xmlns:wps="http://schemas.microsoft.com/office/word/2010/wordprocessingShape" mc:Ignorable="w14 w15 w16se wp14">
+<w:document xmlns:wpc="http://schemas.microsoft.com/office/word/2010/wordprocessingCanvas" xmlns:mc="http://schemas.openxmlformats.org/markup-compatibility/2006" xmlns:o="urn:schemas-microsoft-com:office:office" xmlns:r="http://schemas.openxmlformats.org/officeDocument/2006/relationships" xmlns:m="http://schemas.openxmlformats.org/officeDocument/2006/math" xmlns:v="urn:schemas-microsoft-com:vml" xmlns:wp14="http://schemas.microsoft.com/office/word/2010/wordprocessingDrawing" xmlns:wp="http://schemas.openxmlformats.org/drawingml/2006/wordprocessingDrawing" xmlns:w10="urn:schemas-microsoft-com:office:word" xmlns:w="http://schemas.openxmlformats.org/wordprocessingml/2006/main" xmlns:w14="http://schemas.microsoft.com/office/word/2010/wordml" xmlns:w15="http://schemas.microsoft.com/office/word/2012/wordml" xmlns:wpg="http://schemas.microsoft.com/office/word/2010/wordprocessingGroup" xmlns:wpi="http://schemas.microsoft.com/office/word/2010/wordprocessingInk" xmlns:wne="http://schemas.microsoft.com/office/word/2006/wordml" xmlns:wps="http://schemas.microsoft.com/office/word/2010/wordprocessingShape" mc:Ignorable="w14 w15 wp14">
   <w:body>
     <w:p>
       <w:pPr>
@@ -52,12 +52,21 @@
         </w:rPr>
         <w:t> </w:t>
       </w:r>
+      <w:proofErr w:type="gramStart"/>
       <w:r>
         <w:rPr>
           <w:rFonts w:ascii="Times New Roman" w:hAnsi="Times New Roman" w:cs="Times New Roman"/>
           <w:color w:val="040C28"/>
         </w:rPr>
-        <w:t>theo dõi các thay đổi trong mã nguồn trong quá trình phát triển phần mềm</w:t>
+        <w:t>theo</w:t>
+      </w:r>
+      <w:proofErr w:type="gramEnd"/>
+      <w:r>
+        <w:rPr>
+          <w:rFonts w:ascii="Times New Roman" w:hAnsi="Times New Roman" w:cs="Times New Roman"/>
+          <w:color w:val="040C28"/>
+        </w:rPr>
+        <w:t xml:space="preserve"> dõi các thay đổi trong mã nguồn trong quá trình phát triển phần mềm</w:t>
       </w:r>
       <w:r>
         <w:rPr>
@@ -65,7 +74,25 @@
           <w:color w:val="202124"/>
           <w:shd w:val="clear" w:color="auto" w:fill="FFFFFF"/>
         </w:rPr>
-        <w:t>. Nó cho phép nhiều người cùng làm việc trên cùng một dự án và quản lý các phiên bản khác nhau của mã nguồn.</w:t>
+        <w:t xml:space="preserve">. Nó cho phép nhiều người cùng làm việc trên cùng một dự </w:t>
+      </w:r>
+      <w:proofErr w:type="gramStart"/>
+      <w:r>
+        <w:rPr>
+          <w:rFonts w:ascii="Times New Roman" w:hAnsi="Times New Roman" w:cs="Times New Roman"/>
+          <w:color w:val="202124"/>
+          <w:shd w:val="clear" w:color="auto" w:fill="FFFFFF"/>
+        </w:rPr>
+        <w:t>án</w:t>
+      </w:r>
+      <w:proofErr w:type="gramEnd"/>
+      <w:r>
+        <w:rPr>
+          <w:rFonts w:ascii="Times New Roman" w:hAnsi="Times New Roman" w:cs="Times New Roman"/>
+          <w:color w:val="202124"/>
+          <w:shd w:val="clear" w:color="auto" w:fill="FFFFFF"/>
+        </w:rPr>
+        <w:t xml:space="preserve"> và quản lý các phiên bản khác nhau của mã nguồn.</w:t>
       </w:r>
     </w:p>
     <w:p>
@@ -128,12 +155,21 @@
         </w:rPr>
         <w:tab/>
       </w:r>
+      <w:proofErr w:type="gramStart"/>
       <w:r>
         <w:rPr>
           <w:rFonts w:ascii="Times New Roman" w:eastAsia="Times New Roman" w:hAnsi="Times New Roman" w:cs="Times New Roman"/>
           <w:color w:val="1F2328"/>
         </w:rPr>
-        <w:t>git init</w:t>
+        <w:t>git</w:t>
+      </w:r>
+      <w:proofErr w:type="gramEnd"/>
+      <w:r>
+        <w:rPr>
+          <w:rFonts w:ascii="Times New Roman" w:eastAsia="Times New Roman" w:hAnsi="Times New Roman" w:cs="Times New Roman"/>
+          <w:color w:val="1F2328"/>
+        </w:rPr>
+        <w:t xml:space="preserve"> init</w:t>
       </w:r>
     </w:p>
     <w:p>
@@ -169,12 +205,21 @@
         </w:rPr>
         <w:tab/>
       </w:r>
+      <w:proofErr w:type="gramStart"/>
       <w:r>
         <w:rPr>
           <w:rFonts w:ascii="Times New Roman" w:eastAsia="Times New Roman" w:hAnsi="Times New Roman" w:cs="Times New Roman"/>
           <w:color w:val="1F2328"/>
         </w:rPr>
-        <w:t>git add README.md</w:t>
+        <w:t>git</w:t>
+      </w:r>
+      <w:proofErr w:type="gramEnd"/>
+      <w:r>
+        <w:rPr>
+          <w:rFonts w:ascii="Times New Roman" w:eastAsia="Times New Roman" w:hAnsi="Times New Roman" w:cs="Times New Roman"/>
+          <w:color w:val="1F2328"/>
+        </w:rPr>
+        <w:t xml:space="preserve"> add README.md</w:t>
       </w:r>
     </w:p>
     <w:p>
@@ -210,12 +255,21 @@
         </w:rPr>
         <w:tab/>
       </w:r>
+      <w:proofErr w:type="gramStart"/>
       <w:r>
         <w:rPr>
           <w:rFonts w:ascii="Times New Roman" w:eastAsia="Times New Roman" w:hAnsi="Times New Roman" w:cs="Times New Roman"/>
           <w:color w:val="1F2328"/>
         </w:rPr>
-        <w:t>git commit -m "first commit"</w:t>
+        <w:t>git</w:t>
+      </w:r>
+      <w:proofErr w:type="gramEnd"/>
+      <w:r>
+        <w:rPr>
+          <w:rFonts w:ascii="Times New Roman" w:eastAsia="Times New Roman" w:hAnsi="Times New Roman" w:cs="Times New Roman"/>
+          <w:color w:val="1F2328"/>
+        </w:rPr>
+        <w:t xml:space="preserve"> commit -m "first commit"</w:t>
       </w:r>
     </w:p>
     <w:p>
@@ -251,12 +305,21 @@
         </w:rPr>
         <w:tab/>
       </w:r>
+      <w:proofErr w:type="gramStart"/>
       <w:r>
         <w:rPr>
           <w:rFonts w:ascii="Times New Roman" w:eastAsia="Times New Roman" w:hAnsi="Times New Roman" w:cs="Times New Roman"/>
           <w:color w:val="1F2328"/>
         </w:rPr>
-        <w:t>git branch -M main</w:t>
+        <w:t>git</w:t>
+      </w:r>
+      <w:proofErr w:type="gramEnd"/>
+      <w:r>
+        <w:rPr>
+          <w:rFonts w:ascii="Times New Roman" w:eastAsia="Times New Roman" w:hAnsi="Times New Roman" w:cs="Times New Roman"/>
+          <w:color w:val="1F2328"/>
+        </w:rPr>
+        <w:t xml:space="preserve"> branch -M main</w:t>
       </w:r>
     </w:p>
     <w:p>
@@ -292,12 +355,21 @@
         </w:rPr>
         <w:tab/>
       </w:r>
+      <w:proofErr w:type="gramStart"/>
       <w:r>
         <w:rPr>
           <w:rFonts w:ascii="Times New Roman" w:eastAsia="Times New Roman" w:hAnsi="Times New Roman" w:cs="Times New Roman"/>
           <w:color w:val="1F2328"/>
         </w:rPr>
-        <w:t>git remote add origin https://github.com/PhanManh2003/reactJS_Fall24.git</w:t>
+        <w:t>git</w:t>
+      </w:r>
+      <w:proofErr w:type="gramEnd"/>
+      <w:r>
+        <w:rPr>
+          <w:rFonts w:ascii="Times New Roman" w:eastAsia="Times New Roman" w:hAnsi="Times New Roman" w:cs="Times New Roman"/>
+          <w:color w:val="1F2328"/>
+        </w:rPr>
+        <w:t xml:space="preserve"> remote add origin https://github.com/PhanManh2003/reactJS_Fall24.git</w:t>
       </w:r>
     </w:p>
     <w:p>
@@ -333,12 +405,21 @@
         </w:rPr>
         <w:tab/>
       </w:r>
+      <w:proofErr w:type="gramStart"/>
       <w:r>
         <w:rPr>
           <w:rFonts w:ascii="Times New Roman" w:eastAsia="Times New Roman" w:hAnsi="Times New Roman" w:cs="Times New Roman"/>
           <w:color w:val="1F2328"/>
         </w:rPr>
-        <w:t>git push -u origin main</w:t>
+        <w:t>git</w:t>
+      </w:r>
+      <w:proofErr w:type="gramEnd"/>
+      <w:r>
+        <w:rPr>
+          <w:rFonts w:ascii="Times New Roman" w:eastAsia="Times New Roman" w:hAnsi="Times New Roman" w:cs="Times New Roman"/>
+          <w:color w:val="1F2328"/>
+        </w:rPr>
+        <w:t xml:space="preserve"> push -u origin main</w:t>
       </w:r>
     </w:p>
     <w:p>
@@ -383,21 +464,21 @@
         <w:rPr>
           <w:rFonts w:ascii="Times New Roman" w:hAnsi="Times New Roman" w:cs="Times New Roman"/>
         </w:rPr>
-        <w:t xml:space="preserve">- phải cấu hình thông tin cho người dùng git để gắn vào commit </w:t>
+        <w:t xml:space="preserve">- </w:t>
       </w:r>
       <w:proofErr w:type="gramStart"/>
       <w:r>
         <w:rPr>
           <w:rFonts w:ascii="Times New Roman" w:hAnsi="Times New Roman" w:cs="Times New Roman"/>
         </w:rPr>
-        <w:t>( trước</w:t>
+        <w:t>phải</w:t>
       </w:r>
       <w:proofErr w:type="gramEnd"/>
       <w:r>
         <w:rPr>
           <w:rFonts w:ascii="Times New Roman" w:hAnsi="Times New Roman" w:cs="Times New Roman"/>
         </w:rPr>
-        <w:t xml:space="preserve"> khi chạy lệnh commit):</w:t>
+        <w:t xml:space="preserve"> cấu hình thông tin cho người dùng git để gắn vào commit ( trước khi chạy lệnh commit):</w:t>
       </w:r>
     </w:p>
     <w:p>
@@ -411,7 +492,21 @@
           <w:rFonts w:ascii="Times New Roman" w:hAnsi="Times New Roman" w:cs="Times New Roman"/>
         </w:rPr>
         <w:tab/>
-        <w:t>$ git config user.name “your name”</w:t>
+        <w:t xml:space="preserve">$ </w:t>
+      </w:r>
+      <w:proofErr w:type="gramStart"/>
+      <w:r>
+        <w:rPr>
+          <w:rFonts w:ascii="Times New Roman" w:hAnsi="Times New Roman" w:cs="Times New Roman"/>
+        </w:rPr>
+        <w:t>git</w:t>
+      </w:r>
+      <w:proofErr w:type="gramEnd"/>
+      <w:r>
+        <w:rPr>
+          <w:rFonts w:ascii="Times New Roman" w:hAnsi="Times New Roman" w:cs="Times New Roman"/>
+        </w:rPr>
+        <w:t xml:space="preserve"> config user.name “your name”</w:t>
       </w:r>
     </w:p>
     <w:p>
@@ -425,21 +520,21 @@
           <w:rFonts w:ascii="Times New Roman" w:hAnsi="Times New Roman" w:cs="Times New Roman"/>
         </w:rPr>
         <w:tab/>
-        <w:t xml:space="preserve">$ git config </w:t>
+        <w:t xml:space="preserve">$ </w:t>
       </w:r>
       <w:proofErr w:type="gramStart"/>
       <w:r>
         <w:rPr>
           <w:rFonts w:ascii="Times New Roman" w:hAnsi="Times New Roman" w:cs="Times New Roman"/>
         </w:rPr>
-        <w:t>user.email</w:t>
+        <w:t>git</w:t>
       </w:r>
       <w:proofErr w:type="gramEnd"/>
       <w:r>
         <w:rPr>
           <w:rFonts w:ascii="Times New Roman" w:hAnsi="Times New Roman" w:cs="Times New Roman"/>
         </w:rPr>
-        <w:t xml:space="preserve"> “your email”</w:t>
+        <w:t xml:space="preserve"> config user.email “your email”</w:t>
       </w:r>
     </w:p>
     <w:p>
@@ -472,21 +567,21 @@
         <w:rPr>
           <w:rFonts w:ascii="Times New Roman" w:hAnsi="Times New Roman" w:cs="Times New Roman"/>
         </w:rPr>
-        <w:t xml:space="preserve">- lệnh </w:t>
+        <w:t xml:space="preserve">- </w:t>
       </w:r>
       <w:proofErr w:type="gramStart"/>
       <w:r>
         <w:rPr>
           <w:rFonts w:ascii="Times New Roman" w:hAnsi="Times New Roman" w:cs="Times New Roman"/>
         </w:rPr>
-        <w:t>commit :</w:t>
+        <w:t>lệnh</w:t>
       </w:r>
       <w:proofErr w:type="gramEnd"/>
       <w:r>
         <w:rPr>
           <w:rFonts w:ascii="Times New Roman" w:hAnsi="Times New Roman" w:cs="Times New Roman"/>
         </w:rPr>
-        <w:t xml:space="preserve">  $ </w:t>
+        <w:t xml:space="preserve"> commit :  $ </w:t>
       </w:r>
       <w:r>
         <w:rPr>
@@ -549,7 +644,21 @@
         <w:rPr>
           <w:rFonts w:ascii="Times New Roman" w:hAnsi="Times New Roman" w:cs="Times New Roman"/>
         </w:rPr>
-        <w:t xml:space="preserve">- lệnh branch:   $ git branch –M main </w:t>
+        <w:t xml:space="preserve">- </w:t>
+      </w:r>
+      <w:proofErr w:type="gramStart"/>
+      <w:r>
+        <w:rPr>
+          <w:rFonts w:ascii="Times New Roman" w:hAnsi="Times New Roman" w:cs="Times New Roman"/>
+        </w:rPr>
+        <w:t>lệnh</w:t>
+      </w:r>
+      <w:proofErr w:type="gramEnd"/>
+      <w:r>
+        <w:rPr>
+          <w:rFonts w:ascii="Times New Roman" w:hAnsi="Times New Roman" w:cs="Times New Roman"/>
+        </w:rPr>
+        <w:t xml:space="preserve"> branch:   $ git branch –M main </w:t>
       </w:r>
     </w:p>
     <w:p>
@@ -596,7 +705,21 @@
         <w:rPr>
           <w:rFonts w:ascii="Times New Roman" w:hAnsi="Times New Roman" w:cs="Times New Roman"/>
         </w:rPr>
-        <w:t xml:space="preserve">- lệnh </w:t>
+        <w:t xml:space="preserve">- </w:t>
+      </w:r>
+      <w:proofErr w:type="gramStart"/>
+      <w:r>
+        <w:rPr>
+          <w:rFonts w:ascii="Times New Roman" w:hAnsi="Times New Roman" w:cs="Times New Roman"/>
+        </w:rPr>
+        <w:t>lệnh</w:t>
+      </w:r>
+      <w:proofErr w:type="gramEnd"/>
+      <w:r>
+        <w:rPr>
+          <w:rFonts w:ascii="Times New Roman" w:hAnsi="Times New Roman" w:cs="Times New Roman"/>
+        </w:rPr>
+        <w:t xml:space="preserve"> </w:t>
       </w:r>
       <w:r>
         <w:rPr>
@@ -605,7 +728,7 @@
         </w:rPr>
         <w:t xml:space="preserve">git remote add origin </w:t>
       </w:r>
-      <w:hyperlink r:id="rId5" w:history="1">
+      <w:hyperlink r:id="rId6" w:history="1">
         <w:r>
           <w:rPr>
             <w:rStyle w:val="Hyperlink"/>
@@ -627,7 +750,7 @@
           <w:rFonts w:ascii="Times New Roman" w:eastAsia="Times New Roman" w:hAnsi="Times New Roman" w:cs="Times New Roman"/>
           <w:color w:val="1F2328"/>
         </w:rPr>
-        <w:t>xa( github</w:t>
+        <w:t>xa(</w:t>
       </w:r>
       <w:proofErr w:type="gramEnd"/>
       <w:r>
@@ -635,7 +758,7 @@
           <w:rFonts w:ascii="Times New Roman" w:eastAsia="Times New Roman" w:hAnsi="Times New Roman" w:cs="Times New Roman"/>
           <w:color w:val="1F2328"/>
         </w:rPr>
-        <w:t xml:space="preserve">) HOẶC pull mã nguồn từ kho github về máy </w:t>
+        <w:t xml:space="preserve"> github) HOẶC pull mã nguồn từ kho github về máy </w:t>
       </w:r>
       <w:r>
         <w:rPr>
@@ -682,7 +805,21 @@
         <w:rPr>
           <w:rFonts w:ascii="Times New Roman" w:hAnsi="Times New Roman" w:cs="Times New Roman"/>
         </w:rPr>
-        <w:t xml:space="preserve">- lệnh: </w:t>
+        <w:t xml:space="preserve">- </w:t>
+      </w:r>
+      <w:proofErr w:type="gramStart"/>
+      <w:r>
+        <w:rPr>
+          <w:rFonts w:ascii="Times New Roman" w:hAnsi="Times New Roman" w:cs="Times New Roman"/>
+        </w:rPr>
+        <w:t>lệnh</w:t>
+      </w:r>
+      <w:proofErr w:type="gramEnd"/>
+      <w:r>
+        <w:rPr>
+          <w:rFonts w:ascii="Times New Roman" w:hAnsi="Times New Roman" w:cs="Times New Roman"/>
+        </w:rPr>
+        <w:t xml:space="preserve">: </w:t>
       </w:r>
       <w:r>
         <w:rPr>
@@ -724,7 +861,23 @@
           <w:color w:val="1F2328"/>
         </w:rPr>
         <w:tab/>
-        <w:t>+ git push để</w:t>
+        <w:t xml:space="preserve">+ </w:t>
+      </w:r>
+      <w:proofErr w:type="gramStart"/>
+      <w:r>
+        <w:rPr>
+          <w:rFonts w:ascii="Times New Roman" w:eastAsia="Times New Roman" w:hAnsi="Times New Roman" w:cs="Times New Roman"/>
+          <w:color w:val="1F2328"/>
+        </w:rPr>
+        <w:t>git</w:t>
+      </w:r>
+      <w:proofErr w:type="gramEnd"/>
+      <w:r>
+        <w:rPr>
+          <w:rFonts w:ascii="Times New Roman" w:eastAsia="Times New Roman" w:hAnsi="Times New Roman" w:cs="Times New Roman"/>
+          <w:color w:val="1F2328"/>
+        </w:rPr>
+        <w:t xml:space="preserve"> push để</w:t>
       </w:r>
       <w:r>
         <w:rPr>
@@ -1030,7 +1183,21 @@
         <w:rPr>
           <w:rFonts w:ascii="Times New Roman" w:hAnsi="Times New Roman" w:cs="Times New Roman"/>
         </w:rPr>
-        <w:t>- lệnh git status:</w:t>
+        <w:t xml:space="preserve">- </w:t>
+      </w:r>
+      <w:proofErr w:type="gramStart"/>
+      <w:r>
+        <w:rPr>
+          <w:rFonts w:ascii="Times New Roman" w:hAnsi="Times New Roman" w:cs="Times New Roman"/>
+        </w:rPr>
+        <w:t>lệnh</w:t>
+      </w:r>
+      <w:proofErr w:type="gramEnd"/>
+      <w:r>
+        <w:rPr>
+          <w:rFonts w:ascii="Times New Roman" w:hAnsi="Times New Roman" w:cs="Times New Roman"/>
+        </w:rPr>
+        <w:t xml:space="preserve"> git status:</w:t>
       </w:r>
     </w:p>
     <w:p>
@@ -1463,6 +1630,7 @@
       <w:r>
         <w:rPr>
           <w:b/>
+          <w:noProof/>
           <w:sz w:val="28"/>
         </w:rPr>
         <w:drawing>
@@ -1481,7 +1649,7 @@
                     <pic:cNvPicPr/>
                   </pic:nvPicPr>
                   <pic:blipFill>
-                    <a:blip r:embed="rId6"/>
+                    <a:blip r:embed="rId7"/>
                     <a:stretch>
                       <a:fillRect/>
                     </a:stretch>
@@ -1506,8 +1674,6 @@
           </wp:inline>
         </w:drawing>
       </w:r>
-      <w:bookmarkStart w:id="0" w:name="_GoBack"/>
-      <w:bookmarkEnd w:id="0"/>
     </w:p>
     <w:p>
       <w:pPr>
@@ -1741,7 +1907,6 @@
           <w:rFonts w:ascii="Times New Roman" w:eastAsia="Times New Roman" w:hAnsi="Times New Roman" w:cs="Times New Roman"/>
           <w:noProof/>
           <w:color w:val="1F2328"/>
-          <w:lang w:eastAsia="en-US"/>
         </w:rPr>
         <w:lastRenderedPageBreak/>
         <w:drawing>
@@ -1762,7 +1927,7 @@
                     </pic:cNvPicPr>
                   </pic:nvPicPr>
                   <pic:blipFill>
-                    <a:blip r:embed="rId7" cstate="print">
+                    <a:blip r:embed="rId8" cstate="print">
                       <a:extLst>
                         <a:ext uri="{28A0092B-C50C-407E-A947-70E740481C1C}">
                           <a14:useLocalDpi xmlns:a14="http://schemas.microsoft.com/office/drawing/2010/main" val="0"/>
@@ -1819,11 +1984,33 @@
           <w:rFonts w:ascii="Times New Roman" w:hAnsi="Times New Roman" w:cs="Times New Roman"/>
         </w:rPr>
       </w:pPr>
-      <w:r>
-        <w:rPr>
-          <w:rFonts w:ascii="Times New Roman" w:hAnsi="Times New Roman" w:cs="Times New Roman"/>
-        </w:rPr>
-        <w:t xml:space="preserve">dự án tôi gồm 3 người. mỗi người làm 1 chức năng. Tôi đã commit c1 c2 c3 vô nhánh main để làm code cơ sở cho từng người phát triển dựa vào đó. Lúc </w:t>
+      <w:proofErr w:type="gramStart"/>
+      <w:r>
+        <w:rPr>
+          <w:rFonts w:ascii="Times New Roman" w:hAnsi="Times New Roman" w:cs="Times New Roman"/>
+        </w:rPr>
+        <w:t>dự</w:t>
+      </w:r>
+      <w:proofErr w:type="gramEnd"/>
+      <w:r>
+        <w:rPr>
+          <w:rFonts w:ascii="Times New Roman" w:hAnsi="Times New Roman" w:cs="Times New Roman"/>
+        </w:rPr>
+        <w:t xml:space="preserve"> án tôi gồm 3 người. </w:t>
+      </w:r>
+      <w:proofErr w:type="gramStart"/>
+      <w:r>
+        <w:rPr>
+          <w:rFonts w:ascii="Times New Roman" w:hAnsi="Times New Roman" w:cs="Times New Roman"/>
+        </w:rPr>
+        <w:t>mỗi</w:t>
+      </w:r>
+      <w:proofErr w:type="gramEnd"/>
+      <w:r>
+        <w:rPr>
+          <w:rFonts w:ascii="Times New Roman" w:hAnsi="Times New Roman" w:cs="Times New Roman"/>
+        </w:rPr>
+        <w:t xml:space="preserve"> người làm 1 chức năng. Tôi đã commit c1 c2 c3 vô nhánh main để làm code cơ sở cho từng người phát triển dựa vào đó. Lúc </w:t>
       </w:r>
       <w:proofErr w:type="gramStart"/>
       <w:r>
@@ -1869,7 +2056,21 @@
         <w:rPr>
           <w:rFonts w:ascii="Times New Roman" w:hAnsi="Times New Roman" w:cs="Times New Roman"/>
         </w:rPr>
-        <w:t xml:space="preserve">1. Tôi là người chủ kho github thì tôi có cần thiết phải tạo nhánh b1 không hay chỉ việc commit trực tiếp vào main còn 2 người kia tạo nhánh của họ thôi? </w:t>
+        <w:t xml:space="preserve">1. Tôi là người chủ kho github thì tôi có cần thiết phải tạo nhánh b1 không hay chỉ việc commit trực tiếp vào main còn 2 người </w:t>
+      </w:r>
+      <w:proofErr w:type="gramStart"/>
+      <w:r>
+        <w:rPr>
+          <w:rFonts w:ascii="Times New Roman" w:hAnsi="Times New Roman" w:cs="Times New Roman"/>
+        </w:rPr>
+        <w:t>kia</w:t>
+      </w:r>
+      <w:proofErr w:type="gramEnd"/>
+      <w:r>
+        <w:rPr>
+          <w:rFonts w:ascii="Times New Roman" w:hAnsi="Times New Roman" w:cs="Times New Roman"/>
+        </w:rPr>
+        <w:t xml:space="preserve"> tạo nhánh của họ thôi? </w:t>
       </w:r>
     </w:p>
     <w:p>
@@ -1901,7 +2102,21 @@
         <w:rPr>
           <w:rFonts w:ascii="Times New Roman" w:hAnsi="Times New Roman" w:cs="Times New Roman"/>
         </w:rPr>
-        <w:t xml:space="preserve">2. Cách tạo branch và chuyển sang nhánh đó như thế nào để commit cho các lần tiếp theo? </w:t>
+        <w:t xml:space="preserve">2. Cách tạo branch và chuyển sang nhánh đó như thế nào để commit cho các lần tiếp </w:t>
+      </w:r>
+      <w:proofErr w:type="gramStart"/>
+      <w:r>
+        <w:rPr>
+          <w:rFonts w:ascii="Times New Roman" w:hAnsi="Times New Roman" w:cs="Times New Roman"/>
+        </w:rPr>
+        <w:t>theo</w:t>
+      </w:r>
+      <w:proofErr w:type="gramEnd"/>
+      <w:r>
+        <w:rPr>
+          <w:rFonts w:ascii="Times New Roman" w:hAnsi="Times New Roman" w:cs="Times New Roman"/>
+        </w:rPr>
+        <w:t xml:space="preserve">? </w:t>
       </w:r>
     </w:p>
     <w:p>
@@ -1933,16 +2148,22 @@
         <w:rPr>
           <w:rFonts w:ascii="Times New Roman" w:hAnsi="Times New Roman" w:cs="Times New Roman"/>
         </w:rPr>
-        <w:t xml:space="preserve">3. Người 2 có cần clone source code từ github tại commit 3 (c3) rồi mới tạo nhánh mới không? và làm sao để biết mình đang tạo nhánh từ commit nào của nhánh </w:t>
+        <w:t xml:space="preserve">3. Người 2 có cần clone source code từ github tại commit 3 (c3) rồi mới tạo nhánh mới không? </w:t>
       </w:r>
       <w:proofErr w:type="gramStart"/>
       <w:r>
         <w:rPr>
           <w:rFonts w:ascii="Times New Roman" w:hAnsi="Times New Roman" w:cs="Times New Roman"/>
         </w:rPr>
-        <w:t>main ?</w:t>
+        <w:t>và</w:t>
       </w:r>
       <w:proofErr w:type="gramEnd"/>
+      <w:r>
+        <w:rPr>
+          <w:rFonts w:ascii="Times New Roman" w:hAnsi="Times New Roman" w:cs="Times New Roman"/>
+        </w:rPr>
+        <w:t xml:space="preserve"> làm sao để biết mình đang tạo nhánh từ commit nào của nhánh main ?</w:t>
+      </w:r>
     </w:p>
     <w:p>
       <w:pPr>
@@ -2176,7 +2397,21 @@
         <w:rPr>
           <w:rFonts w:ascii="Times New Roman" w:eastAsia="Times New Roman" w:hAnsi="Times New Roman" w:cs="Times New Roman"/>
         </w:rPr>
-        <w:t xml:space="preserve"> hay không phụ thuộc vào cách quản lý dự án của nhóm. Tuy nhiên, </w:t>
+        <w:t xml:space="preserve"> hay không phụ thuộc vào cách quản lý dự </w:t>
+      </w:r>
+      <w:proofErr w:type="gramStart"/>
+      <w:r>
+        <w:rPr>
+          <w:rFonts w:ascii="Times New Roman" w:eastAsia="Times New Roman" w:hAnsi="Times New Roman" w:cs="Times New Roman"/>
+        </w:rPr>
+        <w:t>án</w:t>
+      </w:r>
+      <w:proofErr w:type="gramEnd"/>
+      <w:r>
+        <w:rPr>
+          <w:rFonts w:ascii="Times New Roman" w:eastAsia="Times New Roman" w:hAnsi="Times New Roman" w:cs="Times New Roman"/>
+        </w:rPr>
+        <w:t xml:space="preserve"> của nhóm. Tuy nhiên, </w:t>
       </w:r>
       <w:r>
         <w:rPr>
@@ -2242,7 +2477,21 @@
         <w:rPr>
           <w:rFonts w:ascii="Times New Roman" w:eastAsia="Times New Roman" w:hAnsi="Times New Roman" w:cs="Times New Roman"/>
         </w:rPr>
-        <w:t>, rất dễ gây ra lỗi trong mã chung của dự án.</w:t>
+        <w:t xml:space="preserve">, rất dễ gây ra lỗi trong mã </w:t>
+      </w:r>
+      <w:proofErr w:type="gramStart"/>
+      <w:r>
+        <w:rPr>
+          <w:rFonts w:ascii="Times New Roman" w:eastAsia="Times New Roman" w:hAnsi="Times New Roman" w:cs="Times New Roman"/>
+        </w:rPr>
+        <w:t>chung</w:t>
+      </w:r>
+      <w:proofErr w:type="gramEnd"/>
+      <w:r>
+        <w:rPr>
+          <w:rFonts w:ascii="Times New Roman" w:eastAsia="Times New Roman" w:hAnsi="Times New Roman" w:cs="Times New Roman"/>
+        </w:rPr>
+        <w:t xml:space="preserve"> của dự án.</w:t>
       </w:r>
     </w:p>
     <w:p>
@@ -2367,8 +2616,18 @@
           <w:b/>
           <w:bCs/>
         </w:rPr>
-        <w:t>Cách tạo branch và chuyển sang branch để commit lần tiếp theo</w:t>
-      </w:r>
+        <w:t xml:space="preserve">Cách tạo branch và chuyển sang branch để commit lần tiếp </w:t>
+      </w:r>
+      <w:proofErr w:type="gramStart"/>
+      <w:r>
+        <w:rPr>
+          <w:rFonts w:ascii="Times New Roman" w:eastAsia="Times New Roman" w:hAnsi="Times New Roman" w:cs="Times New Roman"/>
+          <w:b/>
+          <w:bCs/>
+        </w:rPr>
+        <w:t>theo</w:t>
+      </w:r>
+      <w:proofErr w:type="gramEnd"/>
     </w:p>
     <w:p>
       <w:pPr>
@@ -2441,11 +2700,46 @@
           <w:rFonts w:ascii="Times New Roman" w:eastAsia="Times New Roman" w:hAnsi="Times New Roman" w:cs="Times New Roman"/>
         </w:rPr>
       </w:pPr>
-      <w:r>
-        <w:rPr>
-          <w:rFonts w:ascii="Times New Roman" w:eastAsia="Times New Roman" w:hAnsi="Times New Roman" w:cs="Times New Roman"/>
-        </w:rPr>
-        <w:t>bash</w:t>
+      <w:proofErr w:type="gramStart"/>
+      <w:r>
+        <w:rPr>
+          <w:rFonts w:ascii="Times New Roman" w:eastAsia="Times New Roman" w:hAnsi="Times New Roman" w:cs="Times New Roman"/>
+        </w:rPr>
+        <w:t>git</w:t>
+      </w:r>
+      <w:proofErr w:type="gramEnd"/>
+      <w:r>
+        <w:rPr>
+          <w:rFonts w:ascii="Times New Roman" w:eastAsia="Times New Roman" w:hAnsi="Times New Roman" w:cs="Times New Roman"/>
+        </w:rPr>
+        <w:t xml:space="preserve"> checkout -b &lt;tên-nhánh&gt;</w:t>
+      </w:r>
+    </w:p>
+    <w:p>
+      <w:pPr>
+        <w:spacing w:before="100" w:beforeAutospacing="1" w:after="100" w:afterAutospacing="1" w:line="240" w:lineRule="auto"/>
+        <w:ind w:left="720"/>
+        <w:rPr>
+          <w:rFonts w:ascii="Times New Roman" w:eastAsia="Times New Roman" w:hAnsi="Times New Roman" w:cs="Times New Roman"/>
+        </w:rPr>
+      </w:pPr>
+      <w:r>
+        <w:rPr>
+          <w:rFonts w:ascii="Times New Roman" w:eastAsia="Times New Roman" w:hAnsi="Times New Roman" w:cs="Times New Roman"/>
+        </w:rPr>
+        <w:t xml:space="preserve">Ví dụ, để tạo nhánh </w:t>
+      </w:r>
+      <w:r>
+        <w:rPr>
+          <w:rFonts w:ascii="Times New Roman" w:eastAsia="Times New Roman" w:hAnsi="Times New Roman" w:cs="Times New Roman"/>
+        </w:rPr>
+        <w:t>b1</w:t>
+      </w:r>
+      <w:r>
+        <w:rPr>
+          <w:rFonts w:ascii="Times New Roman" w:eastAsia="Times New Roman" w:hAnsi="Times New Roman" w:cs="Times New Roman"/>
+        </w:rPr>
+        <w:t>:</w:t>
       </w:r>
     </w:p>
     <w:p>
@@ -2474,11 +2768,45 @@
           <w:rFonts w:ascii="Times New Roman" w:eastAsia="Times New Roman" w:hAnsi="Times New Roman" w:cs="Times New Roman"/>
         </w:rPr>
       </w:pPr>
-      <w:r>
-        <w:rPr>
-          <w:rFonts w:ascii="Times New Roman" w:eastAsia="Times New Roman" w:hAnsi="Times New Roman" w:cs="Times New Roman"/>
-        </w:rPr>
-        <w:t>Sao chép mã</w:t>
+      <w:proofErr w:type="gramStart"/>
+      <w:r>
+        <w:rPr>
+          <w:rFonts w:ascii="Times New Roman" w:eastAsia="Times New Roman" w:hAnsi="Times New Roman" w:cs="Times New Roman"/>
+        </w:rPr>
+        <w:t>git</w:t>
+      </w:r>
+      <w:proofErr w:type="gramEnd"/>
+      <w:r>
+        <w:rPr>
+          <w:rFonts w:ascii="Times New Roman" w:eastAsia="Times New Roman" w:hAnsi="Times New Roman" w:cs="Times New Roman"/>
+        </w:rPr>
+        <w:t xml:space="preserve"> checkout -b b1</w:t>
+      </w:r>
+    </w:p>
+    <w:p>
+      <w:pPr>
+        <w:numPr>
+          <w:ilvl w:val="0"/>
+          <w:numId w:val="3"/>
+        </w:numPr>
+        <w:spacing w:before="100" w:beforeAutospacing="1" w:after="100" w:afterAutospacing="1" w:line="240" w:lineRule="auto"/>
+        <w:rPr>
+          <w:rFonts w:ascii="Times New Roman" w:eastAsia="Times New Roman" w:hAnsi="Times New Roman" w:cs="Times New Roman"/>
+        </w:rPr>
+      </w:pPr>
+      <w:r>
+        <w:rPr>
+          <w:rFonts w:ascii="Times New Roman" w:eastAsia="Times New Roman" w:hAnsi="Times New Roman" w:cs="Times New Roman"/>
+          <w:b/>
+          <w:bCs/>
+        </w:rPr>
+        <w:t>Kiểm tra nhánh hiện tại</w:t>
+      </w:r>
+      <w:r>
+        <w:rPr>
+          <w:rFonts w:ascii="Times New Roman" w:eastAsia="Times New Roman" w:hAnsi="Times New Roman" w:cs="Times New Roman"/>
+        </w:rPr>
+        <w:t>: Sau khi tạo nhánh, bạn đã tự động chuyển sang nhánh đó. Để kiểm tra nhánh hiện tại, dùng:</w:t>
       </w:r>
     </w:p>
     <w:p>
@@ -2507,26 +2835,45 @@
           <w:rFonts w:ascii="Times New Roman" w:eastAsia="Times New Roman" w:hAnsi="Times New Roman" w:cs="Times New Roman"/>
         </w:rPr>
       </w:pPr>
-      <w:r>
-        <w:rPr>
-          <w:rFonts w:ascii="Times New Roman" w:eastAsia="Times New Roman" w:hAnsi="Times New Roman" w:cs="Times New Roman"/>
-        </w:rPr>
-        <w:t>git checkout -b &lt;tên-nhánh&gt;</w:t>
-      </w:r>
-    </w:p>
-    <w:p>
-      <w:pPr>
+      <w:proofErr w:type="gramStart"/>
+      <w:r>
+        <w:rPr>
+          <w:rFonts w:ascii="Times New Roman" w:eastAsia="Times New Roman" w:hAnsi="Times New Roman" w:cs="Times New Roman"/>
+        </w:rPr>
+        <w:t>git</w:t>
+      </w:r>
+      <w:proofErr w:type="gramEnd"/>
+      <w:r>
+        <w:rPr>
+          <w:rFonts w:ascii="Times New Roman" w:eastAsia="Times New Roman" w:hAnsi="Times New Roman" w:cs="Times New Roman"/>
+        </w:rPr>
+        <w:t xml:space="preserve"> branch</w:t>
+      </w:r>
+    </w:p>
+    <w:p>
+      <w:pPr>
+        <w:numPr>
+          <w:ilvl w:val="0"/>
+          <w:numId w:val="3"/>
+        </w:numPr>
         <w:spacing w:before="100" w:beforeAutospacing="1" w:after="100" w:afterAutospacing="1" w:line="240" w:lineRule="auto"/>
-        <w:ind w:left="720"/>
-        <w:rPr>
-          <w:rFonts w:ascii="Times New Roman" w:eastAsia="Times New Roman" w:hAnsi="Times New Roman" w:cs="Times New Roman"/>
-        </w:rPr>
-      </w:pPr>
-      <w:r>
-        <w:rPr>
-          <w:rFonts w:ascii="Times New Roman" w:eastAsia="Times New Roman" w:hAnsi="Times New Roman" w:cs="Times New Roman"/>
-        </w:rPr>
-        <w:t xml:space="preserve">Ví dụ, để tạo nhánh </w:t>
+        <w:rPr>
+          <w:rFonts w:ascii="Times New Roman" w:eastAsia="Times New Roman" w:hAnsi="Times New Roman" w:cs="Times New Roman"/>
+        </w:rPr>
+      </w:pPr>
+      <w:r>
+        <w:rPr>
+          <w:rFonts w:ascii="Times New Roman" w:eastAsia="Times New Roman" w:hAnsi="Times New Roman" w:cs="Times New Roman"/>
+          <w:b/>
+          <w:bCs/>
+        </w:rPr>
+        <w:t>Commit trên nhánh mới</w:t>
+      </w:r>
+      <w:r>
+        <w:rPr>
+          <w:rFonts w:ascii="Times New Roman" w:eastAsia="Times New Roman" w:hAnsi="Times New Roman" w:cs="Times New Roman"/>
+        </w:rPr>
+        <w:t xml:space="preserve">: Sau khi đã ở nhánh mới (như </w:t>
       </w:r>
       <w:r>
         <w:rPr>
@@ -2538,7 +2885,7 @@
         <w:rPr>
           <w:rFonts w:ascii="Times New Roman" w:eastAsia="Times New Roman" w:hAnsi="Times New Roman" w:cs="Times New Roman"/>
         </w:rPr>
-        <w:t>:</w:t>
+        <w:t>), bạn có thể commit những thay đổi của mình như bình thường:</w:t>
       </w:r>
     </w:p>
     <w:p>
@@ -2567,11 +2914,19 @@
           <w:rFonts w:ascii="Times New Roman" w:eastAsia="Times New Roman" w:hAnsi="Times New Roman" w:cs="Times New Roman"/>
         </w:rPr>
       </w:pPr>
-      <w:r>
-        <w:rPr>
-          <w:rFonts w:ascii="Times New Roman" w:eastAsia="Times New Roman" w:hAnsi="Times New Roman" w:cs="Times New Roman"/>
-        </w:rPr>
-        <w:t>bash</w:t>
+      <w:proofErr w:type="gramStart"/>
+      <w:r>
+        <w:rPr>
+          <w:rFonts w:ascii="Times New Roman" w:eastAsia="Times New Roman" w:hAnsi="Times New Roman" w:cs="Times New Roman"/>
+        </w:rPr>
+        <w:t>git</w:t>
+      </w:r>
+      <w:proofErr w:type="gramEnd"/>
+      <w:r>
+        <w:rPr>
+          <w:rFonts w:ascii="Times New Roman" w:eastAsia="Times New Roman" w:hAnsi="Times New Roman" w:cs="Times New Roman"/>
+        </w:rPr>
+        <w:t xml:space="preserve"> add .</w:t>
       </w:r>
     </w:p>
     <w:p>
@@ -2600,11 +2955,142 @@
           <w:rFonts w:ascii="Times New Roman" w:eastAsia="Times New Roman" w:hAnsi="Times New Roman" w:cs="Times New Roman"/>
         </w:rPr>
       </w:pPr>
-      <w:r>
-        <w:rPr>
-          <w:rFonts w:ascii="Times New Roman" w:eastAsia="Times New Roman" w:hAnsi="Times New Roman" w:cs="Times New Roman"/>
-        </w:rPr>
-        <w:t>Sao chép mã</w:t>
+      <w:proofErr w:type="gramStart"/>
+      <w:r>
+        <w:rPr>
+          <w:rFonts w:ascii="Times New Roman" w:eastAsia="Times New Roman" w:hAnsi="Times New Roman" w:cs="Times New Roman"/>
+        </w:rPr>
+        <w:t>git</w:t>
+      </w:r>
+      <w:proofErr w:type="gramEnd"/>
+      <w:r>
+        <w:rPr>
+          <w:rFonts w:ascii="Times New Roman" w:eastAsia="Times New Roman" w:hAnsi="Times New Roman" w:cs="Times New Roman"/>
+        </w:rPr>
+        <w:t xml:space="preserve"> commit -m "Miêu tả commit của bạn"</w:t>
+      </w:r>
+    </w:p>
+    <w:p>
+      <w:pPr>
+        <w:spacing w:before="100" w:beforeAutospacing="1" w:after="100" w:afterAutospacing="1" w:line="240" w:lineRule="auto"/>
+        <w:outlineLvl w:val="2"/>
+        <w:rPr>
+          <w:rFonts w:ascii="Times New Roman" w:eastAsia="Times New Roman" w:hAnsi="Times New Roman" w:cs="Times New Roman"/>
+          <w:b/>
+          <w:bCs/>
+        </w:rPr>
+      </w:pPr>
+      <w:r>
+        <w:rPr>
+          <w:rFonts w:ascii="Times New Roman" w:eastAsia="Times New Roman" w:hAnsi="Times New Roman" w:cs="Times New Roman"/>
+          <w:b/>
+          <w:bCs/>
+        </w:rPr>
+        <w:t xml:space="preserve">3. </w:t>
+      </w:r>
+      <w:r>
+        <w:rPr>
+          <w:rFonts w:ascii="Times New Roman" w:eastAsia="Times New Roman" w:hAnsi="Times New Roman" w:cs="Times New Roman"/>
+          <w:b/>
+          <w:bCs/>
+        </w:rPr>
+        <w:t>Người 2 có cần clone source từ commit C3 để tạo nhánh không?</w:t>
+      </w:r>
+    </w:p>
+    <w:p>
+      <w:pPr>
+        <w:numPr>
+          <w:ilvl w:val="0"/>
+          <w:numId w:val="4"/>
+        </w:numPr>
+        <w:spacing w:before="100" w:beforeAutospacing="1" w:after="100" w:afterAutospacing="1" w:line="240" w:lineRule="auto"/>
+        <w:rPr>
+          <w:rFonts w:ascii="Times New Roman" w:eastAsia="Times New Roman" w:hAnsi="Times New Roman" w:cs="Times New Roman"/>
+        </w:rPr>
+      </w:pPr>
+      <w:r>
+        <w:rPr>
+          <w:rFonts w:ascii="Times New Roman" w:eastAsia="Times New Roman" w:hAnsi="Times New Roman" w:cs="Times New Roman"/>
+        </w:rPr>
+        <w:t xml:space="preserve">Người 2 </w:t>
+      </w:r>
+      <w:r>
+        <w:rPr>
+          <w:rFonts w:ascii="Times New Roman" w:eastAsia="Times New Roman" w:hAnsi="Times New Roman" w:cs="Times New Roman"/>
+          <w:b/>
+          <w:bCs/>
+        </w:rPr>
+        <w:t>không cần phải clone lại từ đầu</w:t>
+      </w:r>
+      <w:r>
+        <w:rPr>
+          <w:rFonts w:ascii="Times New Roman" w:eastAsia="Times New Roman" w:hAnsi="Times New Roman" w:cs="Times New Roman"/>
+        </w:rPr>
+        <w:t xml:space="preserve">. Sau khi người 2 đã clone repository lần đầu tiên, họ chỉ cần thực hiện các bước sau để đảm bảo họ bắt đầu từ commit C3 của nhánh </w:t>
+      </w:r>
+      <w:r>
+        <w:rPr>
+          <w:rFonts w:ascii="Times New Roman" w:eastAsia="Times New Roman" w:hAnsi="Times New Roman" w:cs="Times New Roman"/>
+        </w:rPr>
+        <w:t>main</w:t>
+      </w:r>
+      <w:r>
+        <w:rPr>
+          <w:rFonts w:ascii="Times New Roman" w:eastAsia="Times New Roman" w:hAnsi="Times New Roman" w:cs="Times New Roman"/>
+        </w:rPr>
+        <w:t>:</w:t>
+      </w:r>
+    </w:p>
+    <w:p>
+      <w:pPr>
+        <w:numPr>
+          <w:ilvl w:val="0"/>
+          <w:numId w:val="5"/>
+        </w:numPr>
+        <w:spacing w:before="100" w:beforeAutospacing="1" w:after="100" w:afterAutospacing="1" w:line="240" w:lineRule="auto"/>
+        <w:rPr>
+          <w:rFonts w:ascii="Times New Roman" w:eastAsia="Times New Roman" w:hAnsi="Times New Roman" w:cs="Times New Roman"/>
+        </w:rPr>
+      </w:pPr>
+      <w:r>
+        <w:rPr>
+          <w:rFonts w:ascii="Times New Roman" w:eastAsia="Times New Roman" w:hAnsi="Times New Roman" w:cs="Times New Roman"/>
+          <w:b/>
+          <w:bCs/>
+        </w:rPr>
+        <w:t>Đảm bảo có commit mới nhất từ remote (nhánh main)</w:t>
+      </w:r>
+      <w:r>
+        <w:rPr>
+          <w:rFonts w:ascii="Times New Roman" w:eastAsia="Times New Roman" w:hAnsi="Times New Roman" w:cs="Times New Roman"/>
+        </w:rPr>
+        <w:t xml:space="preserve">: Người 2 có thể dùng lệnh </w:t>
+      </w:r>
+      <w:r>
+        <w:rPr>
+          <w:rFonts w:ascii="Times New Roman" w:eastAsia="Times New Roman" w:hAnsi="Times New Roman" w:cs="Times New Roman"/>
+        </w:rPr>
+        <w:t>git fetch</w:t>
+      </w:r>
+      <w:r>
+        <w:rPr>
+          <w:rFonts w:ascii="Times New Roman" w:eastAsia="Times New Roman" w:hAnsi="Times New Roman" w:cs="Times New Roman"/>
+        </w:rPr>
+        <w:t xml:space="preserve"> để cập nhật các commit mới nhất từ kho </w:t>
+      </w:r>
+      <w:r>
+        <w:rPr>
+          <w:rFonts w:ascii="Times New Roman" w:eastAsia="Times New Roman" w:hAnsi="Times New Roman" w:cs="Times New Roman"/>
+          <w:b/>
+          <w:bCs/>
+        </w:rPr>
+        <w:t>remote</w:t>
+      </w:r>
+      <w:r>
+        <w:rPr>
+          <w:rFonts w:ascii="Times New Roman" w:eastAsia="Times New Roman" w:hAnsi="Times New Roman" w:cs="Times New Roman"/>
+        </w:rPr>
+        <w:t xml:space="preserve"> mà chưa áp dụng chúng vào nhánh local.</w:t>
       </w:r>
     </w:p>
     <w:p>
@@ -2637,33 +3123,48 @@
         <w:rPr>
           <w:rFonts w:ascii="Times New Roman" w:eastAsia="Times New Roman" w:hAnsi="Times New Roman" w:cs="Times New Roman"/>
         </w:rPr>
-        <w:t>git checkout -b b1</w:t>
-      </w:r>
-    </w:p>
-    <w:p>
-      <w:pPr>
-        <w:numPr>
-          <w:ilvl w:val="0"/>
-          <w:numId w:val="3"/>
-        </w:numPr>
+        <w:tab/>
+      </w:r>
+      <w:proofErr w:type="gramStart"/>
+      <w:r>
+        <w:rPr>
+          <w:rFonts w:ascii="Times New Roman" w:eastAsia="Times New Roman" w:hAnsi="Times New Roman" w:cs="Times New Roman"/>
+        </w:rPr>
+        <w:t>git</w:t>
+      </w:r>
+      <w:proofErr w:type="gramEnd"/>
+      <w:r>
+        <w:rPr>
+          <w:rFonts w:ascii="Times New Roman" w:eastAsia="Times New Roman" w:hAnsi="Times New Roman" w:cs="Times New Roman"/>
+        </w:rPr>
+        <w:t xml:space="preserve"> fetch origin</w:t>
+      </w:r>
+    </w:p>
+    <w:p>
+      <w:pPr>
         <w:spacing w:before="100" w:beforeAutospacing="1" w:after="100" w:afterAutospacing="1" w:line="240" w:lineRule="auto"/>
-        <w:rPr>
-          <w:rFonts w:ascii="Times New Roman" w:eastAsia="Times New Roman" w:hAnsi="Times New Roman" w:cs="Times New Roman"/>
-        </w:rPr>
-      </w:pPr>
-      <w:r>
-        <w:rPr>
-          <w:rFonts w:ascii="Times New Roman" w:eastAsia="Times New Roman" w:hAnsi="Times New Roman" w:cs="Times New Roman"/>
-          <w:b/>
-          <w:bCs/>
-        </w:rPr>
-        <w:t>Kiểm tra nhánh hiện tại</w:t>
-      </w:r>
-      <w:r>
-        <w:rPr>
-          <w:rFonts w:ascii="Times New Roman" w:eastAsia="Times New Roman" w:hAnsi="Times New Roman" w:cs="Times New Roman"/>
-        </w:rPr>
-        <w:t>: Sau khi tạo nhánh, bạn đã tự động chuyển sang nhánh đó. Để kiểm tra nhánh hiện tại, dùng:</w:t>
+        <w:ind w:left="720"/>
+        <w:rPr>
+          <w:rFonts w:ascii="Times New Roman" w:eastAsia="Times New Roman" w:hAnsi="Times New Roman" w:cs="Times New Roman"/>
+        </w:rPr>
+      </w:pPr>
+      <w:r>
+        <w:rPr>
+          <w:rFonts w:ascii="Times New Roman" w:eastAsia="Times New Roman" w:hAnsi="Times New Roman" w:cs="Times New Roman"/>
+        </w:rPr>
+        <w:t xml:space="preserve">Sau đó chuyển sang nhánh </w:t>
+      </w:r>
+      <w:r>
+        <w:rPr>
+          <w:rFonts w:ascii="Times New Roman" w:eastAsia="Times New Roman" w:hAnsi="Times New Roman" w:cs="Times New Roman"/>
+        </w:rPr>
+        <w:t>main</w:t>
+      </w:r>
+      <w:r>
+        <w:rPr>
+          <w:rFonts w:ascii="Times New Roman" w:eastAsia="Times New Roman" w:hAnsi="Times New Roman" w:cs="Times New Roman"/>
+        </w:rPr>
+        <w:t xml:space="preserve"> và kéo các thay đổi mới nhất về:</w:t>
       </w:r>
     </w:p>
     <w:p>
@@ -2696,7 +3197,21 @@
         <w:rPr>
           <w:rFonts w:ascii="Times New Roman" w:eastAsia="Times New Roman" w:hAnsi="Times New Roman" w:cs="Times New Roman"/>
         </w:rPr>
-        <w:t>bash</w:t>
+        <w:tab/>
+      </w:r>
+      <w:proofErr w:type="gramStart"/>
+      <w:r>
+        <w:rPr>
+          <w:rFonts w:ascii="Times New Roman" w:eastAsia="Times New Roman" w:hAnsi="Times New Roman" w:cs="Times New Roman"/>
+        </w:rPr>
+        <w:t>git</w:t>
+      </w:r>
+      <w:proofErr w:type="gramEnd"/>
+      <w:r>
+        <w:rPr>
+          <w:rFonts w:ascii="Times New Roman" w:eastAsia="Times New Roman" w:hAnsi="Times New Roman" w:cs="Times New Roman"/>
+        </w:rPr>
+        <w:t xml:space="preserve"> checkout main</w:t>
       </w:r>
     </w:p>
     <w:p>
@@ -2729,7 +3244,40 @@
         <w:rPr>
           <w:rFonts w:ascii="Times New Roman" w:eastAsia="Times New Roman" w:hAnsi="Times New Roman" w:cs="Times New Roman"/>
         </w:rPr>
-        <w:t>Sao chép mã</w:t>
+        <w:tab/>
+      </w:r>
+      <w:proofErr w:type="gramStart"/>
+      <w:r>
+        <w:rPr>
+          <w:rFonts w:ascii="Times New Roman" w:eastAsia="Times New Roman" w:hAnsi="Times New Roman" w:cs="Times New Roman"/>
+        </w:rPr>
+        <w:t>git</w:t>
+      </w:r>
+      <w:proofErr w:type="gramEnd"/>
+      <w:r>
+        <w:rPr>
+          <w:rFonts w:ascii="Times New Roman" w:eastAsia="Times New Roman" w:hAnsi="Times New Roman" w:cs="Times New Roman"/>
+        </w:rPr>
+        <w:t xml:space="preserve"> pull origin main</w:t>
+      </w:r>
+      <w:r>
+        <w:rPr>
+          <w:rFonts w:ascii="Times New Roman" w:eastAsia="Times New Roman" w:hAnsi="Times New Roman" w:cs="Times New Roman"/>
+        </w:rPr>
+        <w:br/>
+      </w:r>
+      <w:r>
+        <w:rPr>
+          <w:rFonts w:ascii="Times New Roman" w:eastAsia="Times New Roman" w:hAnsi="Times New Roman" w:cs="Times New Roman"/>
+        </w:rPr>
+        <w:br/>
+      </w:r>
+      <w:r>
+        <w:rPr>
+          <w:rFonts w:ascii="Times New Roman" w:eastAsia="Times New Roman" w:hAnsi="Times New Roman" w:cs="Times New Roman"/>
+        </w:rPr>
+        <w:br/>
+        <w:t>* Nếu muốn tạo nhánh từ commit C2 thì làm như sau :</w:t>
       </w:r>
     </w:p>
     <w:p>
@@ -2762,45 +3310,24 @@
         <w:rPr>
           <w:rFonts w:ascii="Times New Roman" w:eastAsia="Times New Roman" w:hAnsi="Times New Roman" w:cs="Times New Roman"/>
         </w:rPr>
-        <w:t>git branch</w:t>
-      </w:r>
-    </w:p>
-    <w:p>
-      <w:pPr>
-        <w:numPr>
-          <w:ilvl w:val="0"/>
-          <w:numId w:val="3"/>
-        </w:numPr>
-        <w:spacing w:before="100" w:beforeAutospacing="1" w:after="100" w:afterAutospacing="1" w:line="240" w:lineRule="auto"/>
-        <w:rPr>
-          <w:rFonts w:ascii="Times New Roman" w:eastAsia="Times New Roman" w:hAnsi="Times New Roman" w:cs="Times New Roman"/>
-        </w:rPr>
-      </w:pPr>
-      <w:r>
-        <w:rPr>
-          <w:rFonts w:ascii="Times New Roman" w:eastAsia="Times New Roman" w:hAnsi="Times New Roman" w:cs="Times New Roman"/>
-          <w:b/>
-          <w:bCs/>
-        </w:rPr>
-        <w:t>Commit trên nhánh mới</w:t>
-      </w:r>
-      <w:r>
-        <w:rPr>
-          <w:rFonts w:ascii="Times New Roman" w:eastAsia="Times New Roman" w:hAnsi="Times New Roman" w:cs="Times New Roman"/>
-        </w:rPr>
-        <w:t xml:space="preserve">: Sau khi đã ở nhánh mới (như </w:t>
-      </w:r>
-      <w:r>
-        <w:rPr>
-          <w:rFonts w:ascii="Times New Roman" w:eastAsia="Times New Roman" w:hAnsi="Times New Roman" w:cs="Times New Roman"/>
-        </w:rPr>
-        <w:t>b1</w:t>
-      </w:r>
-      <w:r>
-        <w:rPr>
-          <w:rFonts w:ascii="Times New Roman" w:eastAsia="Times New Roman" w:hAnsi="Times New Roman" w:cs="Times New Roman"/>
-        </w:rPr>
-        <w:t>), bạn có thể commit những thay đổi của mình như bình thường:</w:t>
+        <w:tab/>
+      </w:r>
+      <w:proofErr w:type="gramStart"/>
+      <w:r>
+        <w:t>git</w:t>
+      </w:r>
+      <w:proofErr w:type="gramEnd"/>
+      <w:r>
+        <w:t xml:space="preserve"> </w:t>
+      </w:r>
+      <w:r>
+        <w:rPr>
+          <w:rStyle w:val="hljs-builtin"/>
+        </w:rPr>
+        <w:t>log</w:t>
+      </w:r>
+      <w:r>
+        <w:t xml:space="preserve"> --oneline =&gt; để biết mã hash của commit c2</w:t>
       </w:r>
     </w:p>
     <w:p>
@@ -2833,7 +3360,65 @@
         <w:rPr>
           <w:rFonts w:ascii="Times New Roman" w:eastAsia="Times New Roman" w:hAnsi="Times New Roman" w:cs="Times New Roman"/>
         </w:rPr>
-        <w:t>bash</w:t>
+        <w:tab/>
+      </w:r>
+      <w:proofErr w:type="gramStart"/>
+      <w:r>
+        <w:t>git</w:t>
+      </w:r>
+      <w:proofErr w:type="gramEnd"/>
+      <w:r>
+        <w:t xml:space="preserve"> checkout -b &lt;tên-nhánh-mới&gt; &lt;hash-of-C2&gt;</w:t>
+      </w:r>
+    </w:p>
+    <w:p>
+      <w:pPr>
+        <w:numPr>
+          <w:ilvl w:val="0"/>
+          <w:numId w:val="5"/>
+        </w:numPr>
+        <w:spacing w:before="100" w:beforeAutospacing="1" w:after="100" w:afterAutospacing="1" w:line="240" w:lineRule="auto"/>
+        <w:rPr>
+          <w:rFonts w:ascii="Times New Roman" w:eastAsia="Times New Roman" w:hAnsi="Times New Roman" w:cs="Times New Roman"/>
+        </w:rPr>
+      </w:pPr>
+      <w:r>
+        <w:rPr>
+          <w:rFonts w:ascii="Times New Roman" w:eastAsia="Times New Roman" w:hAnsi="Times New Roman" w:cs="Times New Roman"/>
+          <w:b/>
+          <w:bCs/>
+        </w:rPr>
+        <w:t>Tạo nhánh mới từ main</w:t>
+      </w:r>
+      <w:r>
+        <w:rPr>
+          <w:rFonts w:ascii="Times New Roman" w:eastAsia="Times New Roman" w:hAnsi="Times New Roman" w:cs="Times New Roman"/>
+        </w:rPr>
+        <w:t xml:space="preserve">: Khi người 2 đã chắc chắn đang ở commit mới nhất của nhánh </w:t>
+      </w:r>
+      <w:r>
+        <w:rPr>
+          <w:rFonts w:ascii="Times New Roman" w:eastAsia="Times New Roman" w:hAnsi="Times New Roman" w:cs="Times New Roman"/>
+        </w:rPr>
+        <w:t>main</w:t>
+      </w:r>
+      <w:r>
+        <w:rPr>
+          <w:rFonts w:ascii="Times New Roman" w:eastAsia="Times New Roman" w:hAnsi="Times New Roman" w:cs="Times New Roman"/>
+        </w:rPr>
+        <w:t xml:space="preserve">, họ có thể tạo nhánh mới </w:t>
+      </w:r>
+      <w:r>
+        <w:rPr>
+          <w:rFonts w:ascii="Times New Roman" w:eastAsia="Times New Roman" w:hAnsi="Times New Roman" w:cs="Times New Roman"/>
+        </w:rPr>
+        <w:t>b2</w:t>
+      </w:r>
+      <w:r>
+        <w:rPr>
+          <w:rFonts w:ascii="Times New Roman" w:eastAsia="Times New Roman" w:hAnsi="Times New Roman" w:cs="Times New Roman"/>
+        </w:rPr>
+        <w:t xml:space="preserve"> từ commit C3:</w:t>
       </w:r>
     </w:p>
     <w:p>
@@ -2866,7 +3451,53 @@
         <w:rPr>
           <w:rFonts w:ascii="Times New Roman" w:eastAsia="Times New Roman" w:hAnsi="Times New Roman" w:cs="Times New Roman"/>
         </w:rPr>
-        <w:t>Sao chép mã</w:t>
+        <w:tab/>
+      </w:r>
+      <w:r>
+        <w:rPr>
+          <w:rFonts w:ascii="Times New Roman" w:eastAsia="Times New Roman" w:hAnsi="Times New Roman" w:cs="Times New Roman"/>
+        </w:rPr>
+        <w:tab/>
+      </w:r>
+      <w:proofErr w:type="gramStart"/>
+      <w:r>
+        <w:rPr>
+          <w:rFonts w:ascii="Times New Roman" w:eastAsia="Times New Roman" w:hAnsi="Times New Roman" w:cs="Times New Roman"/>
+        </w:rPr>
+        <w:t>git</w:t>
+      </w:r>
+      <w:proofErr w:type="gramEnd"/>
+      <w:r>
+        <w:rPr>
+          <w:rFonts w:ascii="Times New Roman" w:eastAsia="Times New Roman" w:hAnsi="Times New Roman" w:cs="Times New Roman"/>
+        </w:rPr>
+        <w:t xml:space="preserve"> checkout -b b2</w:t>
+      </w:r>
+    </w:p>
+    <w:p>
+      <w:pPr>
+        <w:numPr>
+          <w:ilvl w:val="0"/>
+          <w:numId w:val="5"/>
+        </w:numPr>
+        <w:spacing w:before="100" w:beforeAutospacing="1" w:after="100" w:afterAutospacing="1" w:line="240" w:lineRule="auto"/>
+        <w:rPr>
+          <w:rFonts w:ascii="Times New Roman" w:eastAsia="Times New Roman" w:hAnsi="Times New Roman" w:cs="Times New Roman"/>
+        </w:rPr>
+      </w:pPr>
+      <w:r>
+        <w:rPr>
+          <w:rFonts w:ascii="Times New Roman" w:eastAsia="Times New Roman" w:hAnsi="Times New Roman" w:cs="Times New Roman"/>
+          <w:b/>
+          <w:bCs/>
+        </w:rPr>
+        <w:t>Kiểm tra nhánh bắt nguồn từ commit nào</w:t>
+      </w:r>
+      <w:r>
+        <w:rPr>
+          <w:rFonts w:ascii="Times New Roman" w:eastAsia="Times New Roman" w:hAnsi="Times New Roman" w:cs="Times New Roman"/>
+        </w:rPr>
+        <w:t>: Để biết mình đang tạo nhánh từ commit nào, người 2 có thể dùng lệnh:</w:t>
       </w:r>
     </w:p>
     <w:p>
@@ -2899,16 +3530,174 @@
         <w:rPr>
           <w:rFonts w:ascii="Times New Roman" w:eastAsia="Times New Roman" w:hAnsi="Times New Roman" w:cs="Times New Roman"/>
         </w:rPr>
-        <w:t xml:space="preserve">git </w:t>
+        <w:lastRenderedPageBreak/>
+        <w:tab/>
+      </w:r>
+      <w:r>
+        <w:rPr>
+          <w:rFonts w:ascii="Times New Roman" w:eastAsia="Times New Roman" w:hAnsi="Times New Roman" w:cs="Times New Roman"/>
+        </w:rPr>
+        <w:tab/>
       </w:r>
       <w:proofErr w:type="gramStart"/>
       <w:r>
         <w:rPr>
           <w:rFonts w:ascii="Times New Roman" w:eastAsia="Times New Roman" w:hAnsi="Times New Roman" w:cs="Times New Roman"/>
         </w:rPr>
-        <w:t>add .</w:t>
+        <w:t>git</w:t>
       </w:r>
       <w:proofErr w:type="gramEnd"/>
+      <w:r>
+        <w:rPr>
+          <w:rFonts w:ascii="Times New Roman" w:eastAsia="Times New Roman" w:hAnsi="Times New Roman" w:cs="Times New Roman"/>
+        </w:rPr>
+        <w:t xml:space="preserve"> log --oneline</w:t>
+      </w:r>
+    </w:p>
+    <w:p>
+      <w:pPr>
+        <w:spacing w:before="100" w:beforeAutospacing="1" w:after="100" w:afterAutospacing="1" w:line="240" w:lineRule="auto"/>
+        <w:ind w:left="720"/>
+        <w:rPr>
+          <w:rFonts w:ascii="Times New Roman" w:eastAsia="Times New Roman" w:hAnsi="Times New Roman" w:cs="Times New Roman"/>
+        </w:rPr>
+      </w:pPr>
+      <w:r>
+        <w:t xml:space="preserve">Lệnh </w:t>
+      </w:r>
+      <w:r>
+        <w:rPr>
+          <w:rStyle w:val="HTMLCode"/>
+          <w:rFonts w:eastAsiaTheme="minorEastAsia"/>
+        </w:rPr>
+        <w:t>git log --oneline</w:t>
+      </w:r>
+      <w:r>
+        <w:t xml:space="preserve"> trong Git được sử dụng để hiển thị lịch sử commit của một nhánh </w:t>
+      </w:r>
+      <w:proofErr w:type="gramStart"/>
+      <w:r>
+        <w:t>theo</w:t>
+      </w:r>
+      <w:proofErr w:type="gramEnd"/>
+      <w:r>
+        <w:t xml:space="preserve"> cách ngắn gọn và dễ đọc</w:t>
+      </w:r>
+      <w:r>
+        <w:rPr>
+          <w:rFonts w:ascii="Times New Roman" w:eastAsia="Times New Roman" w:hAnsi="Times New Roman" w:cs="Times New Roman"/>
+        </w:rPr>
+        <w:t>.</w:t>
+      </w:r>
+      <w:r>
+        <w:rPr>
+          <w:rFonts w:ascii="Times New Roman" w:eastAsia="Times New Roman" w:hAnsi="Times New Roman" w:cs="Times New Roman"/>
+        </w:rPr>
+        <w:t xml:space="preserve"> </w:t>
+      </w:r>
+    </w:p>
+    <w:p>
+      <w:pPr>
+        <w:spacing w:before="100" w:beforeAutospacing="1" w:after="100" w:afterAutospacing="1" w:line="240" w:lineRule="auto"/>
+        <w:outlineLvl w:val="2"/>
+        <w:rPr>
+          <w:rFonts w:ascii="Times New Roman" w:eastAsia="Times New Roman" w:hAnsi="Times New Roman" w:cs="Times New Roman"/>
+          <w:b/>
+          <w:bCs/>
+        </w:rPr>
+      </w:pPr>
+      <w:r>
+        <w:rPr>
+          <w:rFonts w:ascii="Times New Roman" w:eastAsia="Times New Roman" w:hAnsi="Times New Roman" w:cs="Times New Roman"/>
+          <w:b/>
+          <w:bCs/>
+        </w:rPr>
+        <w:t xml:space="preserve">4. </w:t>
+      </w:r>
+      <w:r>
+        <w:rPr>
+          <w:rFonts w:ascii="Times New Roman" w:eastAsia="Times New Roman" w:hAnsi="Times New Roman" w:cs="Times New Roman"/>
+          <w:b/>
+          <w:bCs/>
+        </w:rPr>
+        <w:t>Sau khi mọi người hoàn thành, làm sao để merge code vào nhánh main?</w:t>
+      </w:r>
+    </w:p>
+    <w:p>
+      <w:pPr>
+        <w:spacing w:before="100" w:beforeAutospacing="1" w:after="100" w:afterAutospacing="1" w:line="240" w:lineRule="auto"/>
+        <w:rPr>
+          <w:rFonts w:ascii="Times New Roman" w:eastAsia="Times New Roman" w:hAnsi="Times New Roman" w:cs="Times New Roman"/>
+        </w:rPr>
+      </w:pPr>
+      <w:r>
+        <w:rPr>
+          <w:rFonts w:ascii="Times New Roman" w:eastAsia="Times New Roman" w:hAnsi="Times New Roman" w:cs="Times New Roman"/>
+        </w:rPr>
+        <w:t xml:space="preserve">Khi cả ba thành viên đã hoàn thành tính năng của mình và muốn merge code vào nhánh </w:t>
+      </w:r>
+      <w:r>
+        <w:rPr>
+          <w:rFonts w:ascii="Times New Roman" w:eastAsia="Times New Roman" w:hAnsi="Times New Roman" w:cs="Times New Roman"/>
+        </w:rPr>
+        <w:t>main</w:t>
+      </w:r>
+      <w:r>
+        <w:rPr>
+          <w:rFonts w:ascii="Times New Roman" w:eastAsia="Times New Roman" w:hAnsi="Times New Roman" w:cs="Times New Roman"/>
+        </w:rPr>
+        <w:t>, bạn sẽ cần thực hiện các bước sau để hợp nhất các thay đổi:</w:t>
+      </w:r>
+    </w:p>
+    <w:p>
+      <w:pPr>
+        <w:numPr>
+          <w:ilvl w:val="0"/>
+          <w:numId w:val="6"/>
+        </w:numPr>
+        <w:spacing w:before="100" w:beforeAutospacing="1" w:after="100" w:afterAutospacing="1" w:line="240" w:lineRule="auto"/>
+        <w:rPr>
+          <w:rFonts w:ascii="Times New Roman" w:eastAsia="Times New Roman" w:hAnsi="Times New Roman" w:cs="Times New Roman"/>
+        </w:rPr>
+      </w:pPr>
+      <w:r>
+        <w:rPr>
+          <w:rFonts w:ascii="Times New Roman" w:eastAsia="Times New Roman" w:hAnsi="Times New Roman" w:cs="Times New Roman"/>
+          <w:b/>
+          <w:bCs/>
+        </w:rPr>
+        <w:t>Đảm bảo nhánh main đã cập nhật commit mới nhất</w:t>
+      </w:r>
+      <w:r>
+        <w:rPr>
+          <w:rFonts w:ascii="Times New Roman" w:eastAsia="Times New Roman" w:hAnsi="Times New Roman" w:cs="Times New Roman"/>
+        </w:rPr>
+        <w:t xml:space="preserve">: Trước khi merge bất kỳ nhánh nào vào </w:t>
+      </w:r>
+      <w:r>
+        <w:rPr>
+          <w:rFonts w:ascii="Times New Roman" w:eastAsia="Times New Roman" w:hAnsi="Times New Roman" w:cs="Times New Roman"/>
+        </w:rPr>
+        <w:t>main</w:t>
+      </w:r>
+      <w:r>
+        <w:rPr>
+          <w:rFonts w:ascii="Times New Roman" w:eastAsia="Times New Roman" w:hAnsi="Times New Roman" w:cs="Times New Roman"/>
+        </w:rPr>
+        <w:t xml:space="preserve">, hãy đảm bảo nhánh </w:t>
+      </w:r>
+      <w:r>
+        <w:rPr>
+          <w:rFonts w:ascii="Times New Roman" w:eastAsia="Times New Roman" w:hAnsi="Times New Roman" w:cs="Times New Roman"/>
+        </w:rPr>
+        <w:t>main</w:t>
+      </w:r>
+      <w:r>
+        <w:rPr>
+          <w:rFonts w:ascii="Times New Roman" w:eastAsia="Times New Roman" w:hAnsi="Times New Roman" w:cs="Times New Roman"/>
+        </w:rPr>
+        <w:t xml:space="preserve"> của bạn là mới nhất:</w:t>
+      </w:r>
     </w:p>
     <w:p>
       <w:pPr>
@@ -2940,130 +3729,27 @@
         <w:rPr>
           <w:rFonts w:ascii="Times New Roman" w:eastAsia="Times New Roman" w:hAnsi="Times New Roman" w:cs="Times New Roman"/>
         </w:rPr>
-        <w:t>git commit -m "Miêu tả commit của bạn"</w:t>
-      </w:r>
-    </w:p>
-    <w:p>
-      <w:pPr>
-        <w:spacing w:before="100" w:beforeAutospacing="1" w:after="100" w:afterAutospacing="1" w:line="240" w:lineRule="auto"/>
-        <w:outlineLvl w:val="2"/>
-        <w:rPr>
-          <w:rFonts w:ascii="Times New Roman" w:eastAsia="Times New Roman" w:hAnsi="Times New Roman" w:cs="Times New Roman"/>
-          <w:b/>
-          <w:bCs/>
-        </w:rPr>
-      </w:pPr>
-      <w:r>
-        <w:rPr>
-          <w:rFonts w:ascii="Times New Roman" w:eastAsia="Times New Roman" w:hAnsi="Times New Roman" w:cs="Times New Roman"/>
-          <w:b/>
-          <w:bCs/>
-        </w:rPr>
-        <w:t xml:space="preserve">3. </w:t>
-      </w:r>
-      <w:r>
-        <w:rPr>
-          <w:rFonts w:ascii="Times New Roman" w:eastAsia="Times New Roman" w:hAnsi="Times New Roman" w:cs="Times New Roman"/>
-          <w:b/>
-          <w:bCs/>
-        </w:rPr>
-        <w:t>Người 2 có cần clone source từ commit C3 để tạo nhánh không?</w:t>
-      </w:r>
-    </w:p>
-    <w:p>
-      <w:pPr>
-        <w:numPr>
-          <w:ilvl w:val="0"/>
-          <w:numId w:val="4"/>
-        </w:numPr>
-        <w:spacing w:before="100" w:beforeAutospacing="1" w:after="100" w:afterAutospacing="1" w:line="240" w:lineRule="auto"/>
-        <w:rPr>
-          <w:rFonts w:ascii="Times New Roman" w:eastAsia="Times New Roman" w:hAnsi="Times New Roman" w:cs="Times New Roman"/>
-        </w:rPr>
-      </w:pPr>
-      <w:r>
-        <w:rPr>
-          <w:rFonts w:ascii="Times New Roman" w:eastAsia="Times New Roman" w:hAnsi="Times New Roman" w:cs="Times New Roman"/>
-        </w:rPr>
-        <w:t xml:space="preserve">Người 2 </w:t>
-      </w:r>
-      <w:r>
-        <w:rPr>
-          <w:rFonts w:ascii="Times New Roman" w:eastAsia="Times New Roman" w:hAnsi="Times New Roman" w:cs="Times New Roman"/>
-          <w:b/>
-          <w:bCs/>
-        </w:rPr>
-        <w:t>không cần phải clone lại từ đầu</w:t>
-      </w:r>
-      <w:r>
-        <w:rPr>
-          <w:rFonts w:ascii="Times New Roman" w:eastAsia="Times New Roman" w:hAnsi="Times New Roman" w:cs="Times New Roman"/>
-        </w:rPr>
-        <w:t xml:space="preserve">. Sau khi người 2 đã clone repository lần đầu tiên, họ chỉ cần thực hiện các bước sau để đảm bảo họ bắt đầu từ commit C3 của nhánh </w:t>
-      </w:r>
-      <w:r>
-        <w:rPr>
-          <w:rFonts w:ascii="Times New Roman" w:eastAsia="Times New Roman" w:hAnsi="Times New Roman" w:cs="Times New Roman"/>
-        </w:rPr>
-        <w:t>main</w:t>
-      </w:r>
-      <w:r>
-        <w:rPr>
-          <w:rFonts w:ascii="Times New Roman" w:eastAsia="Times New Roman" w:hAnsi="Times New Roman" w:cs="Times New Roman"/>
-        </w:rPr>
-        <w:t>:</w:t>
-      </w:r>
-    </w:p>
-    <w:p>
-      <w:pPr>
-        <w:numPr>
-          <w:ilvl w:val="0"/>
-          <w:numId w:val="5"/>
-        </w:numPr>
-        <w:spacing w:before="100" w:beforeAutospacing="1" w:after="100" w:afterAutospacing="1" w:line="240" w:lineRule="auto"/>
-        <w:rPr>
-          <w:rFonts w:ascii="Times New Roman" w:eastAsia="Times New Roman" w:hAnsi="Times New Roman" w:cs="Times New Roman"/>
-        </w:rPr>
-      </w:pPr>
-      <w:r>
-        <w:rPr>
-          <w:rFonts w:ascii="Times New Roman" w:eastAsia="Times New Roman" w:hAnsi="Times New Roman" w:cs="Times New Roman"/>
-          <w:b/>
-          <w:bCs/>
-        </w:rPr>
-        <w:t>Đảm bảo có commit mới nhất từ remote (nhánh main)</w:t>
-      </w:r>
-      <w:r>
-        <w:rPr>
-          <w:rFonts w:ascii="Times New Roman" w:eastAsia="Times New Roman" w:hAnsi="Times New Roman" w:cs="Times New Roman"/>
-        </w:rPr>
-        <w:t xml:space="preserve">: Người 2 có thể dùng lệnh </w:t>
-      </w:r>
-      <w:r>
-        <w:rPr>
-          <w:rFonts w:ascii="Times New Roman" w:eastAsia="Times New Roman" w:hAnsi="Times New Roman" w:cs="Times New Roman"/>
-        </w:rPr>
-        <w:t>git fetch</w:t>
-      </w:r>
-      <w:r>
-        <w:rPr>
-          <w:rFonts w:ascii="Times New Roman" w:eastAsia="Times New Roman" w:hAnsi="Times New Roman" w:cs="Times New Roman"/>
-        </w:rPr>
-        <w:t xml:space="preserve"> để cập nhật các commit mới nhất từ kho </w:t>
-      </w:r>
-      <w:r>
-        <w:rPr>
-          <w:rFonts w:ascii="Times New Roman" w:eastAsia="Times New Roman" w:hAnsi="Times New Roman" w:cs="Times New Roman"/>
-          <w:b/>
-          <w:bCs/>
-        </w:rPr>
-        <w:t>remote</w:t>
-      </w:r>
-      <w:r>
-        <w:rPr>
-          <w:rFonts w:ascii="Times New Roman" w:eastAsia="Times New Roman" w:hAnsi="Times New Roman" w:cs="Times New Roman"/>
-        </w:rPr>
-        <w:t xml:space="preserve"> mà chưa áp dụng chúng vào nhánh local.</w:t>
+        <w:tab/>
+      </w:r>
+      <w:r>
+        <w:rPr>
+          <w:rFonts w:ascii="Times New Roman" w:eastAsia="Times New Roman" w:hAnsi="Times New Roman" w:cs="Times New Roman"/>
+        </w:rPr>
+        <w:tab/>
+      </w:r>
+      <w:proofErr w:type="gramStart"/>
+      <w:r>
+        <w:rPr>
+          <w:rFonts w:ascii="Times New Roman" w:eastAsia="Times New Roman" w:hAnsi="Times New Roman" w:cs="Times New Roman"/>
+        </w:rPr>
+        <w:t>git</w:t>
+      </w:r>
+      <w:proofErr w:type="gramEnd"/>
+      <w:r>
+        <w:rPr>
+          <w:rFonts w:ascii="Times New Roman" w:eastAsia="Times New Roman" w:hAnsi="Times New Roman" w:cs="Times New Roman"/>
+        </w:rPr>
+        <w:t xml:space="preserve"> checkout main</w:t>
       </w:r>
     </w:p>
     <w:p>
@@ -3102,22 +3788,113 @@
         <w:rPr>
           <w:rFonts w:ascii="Times New Roman" w:eastAsia="Times New Roman" w:hAnsi="Times New Roman" w:cs="Times New Roman"/>
         </w:rPr>
-        <w:t>git fetch origin</w:t>
-      </w:r>
-    </w:p>
-    <w:p>
-      <w:pPr>
+        <w:tab/>
+      </w:r>
+      <w:proofErr w:type="gramStart"/>
+      <w:r>
+        <w:rPr>
+          <w:rFonts w:ascii="Times New Roman" w:eastAsia="Times New Roman" w:hAnsi="Times New Roman" w:cs="Times New Roman"/>
+        </w:rPr>
+        <w:t>git</w:t>
+      </w:r>
+      <w:proofErr w:type="gramEnd"/>
+      <w:r>
+        <w:rPr>
+          <w:rFonts w:ascii="Times New Roman" w:eastAsia="Times New Roman" w:hAnsi="Times New Roman" w:cs="Times New Roman"/>
+        </w:rPr>
+        <w:t xml:space="preserve"> pull origin main</w:t>
+      </w:r>
+    </w:p>
+    <w:p>
+      <w:pPr>
+        <w:numPr>
+          <w:ilvl w:val="0"/>
+          <w:numId w:val="6"/>
+        </w:numPr>
         <w:spacing w:before="100" w:beforeAutospacing="1" w:after="100" w:afterAutospacing="1" w:line="240" w:lineRule="auto"/>
-        <w:ind w:left="720"/>
-        <w:rPr>
-          <w:rFonts w:ascii="Times New Roman" w:eastAsia="Times New Roman" w:hAnsi="Times New Roman" w:cs="Times New Roman"/>
-        </w:rPr>
-      </w:pPr>
-      <w:r>
-        <w:rPr>
-          <w:rFonts w:ascii="Times New Roman" w:eastAsia="Times New Roman" w:hAnsi="Times New Roman" w:cs="Times New Roman"/>
-        </w:rPr>
-        <w:t xml:space="preserve">Sau đó chuyển sang nhánh </w:t>
+        <w:rPr>
+          <w:rFonts w:ascii="Times New Roman" w:eastAsia="Times New Roman" w:hAnsi="Times New Roman" w:cs="Times New Roman"/>
+        </w:rPr>
+      </w:pPr>
+      <w:r>
+        <w:rPr>
+          <w:rFonts w:ascii="Times New Roman" w:eastAsia="Times New Roman" w:hAnsi="Times New Roman" w:cs="Times New Roman"/>
+          <w:b/>
+          <w:bCs/>
+        </w:rPr>
+        <w:t>Merge từng nhánh vào main</w:t>
+      </w:r>
+      <w:r>
+        <w:rPr>
+          <w:rFonts w:ascii="Times New Roman" w:eastAsia="Times New Roman" w:hAnsi="Times New Roman" w:cs="Times New Roman"/>
+        </w:rPr>
+        <w:t xml:space="preserve">: Giả sử người 1 merge nhánh </w:t>
+      </w:r>
+      <w:r>
+        <w:rPr>
+          <w:rFonts w:ascii="Times New Roman" w:eastAsia="Times New Roman" w:hAnsi="Times New Roman" w:cs="Times New Roman"/>
+        </w:rPr>
+        <w:t>b1</w:t>
+      </w:r>
+      <w:r>
+        <w:rPr>
+          <w:rFonts w:ascii="Times New Roman" w:eastAsia="Times New Roman" w:hAnsi="Times New Roman" w:cs="Times New Roman"/>
+        </w:rPr>
+        <w:t xml:space="preserve">, người 2 merge </w:t>
+      </w:r>
+      <w:r>
+        <w:rPr>
+          <w:rFonts w:ascii="Times New Roman" w:eastAsia="Times New Roman" w:hAnsi="Times New Roman" w:cs="Times New Roman"/>
+        </w:rPr>
+        <w:t>b2</w:t>
+      </w:r>
+      <w:r>
+        <w:rPr>
+          <w:rFonts w:ascii="Times New Roman" w:eastAsia="Times New Roman" w:hAnsi="Times New Roman" w:cs="Times New Roman"/>
+        </w:rPr>
+        <w:t xml:space="preserve">, người 3 merge </w:t>
+      </w:r>
+      <w:r>
+        <w:rPr>
+          <w:rFonts w:ascii="Times New Roman" w:eastAsia="Times New Roman" w:hAnsi="Times New Roman" w:cs="Times New Roman"/>
+        </w:rPr>
+        <w:t>b3</w:t>
+      </w:r>
+      <w:r>
+        <w:rPr>
+          <w:rFonts w:ascii="Times New Roman" w:eastAsia="Times New Roman" w:hAnsi="Times New Roman" w:cs="Times New Roman"/>
+        </w:rPr>
+        <w:t>:</w:t>
+      </w:r>
+    </w:p>
+    <w:p>
+      <w:pPr>
+        <w:numPr>
+          <w:ilvl w:val="1"/>
+          <w:numId w:val="6"/>
+        </w:numPr>
+        <w:spacing w:before="100" w:beforeAutospacing="1" w:after="100" w:afterAutospacing="1" w:line="240" w:lineRule="auto"/>
+        <w:rPr>
+          <w:rFonts w:ascii="Times New Roman" w:eastAsia="Times New Roman" w:hAnsi="Times New Roman" w:cs="Times New Roman"/>
+        </w:rPr>
+      </w:pPr>
+      <w:r>
+        <w:rPr>
+          <w:rFonts w:ascii="Times New Roman" w:eastAsia="Times New Roman" w:hAnsi="Times New Roman" w:cs="Times New Roman"/>
+        </w:rPr>
+        <w:t xml:space="preserve">Merge nhánh </w:t>
+      </w:r>
+      <w:r>
+        <w:rPr>
+          <w:rFonts w:ascii="Times New Roman" w:eastAsia="Times New Roman" w:hAnsi="Times New Roman" w:cs="Times New Roman"/>
+        </w:rPr>
+        <w:t>b1</w:t>
+      </w:r>
+      <w:r>
+        <w:rPr>
+          <w:rFonts w:ascii="Times New Roman" w:eastAsia="Times New Roman" w:hAnsi="Times New Roman" w:cs="Times New Roman"/>
+        </w:rPr>
+        <w:t xml:space="preserve"> vào </w:t>
       </w:r>
       <w:r>
         <w:rPr>
@@ -3129,7 +3906,7 @@
         <w:rPr>
           <w:rFonts w:ascii="Times New Roman" w:eastAsia="Times New Roman" w:hAnsi="Times New Roman" w:cs="Times New Roman"/>
         </w:rPr>
-        <w:t xml:space="preserve"> và kéo các thay đổi mới nhất về:</w:t>
+        <w:t>:</w:t>
       </w:r>
     </w:p>
     <w:p>
@@ -3153,7 +3930,7 @@
           <w:tab w:val="left" w:pos="14656"/>
         </w:tabs>
         <w:spacing w:after="0" w:line="240" w:lineRule="auto"/>
-        <w:ind w:left="720"/>
+        <w:ind w:left="1440"/>
         <w:rPr>
           <w:rFonts w:ascii="Times New Roman" w:eastAsia="Times New Roman" w:hAnsi="Times New Roman" w:cs="Times New Roman"/>
         </w:rPr>
@@ -3168,7 +3945,39 @@
         <w:rPr>
           <w:rFonts w:ascii="Times New Roman" w:eastAsia="Times New Roman" w:hAnsi="Times New Roman" w:cs="Times New Roman"/>
         </w:rPr>
-        <w:t>git checkout main</w:t>
+        <w:tab/>
+      </w:r>
+      <w:proofErr w:type="gramStart"/>
+      <w:r>
+        <w:rPr>
+          <w:rFonts w:ascii="Times New Roman" w:eastAsia="Times New Roman" w:hAnsi="Times New Roman" w:cs="Times New Roman"/>
+        </w:rPr>
+        <w:t>git</w:t>
+      </w:r>
+      <w:proofErr w:type="gramEnd"/>
+      <w:r>
+        <w:rPr>
+          <w:rFonts w:ascii="Times New Roman" w:eastAsia="Times New Roman" w:hAnsi="Times New Roman" w:cs="Times New Roman"/>
+        </w:rPr>
+        <w:t xml:space="preserve"> merge b1</w:t>
+      </w:r>
+    </w:p>
+    <w:p>
+      <w:pPr>
+        <w:numPr>
+          <w:ilvl w:val="1"/>
+          <w:numId w:val="6"/>
+        </w:numPr>
+        <w:spacing w:before="100" w:beforeAutospacing="1" w:after="100" w:afterAutospacing="1" w:line="240" w:lineRule="auto"/>
+        <w:rPr>
+          <w:rFonts w:ascii="Times New Roman" w:eastAsia="Times New Roman" w:hAnsi="Times New Roman" w:cs="Times New Roman"/>
+        </w:rPr>
+      </w:pPr>
+      <w:r>
+        <w:rPr>
+          <w:rFonts w:ascii="Times New Roman" w:eastAsia="Times New Roman" w:hAnsi="Times New Roman" w:cs="Times New Roman"/>
+        </w:rPr>
+        <w:t>Nếu có xung đột (conflict), Git sẽ thông báo, và bạn cần chỉnh sửa các file bị xung đột, sau đó:</w:t>
       </w:r>
     </w:p>
     <w:p>
@@ -3192,7 +4001,7 @@
           <w:tab w:val="left" w:pos="14656"/>
         </w:tabs>
         <w:spacing w:after="0" w:line="240" w:lineRule="auto"/>
-        <w:ind w:left="720"/>
+        <w:ind w:left="1440"/>
         <w:rPr>
           <w:rFonts w:ascii="Times New Roman" w:eastAsia="Times New Roman" w:hAnsi="Times New Roman" w:cs="Times New Roman"/>
         </w:rPr>
@@ -3207,26 +4016,21 @@
         <w:rPr>
           <w:rFonts w:ascii="Times New Roman" w:eastAsia="Times New Roman" w:hAnsi="Times New Roman" w:cs="Times New Roman"/>
         </w:rPr>
-        <w:t>git pull origin main</w:t>
-      </w:r>
-      <w:r>
-        <w:rPr>
-          <w:rFonts w:ascii="Times New Roman" w:eastAsia="Times New Roman" w:hAnsi="Times New Roman" w:cs="Times New Roman"/>
-        </w:rPr>
-        <w:br/>
-      </w:r>
-      <w:r>
-        <w:rPr>
-          <w:rFonts w:ascii="Times New Roman" w:eastAsia="Times New Roman" w:hAnsi="Times New Roman" w:cs="Times New Roman"/>
-        </w:rPr>
-        <w:br/>
-      </w:r>
-      <w:r>
-        <w:rPr>
-          <w:rFonts w:ascii="Times New Roman" w:eastAsia="Times New Roman" w:hAnsi="Times New Roman" w:cs="Times New Roman"/>
-        </w:rPr>
-        <w:br/>
-        <w:t>* Nếu muốn tạo nhánh từ commit C2 thì làm như sau :</w:t>
+        <w:tab/>
+      </w:r>
+      <w:proofErr w:type="gramStart"/>
+      <w:r>
+        <w:rPr>
+          <w:rFonts w:ascii="Times New Roman" w:eastAsia="Times New Roman" w:hAnsi="Times New Roman" w:cs="Times New Roman"/>
+        </w:rPr>
+        <w:t>git</w:t>
+      </w:r>
+      <w:proofErr w:type="gramEnd"/>
+      <w:r>
+        <w:rPr>
+          <w:rFonts w:ascii="Times New Roman" w:eastAsia="Times New Roman" w:hAnsi="Times New Roman" w:cs="Times New Roman"/>
+        </w:rPr>
+        <w:t xml:space="preserve"> add .</w:t>
       </w:r>
     </w:p>
     <w:p>
@@ -3250,7 +4054,7 @@
           <w:tab w:val="left" w:pos="14656"/>
         </w:tabs>
         <w:spacing w:after="0" w:line="240" w:lineRule="auto"/>
-        <w:ind w:left="720"/>
+        <w:ind w:left="1440"/>
         <w:rPr>
           <w:rFonts w:ascii="Times New Roman" w:eastAsia="Times New Roman" w:hAnsi="Times New Roman" w:cs="Times New Roman"/>
         </w:rPr>
@@ -3262,16 +4066,66 @@
         <w:tab/>
       </w:r>
       <w:r>
-        <w:t xml:space="preserve">git </w:t>
-      </w:r>
-      <w:r>
-        <w:rPr>
-          <w:rStyle w:val="hljs-builtin"/>
-        </w:rPr>
-        <w:t>log</w:t>
-      </w:r>
-      <w:r>
-        <w:t xml:space="preserve"> --oneline =&gt; để biết mã hash của commit c2</w:t>
+        <w:rPr>
+          <w:rFonts w:ascii="Times New Roman" w:eastAsia="Times New Roman" w:hAnsi="Times New Roman" w:cs="Times New Roman"/>
+        </w:rPr>
+        <w:tab/>
+      </w:r>
+      <w:proofErr w:type="gramStart"/>
+      <w:r>
+        <w:rPr>
+          <w:rFonts w:ascii="Times New Roman" w:eastAsia="Times New Roman" w:hAnsi="Times New Roman" w:cs="Times New Roman"/>
+        </w:rPr>
+        <w:t>git</w:t>
+      </w:r>
+      <w:proofErr w:type="gramEnd"/>
+      <w:r>
+        <w:rPr>
+          <w:rFonts w:ascii="Times New Roman" w:eastAsia="Times New Roman" w:hAnsi="Times New Roman" w:cs="Times New Roman"/>
+        </w:rPr>
+        <w:t xml:space="preserve"> commit</w:t>
+      </w:r>
+    </w:p>
+    <w:p>
+      <w:pPr>
+        <w:numPr>
+          <w:ilvl w:val="1"/>
+          <w:numId w:val="6"/>
+        </w:numPr>
+        <w:spacing w:before="100" w:beforeAutospacing="1" w:after="100" w:afterAutospacing="1" w:line="240" w:lineRule="auto"/>
+        <w:rPr>
+          <w:rFonts w:ascii="Times New Roman" w:eastAsia="Times New Roman" w:hAnsi="Times New Roman" w:cs="Times New Roman"/>
+        </w:rPr>
+      </w:pPr>
+      <w:r>
+        <w:rPr>
+          <w:rFonts w:ascii="Times New Roman" w:eastAsia="Times New Roman" w:hAnsi="Times New Roman" w:cs="Times New Roman"/>
+        </w:rPr>
+        <w:t xml:space="preserve">Làm tương tự với các nhánh </w:t>
+      </w:r>
+      <w:r>
+        <w:rPr>
+          <w:rFonts w:ascii="Times New Roman" w:eastAsia="Times New Roman" w:hAnsi="Times New Roman" w:cs="Times New Roman"/>
+        </w:rPr>
+        <w:t>b2</w:t>
+      </w:r>
+      <w:r>
+        <w:rPr>
+          <w:rFonts w:ascii="Times New Roman" w:eastAsia="Times New Roman" w:hAnsi="Times New Roman" w:cs="Times New Roman"/>
+        </w:rPr>
+        <w:t xml:space="preserve"> và </w:t>
+      </w:r>
+      <w:r>
+        <w:rPr>
+          <w:rFonts w:ascii="Times New Roman" w:eastAsia="Times New Roman" w:hAnsi="Times New Roman" w:cs="Times New Roman"/>
+        </w:rPr>
+        <w:t>b3</w:t>
+      </w:r>
+      <w:r>
+        <w:rPr>
+          <w:rFonts w:ascii="Times New Roman" w:eastAsia="Times New Roman" w:hAnsi="Times New Roman" w:cs="Times New Roman"/>
+        </w:rPr>
+        <w:t>:</w:t>
       </w:r>
     </w:p>
     <w:p>
@@ -3295,7 +4149,7 @@
           <w:tab w:val="left" w:pos="14656"/>
         </w:tabs>
         <w:spacing w:after="0" w:line="240" w:lineRule="auto"/>
-        <w:ind w:left="720"/>
+        <w:ind w:left="1440"/>
         <w:rPr>
           <w:rFonts w:ascii="Times New Roman" w:eastAsia="Times New Roman" w:hAnsi="Times New Roman" w:cs="Times New Roman"/>
         </w:rPr>
@@ -3307,58 +4161,24 @@
         <w:tab/>
       </w:r>
       <w:r>
-        <w:t>git checkout -b &lt;tên-nhánh-mới&gt; &lt;hash-of-C2&gt;</w:t>
-      </w:r>
-    </w:p>
-    <w:p>
-      <w:pPr>
-        <w:numPr>
-          <w:ilvl w:val="0"/>
-          <w:numId w:val="5"/>
-        </w:numPr>
-        <w:spacing w:before="100" w:beforeAutospacing="1" w:after="100" w:afterAutospacing="1" w:line="240" w:lineRule="auto"/>
-        <w:rPr>
-          <w:rFonts w:ascii="Times New Roman" w:eastAsia="Times New Roman" w:hAnsi="Times New Roman" w:cs="Times New Roman"/>
-        </w:rPr>
-      </w:pPr>
-      <w:r>
-        <w:rPr>
-          <w:rFonts w:ascii="Times New Roman" w:eastAsia="Times New Roman" w:hAnsi="Times New Roman" w:cs="Times New Roman"/>
-          <w:b/>
-          <w:bCs/>
-        </w:rPr>
-        <w:lastRenderedPageBreak/>
-        <w:t>Tạo nhánh mới từ main</w:t>
-      </w:r>
-      <w:r>
-        <w:rPr>
-          <w:rFonts w:ascii="Times New Roman" w:eastAsia="Times New Roman" w:hAnsi="Times New Roman" w:cs="Times New Roman"/>
-        </w:rPr>
-        <w:t xml:space="preserve">: Khi người 2 đã chắc chắn đang ở commit mới nhất của nhánh </w:t>
-      </w:r>
-      <w:r>
-        <w:rPr>
-          <w:rFonts w:ascii="Times New Roman" w:eastAsia="Times New Roman" w:hAnsi="Times New Roman" w:cs="Times New Roman"/>
-        </w:rPr>
-        <w:t>main</w:t>
-      </w:r>
-      <w:r>
-        <w:rPr>
-          <w:rFonts w:ascii="Times New Roman" w:eastAsia="Times New Roman" w:hAnsi="Times New Roman" w:cs="Times New Roman"/>
-        </w:rPr>
-        <w:t xml:space="preserve">, họ có thể tạo nhánh mới </w:t>
-      </w:r>
-      <w:r>
-        <w:rPr>
-          <w:rFonts w:ascii="Times New Roman" w:eastAsia="Times New Roman" w:hAnsi="Times New Roman" w:cs="Times New Roman"/>
-        </w:rPr>
-        <w:t>b2</w:t>
-      </w:r>
-      <w:r>
-        <w:rPr>
-          <w:rFonts w:ascii="Times New Roman" w:eastAsia="Times New Roman" w:hAnsi="Times New Roman" w:cs="Times New Roman"/>
-        </w:rPr>
-        <w:t xml:space="preserve"> từ commit C3:</w:t>
+        <w:rPr>
+          <w:rFonts w:ascii="Times New Roman" w:eastAsia="Times New Roman" w:hAnsi="Times New Roman" w:cs="Times New Roman"/>
+        </w:rPr>
+        <w:tab/>
+      </w:r>
+      <w:proofErr w:type="gramStart"/>
+      <w:r>
+        <w:rPr>
+          <w:rFonts w:ascii="Times New Roman" w:eastAsia="Times New Roman" w:hAnsi="Times New Roman" w:cs="Times New Roman"/>
+        </w:rPr>
+        <w:t>git</w:t>
+      </w:r>
+      <w:proofErr w:type="gramEnd"/>
+      <w:r>
+        <w:rPr>
+          <w:rFonts w:ascii="Times New Roman" w:eastAsia="Times New Roman" w:hAnsi="Times New Roman" w:cs="Times New Roman"/>
+        </w:rPr>
+        <w:t xml:space="preserve"> merge b2</w:t>
       </w:r>
     </w:p>
     <w:p>
@@ -3382,7 +4202,7 @@
           <w:tab w:val="left" w:pos="14656"/>
         </w:tabs>
         <w:spacing w:after="0" w:line="240" w:lineRule="auto"/>
-        <w:ind w:left="720"/>
+        <w:ind w:left="1440"/>
         <w:rPr>
           <w:rFonts w:ascii="Times New Roman" w:eastAsia="Times New Roman" w:hAnsi="Times New Roman" w:cs="Times New Roman"/>
         </w:rPr>
@@ -3399,18 +4219,26 @@
         </w:rPr>
         <w:tab/>
       </w:r>
-      <w:r>
-        <w:rPr>
-          <w:rFonts w:ascii="Times New Roman" w:eastAsia="Times New Roman" w:hAnsi="Times New Roman" w:cs="Times New Roman"/>
-        </w:rPr>
-        <w:t>git checkout -b b2</w:t>
+      <w:proofErr w:type="gramStart"/>
+      <w:r>
+        <w:rPr>
+          <w:rFonts w:ascii="Times New Roman" w:eastAsia="Times New Roman" w:hAnsi="Times New Roman" w:cs="Times New Roman"/>
+        </w:rPr>
+        <w:t>git</w:t>
+      </w:r>
+      <w:proofErr w:type="gramEnd"/>
+      <w:r>
+        <w:rPr>
+          <w:rFonts w:ascii="Times New Roman" w:eastAsia="Times New Roman" w:hAnsi="Times New Roman" w:cs="Times New Roman"/>
+        </w:rPr>
+        <w:t xml:space="preserve"> merge b3</w:t>
       </w:r>
     </w:p>
     <w:p>
       <w:pPr>
         <w:numPr>
           <w:ilvl w:val="0"/>
-          <w:numId w:val="5"/>
+          <w:numId w:val="6"/>
         </w:numPr>
         <w:spacing w:before="100" w:beforeAutospacing="1" w:after="100" w:afterAutospacing="1" w:line="240" w:lineRule="auto"/>
         <w:rPr>
@@ -3423,13 +4251,37 @@
           <w:b/>
           <w:bCs/>
         </w:rPr>
-        <w:t>Kiểm tra nhánh bắt nguồn từ commit nào</w:t>
-      </w:r>
-      <w:r>
-        <w:rPr>
-          <w:rFonts w:ascii="Times New Roman" w:eastAsia="Times New Roman" w:hAnsi="Times New Roman" w:cs="Times New Roman"/>
-        </w:rPr>
-        <w:t>: Để biết mình đang tạo nhánh từ commit nào, người 2 có thể dùng lệnh:</w:t>
+        <w:t>Push các thay đổi sau khi merge</w:t>
+      </w:r>
+      <w:r>
+        <w:rPr>
+          <w:rFonts w:ascii="Times New Roman" w:eastAsia="Times New Roman" w:hAnsi="Times New Roman" w:cs="Times New Roman"/>
+        </w:rPr>
+        <w:t xml:space="preserve">: Sau khi đã merge các nhánh thành công vào </w:t>
+      </w:r>
+      <w:r>
+        <w:rPr>
+          <w:rFonts w:ascii="Times New Roman" w:eastAsia="Times New Roman" w:hAnsi="Times New Roman" w:cs="Times New Roman"/>
+        </w:rPr>
+        <w:t>main</w:t>
+      </w:r>
+      <w:r>
+        <w:rPr>
+          <w:rFonts w:ascii="Times New Roman" w:eastAsia="Times New Roman" w:hAnsi="Times New Roman" w:cs="Times New Roman"/>
+        </w:rPr>
+        <w:t xml:space="preserve">, bạn cần push nhánh </w:t>
+      </w:r>
+      <w:r>
+        <w:rPr>
+          <w:rFonts w:ascii="Times New Roman" w:eastAsia="Times New Roman" w:hAnsi="Times New Roman" w:cs="Times New Roman"/>
+        </w:rPr>
+        <w:t>main</w:t>
+      </w:r>
+      <w:r>
+        <w:rPr>
+          <w:rFonts w:ascii="Times New Roman" w:eastAsia="Times New Roman" w:hAnsi="Times New Roman" w:cs="Times New Roman"/>
+        </w:rPr>
+        <w:t xml:space="preserve"> lên kho remote:</w:t>
       </w:r>
     </w:p>
     <w:p>
@@ -3470,98 +4322,19 @@
         </w:rPr>
         <w:tab/>
       </w:r>
-      <w:r>
-        <w:rPr>
-          <w:rFonts w:ascii="Times New Roman" w:eastAsia="Times New Roman" w:hAnsi="Times New Roman" w:cs="Times New Roman"/>
-        </w:rPr>
-        <w:t>git log --oneline</w:t>
-      </w:r>
-    </w:p>
-    <w:p>
-      <w:pPr>
-        <w:spacing w:before="100" w:beforeAutospacing="1" w:after="100" w:afterAutospacing="1" w:line="240" w:lineRule="auto"/>
-        <w:ind w:left="720"/>
-        <w:rPr>
-          <w:rFonts w:ascii="Times New Roman" w:eastAsia="Times New Roman" w:hAnsi="Times New Roman" w:cs="Times New Roman"/>
-        </w:rPr>
-      </w:pPr>
-      <w:r>
-        <w:t xml:space="preserve">Lệnh </w:t>
-      </w:r>
-      <w:r>
-        <w:rPr>
-          <w:rStyle w:val="HTMLCode"/>
-          <w:rFonts w:eastAsiaTheme="minorEastAsia"/>
-        </w:rPr>
-        <w:t>git log --oneline</w:t>
-      </w:r>
-      <w:r>
-        <w:t xml:space="preserve"> trong Git được sử dụng để hiển thị lịch sử commit của một nhánh theo cách ngắn gọn và dễ đọc</w:t>
-      </w:r>
-      <w:r>
-        <w:rPr>
-          <w:rFonts w:ascii="Times New Roman" w:eastAsia="Times New Roman" w:hAnsi="Times New Roman" w:cs="Times New Roman"/>
-        </w:rPr>
-        <w:t>.</w:t>
-      </w:r>
-      <w:r>
-        <w:rPr>
-          <w:rFonts w:ascii="Times New Roman" w:eastAsia="Times New Roman" w:hAnsi="Times New Roman" w:cs="Times New Roman"/>
-        </w:rPr>
-        <w:t xml:space="preserve"> </w:t>
-      </w:r>
-    </w:p>
-    <w:p>
-      <w:pPr>
-        <w:spacing w:before="100" w:beforeAutospacing="1" w:after="100" w:afterAutospacing="1" w:line="240" w:lineRule="auto"/>
-        <w:outlineLvl w:val="2"/>
-        <w:rPr>
-          <w:rFonts w:ascii="Times New Roman" w:eastAsia="Times New Roman" w:hAnsi="Times New Roman" w:cs="Times New Roman"/>
-          <w:b/>
-          <w:bCs/>
-        </w:rPr>
-      </w:pPr>
-      <w:r>
-        <w:rPr>
-          <w:rFonts w:ascii="Times New Roman" w:eastAsia="Times New Roman" w:hAnsi="Times New Roman" w:cs="Times New Roman"/>
-          <w:b/>
-          <w:bCs/>
-        </w:rPr>
-        <w:t xml:space="preserve">4. </w:t>
-      </w:r>
-      <w:r>
-        <w:rPr>
-          <w:rFonts w:ascii="Times New Roman" w:eastAsia="Times New Roman" w:hAnsi="Times New Roman" w:cs="Times New Roman"/>
-          <w:b/>
-          <w:bCs/>
-        </w:rPr>
-        <w:t>Sau khi mọi người hoàn thành, làm sao để merge code vào nhánh main?</w:t>
-      </w:r>
-    </w:p>
-    <w:p>
-      <w:pPr>
-        <w:spacing w:before="100" w:beforeAutospacing="1" w:after="100" w:afterAutospacing="1" w:line="240" w:lineRule="auto"/>
-        <w:rPr>
-          <w:rFonts w:ascii="Times New Roman" w:eastAsia="Times New Roman" w:hAnsi="Times New Roman" w:cs="Times New Roman"/>
-        </w:rPr>
-      </w:pPr>
-      <w:r>
-        <w:rPr>
-          <w:rFonts w:ascii="Times New Roman" w:eastAsia="Times New Roman" w:hAnsi="Times New Roman" w:cs="Times New Roman"/>
-        </w:rPr>
-        <w:t xml:space="preserve">Khi cả ba thành viên đã hoàn thành tính năng của mình và muốn merge code vào nhánh </w:t>
-      </w:r>
-      <w:r>
-        <w:rPr>
-          <w:rFonts w:ascii="Times New Roman" w:eastAsia="Times New Roman" w:hAnsi="Times New Roman" w:cs="Times New Roman"/>
-        </w:rPr>
-        <w:t>main</w:t>
-      </w:r>
-      <w:r>
-        <w:rPr>
-          <w:rFonts w:ascii="Times New Roman" w:eastAsia="Times New Roman" w:hAnsi="Times New Roman" w:cs="Times New Roman"/>
-        </w:rPr>
-        <w:t>, bạn sẽ cần thực hiện các bước sau để hợp nhất các thay đổi:</w:t>
+      <w:proofErr w:type="gramStart"/>
+      <w:r>
+        <w:rPr>
+          <w:rFonts w:ascii="Times New Roman" w:eastAsia="Times New Roman" w:hAnsi="Times New Roman" w:cs="Times New Roman"/>
+        </w:rPr>
+        <w:t>git</w:t>
+      </w:r>
+      <w:proofErr w:type="gramEnd"/>
+      <w:r>
+        <w:rPr>
+          <w:rFonts w:ascii="Times New Roman" w:eastAsia="Times New Roman" w:hAnsi="Times New Roman" w:cs="Times New Roman"/>
+        </w:rPr>
+        <w:t xml:space="preserve"> push origin main</w:t>
       </w:r>
     </w:p>
     <w:p>
@@ -3581,37 +4354,49 @@
           <w:b/>
           <w:bCs/>
         </w:rPr>
-        <w:t>Đảm bảo nhánh main đã cập nhật commit mới nhất</w:t>
-      </w:r>
-      <w:r>
-        <w:rPr>
-          <w:rFonts w:ascii="Times New Roman" w:eastAsia="Times New Roman" w:hAnsi="Times New Roman" w:cs="Times New Roman"/>
-        </w:rPr>
-        <w:t xml:space="preserve">: Trước khi merge bất kỳ nhánh nào vào </w:t>
-      </w:r>
-      <w:r>
-        <w:rPr>
-          <w:rFonts w:ascii="Times New Roman" w:eastAsia="Times New Roman" w:hAnsi="Times New Roman" w:cs="Times New Roman"/>
-        </w:rPr>
-        <w:t>main</w:t>
-      </w:r>
-      <w:r>
-        <w:rPr>
-          <w:rFonts w:ascii="Times New Roman" w:eastAsia="Times New Roman" w:hAnsi="Times New Roman" w:cs="Times New Roman"/>
-        </w:rPr>
-        <w:t xml:space="preserve">, hãy đảm bảo nhánh </w:t>
-      </w:r>
-      <w:r>
-        <w:rPr>
-          <w:rFonts w:ascii="Times New Roman" w:eastAsia="Times New Roman" w:hAnsi="Times New Roman" w:cs="Times New Roman"/>
-        </w:rPr>
-        <w:t>main</w:t>
-      </w:r>
-      <w:r>
-        <w:rPr>
-          <w:rFonts w:ascii="Times New Roman" w:eastAsia="Times New Roman" w:hAnsi="Times New Roman" w:cs="Times New Roman"/>
-        </w:rPr>
-        <w:t xml:space="preserve"> của bạn là mới nhất:</w:t>
+        <w:t>Xóa các nhánh tạm nếu không cần thiết</w:t>
+      </w:r>
+      <w:r>
+        <w:rPr>
+          <w:rFonts w:ascii="Times New Roman" w:eastAsia="Times New Roman" w:hAnsi="Times New Roman" w:cs="Times New Roman"/>
+        </w:rPr>
+        <w:t>: Nếu các nhánh tính năng (</w:t>
+      </w:r>
+      <w:r>
+        <w:rPr>
+          <w:rFonts w:ascii="Times New Roman" w:eastAsia="Times New Roman" w:hAnsi="Times New Roman" w:cs="Times New Roman"/>
+        </w:rPr>
+        <w:t>b1</w:t>
+      </w:r>
+      <w:r>
+        <w:rPr>
+          <w:rFonts w:ascii="Times New Roman" w:eastAsia="Times New Roman" w:hAnsi="Times New Roman" w:cs="Times New Roman"/>
+        </w:rPr>
+        <w:t xml:space="preserve">, </w:t>
+      </w:r>
+      <w:r>
+        <w:rPr>
+          <w:rFonts w:ascii="Times New Roman" w:eastAsia="Times New Roman" w:hAnsi="Times New Roman" w:cs="Times New Roman"/>
+        </w:rPr>
+        <w:t>b2</w:t>
+      </w:r>
+      <w:r>
+        <w:rPr>
+          <w:rFonts w:ascii="Times New Roman" w:eastAsia="Times New Roman" w:hAnsi="Times New Roman" w:cs="Times New Roman"/>
+        </w:rPr>
+        <w:t xml:space="preserve">, </w:t>
+      </w:r>
+      <w:r>
+        <w:rPr>
+          <w:rFonts w:ascii="Times New Roman" w:eastAsia="Times New Roman" w:hAnsi="Times New Roman" w:cs="Times New Roman"/>
+        </w:rPr>
+        <w:t>b3</w:t>
+      </w:r>
+      <w:r>
+        <w:rPr>
+          <w:rFonts w:ascii="Times New Roman" w:eastAsia="Times New Roman" w:hAnsi="Times New Roman" w:cs="Times New Roman"/>
+        </w:rPr>
+        <w:t>) không còn cần thiết, bạn có thể xóa chúng:</w:t>
       </w:r>
     </w:p>
     <w:p>
@@ -3652,11 +4437,19 @@
         </w:rPr>
         <w:tab/>
       </w:r>
-      <w:r>
-        <w:rPr>
-          <w:rFonts w:ascii="Times New Roman" w:eastAsia="Times New Roman" w:hAnsi="Times New Roman" w:cs="Times New Roman"/>
-        </w:rPr>
-        <w:t>git checkout main</w:t>
+      <w:proofErr w:type="gramStart"/>
+      <w:r>
+        <w:rPr>
+          <w:rFonts w:ascii="Times New Roman" w:eastAsia="Times New Roman" w:hAnsi="Times New Roman" w:cs="Times New Roman"/>
+        </w:rPr>
+        <w:t>git</w:t>
+      </w:r>
+      <w:proofErr w:type="gramEnd"/>
+      <w:r>
+        <w:rPr>
+          <w:rFonts w:ascii="Times New Roman" w:eastAsia="Times New Roman" w:hAnsi="Times New Roman" w:cs="Times New Roman"/>
+        </w:rPr>
+        <w:t xml:space="preserve"> branch -d b1</w:t>
       </w:r>
     </w:p>
     <w:p>
@@ -3697,115 +4490,19 @@
         </w:rPr>
         <w:tab/>
       </w:r>
-      <w:r>
-        <w:rPr>
-          <w:rFonts w:ascii="Times New Roman" w:eastAsia="Times New Roman" w:hAnsi="Times New Roman" w:cs="Times New Roman"/>
-        </w:rPr>
-        <w:t>git pull origin main</w:t>
-      </w:r>
-    </w:p>
-    <w:p>
-      <w:pPr>
-        <w:numPr>
-          <w:ilvl w:val="0"/>
-          <w:numId w:val="6"/>
-        </w:numPr>
-        <w:spacing w:before="100" w:beforeAutospacing="1" w:after="100" w:afterAutospacing="1" w:line="240" w:lineRule="auto"/>
-        <w:rPr>
-          <w:rFonts w:ascii="Times New Roman" w:eastAsia="Times New Roman" w:hAnsi="Times New Roman" w:cs="Times New Roman"/>
-        </w:rPr>
-      </w:pPr>
-      <w:r>
-        <w:rPr>
-          <w:rFonts w:ascii="Times New Roman" w:eastAsia="Times New Roman" w:hAnsi="Times New Roman" w:cs="Times New Roman"/>
-          <w:b/>
-          <w:bCs/>
-        </w:rPr>
-        <w:t>Merge từng nhánh vào main</w:t>
-      </w:r>
-      <w:r>
-        <w:rPr>
-          <w:rFonts w:ascii="Times New Roman" w:eastAsia="Times New Roman" w:hAnsi="Times New Roman" w:cs="Times New Roman"/>
-        </w:rPr>
-        <w:t xml:space="preserve">: Giả sử người 1 merge nhánh </w:t>
-      </w:r>
-      <w:r>
-        <w:rPr>
-          <w:rFonts w:ascii="Times New Roman" w:eastAsia="Times New Roman" w:hAnsi="Times New Roman" w:cs="Times New Roman"/>
-        </w:rPr>
-        <w:t>b1</w:t>
-      </w:r>
-      <w:r>
-        <w:rPr>
-          <w:rFonts w:ascii="Times New Roman" w:eastAsia="Times New Roman" w:hAnsi="Times New Roman" w:cs="Times New Roman"/>
-        </w:rPr>
-        <w:t xml:space="preserve">, người 2 merge </w:t>
-      </w:r>
-      <w:r>
-        <w:rPr>
-          <w:rFonts w:ascii="Times New Roman" w:eastAsia="Times New Roman" w:hAnsi="Times New Roman" w:cs="Times New Roman"/>
-        </w:rPr>
-        <w:t>b2</w:t>
-      </w:r>
-      <w:r>
-        <w:rPr>
-          <w:rFonts w:ascii="Times New Roman" w:eastAsia="Times New Roman" w:hAnsi="Times New Roman" w:cs="Times New Roman"/>
-        </w:rPr>
-        <w:t xml:space="preserve">, người 3 merge </w:t>
-      </w:r>
-      <w:r>
-        <w:rPr>
-          <w:rFonts w:ascii="Times New Roman" w:eastAsia="Times New Roman" w:hAnsi="Times New Roman" w:cs="Times New Roman"/>
-        </w:rPr>
-        <w:t>b3</w:t>
-      </w:r>
-      <w:r>
-        <w:rPr>
-          <w:rFonts w:ascii="Times New Roman" w:eastAsia="Times New Roman" w:hAnsi="Times New Roman" w:cs="Times New Roman"/>
-        </w:rPr>
-        <w:t>:</w:t>
-      </w:r>
-    </w:p>
-    <w:p>
-      <w:pPr>
-        <w:numPr>
-          <w:ilvl w:val="1"/>
-          <w:numId w:val="6"/>
-        </w:numPr>
-        <w:spacing w:before="100" w:beforeAutospacing="1" w:after="100" w:afterAutospacing="1" w:line="240" w:lineRule="auto"/>
-        <w:rPr>
-          <w:rFonts w:ascii="Times New Roman" w:eastAsia="Times New Roman" w:hAnsi="Times New Roman" w:cs="Times New Roman"/>
-        </w:rPr>
-      </w:pPr>
-      <w:r>
-        <w:rPr>
-          <w:rFonts w:ascii="Times New Roman" w:eastAsia="Times New Roman" w:hAnsi="Times New Roman" w:cs="Times New Roman"/>
-        </w:rPr>
-        <w:t xml:space="preserve">Merge nhánh </w:t>
-      </w:r>
-      <w:r>
-        <w:rPr>
-          <w:rFonts w:ascii="Times New Roman" w:eastAsia="Times New Roman" w:hAnsi="Times New Roman" w:cs="Times New Roman"/>
-        </w:rPr>
-        <w:t>b1</w:t>
-      </w:r>
-      <w:r>
-        <w:rPr>
-          <w:rFonts w:ascii="Times New Roman" w:eastAsia="Times New Roman" w:hAnsi="Times New Roman" w:cs="Times New Roman"/>
-        </w:rPr>
-        <w:t xml:space="preserve"> vào </w:t>
-      </w:r>
-      <w:r>
-        <w:rPr>
-          <w:rFonts w:ascii="Times New Roman" w:eastAsia="Times New Roman" w:hAnsi="Times New Roman" w:cs="Times New Roman"/>
-        </w:rPr>
-        <w:t>main</w:t>
-      </w:r>
-      <w:r>
-        <w:rPr>
-          <w:rFonts w:ascii="Times New Roman" w:eastAsia="Times New Roman" w:hAnsi="Times New Roman" w:cs="Times New Roman"/>
-        </w:rPr>
-        <w:t>:</w:t>
+      <w:proofErr w:type="gramStart"/>
+      <w:r>
+        <w:rPr>
+          <w:rFonts w:ascii="Times New Roman" w:eastAsia="Times New Roman" w:hAnsi="Times New Roman" w:cs="Times New Roman"/>
+        </w:rPr>
+        <w:t>git</w:t>
+      </w:r>
+      <w:proofErr w:type="gramEnd"/>
+      <w:r>
+        <w:rPr>
+          <w:rFonts w:ascii="Times New Roman" w:eastAsia="Times New Roman" w:hAnsi="Times New Roman" w:cs="Times New Roman"/>
+        </w:rPr>
+        <w:t xml:space="preserve"> branch -d b2</w:t>
       </w:r>
     </w:p>
     <w:p>
@@ -3829,7 +4526,7 @@
           <w:tab w:val="left" w:pos="14656"/>
         </w:tabs>
         <w:spacing w:after="0" w:line="240" w:lineRule="auto"/>
-        <w:ind w:left="1440"/>
+        <w:ind w:left="720"/>
         <w:rPr>
           <w:rFonts w:ascii="Times New Roman" w:eastAsia="Times New Roman" w:hAnsi="Times New Roman" w:cs="Times New Roman"/>
         </w:rPr>
@@ -3846,18 +4543,56 @@
         </w:rPr>
         <w:tab/>
       </w:r>
-      <w:r>
-        <w:rPr>
-          <w:rFonts w:ascii="Times New Roman" w:eastAsia="Times New Roman" w:hAnsi="Times New Roman" w:cs="Times New Roman"/>
-        </w:rPr>
-        <w:t>git merge b1</w:t>
+      <w:proofErr w:type="gramStart"/>
+      <w:r>
+        <w:rPr>
+          <w:rFonts w:ascii="Times New Roman" w:eastAsia="Times New Roman" w:hAnsi="Times New Roman" w:cs="Times New Roman"/>
+        </w:rPr>
+        <w:t>git</w:t>
+      </w:r>
+      <w:proofErr w:type="gramEnd"/>
+      <w:r>
+        <w:rPr>
+          <w:rFonts w:ascii="Times New Roman" w:eastAsia="Times New Roman" w:hAnsi="Times New Roman" w:cs="Times New Roman"/>
+        </w:rPr>
+        <w:t xml:space="preserve"> branch -d b3</w:t>
+      </w:r>
+    </w:p>
+    <w:p>
+      <w:pPr>
+        <w:spacing w:after="0" w:line="240" w:lineRule="auto"/>
+        <w:rPr>
+          <w:rFonts w:ascii="Times New Roman" w:eastAsia="Times New Roman" w:hAnsi="Times New Roman" w:cs="Times New Roman"/>
+        </w:rPr>
+      </w:pPr>
+      <w:r>
+        <w:rPr>
+          <w:rFonts w:ascii="Times New Roman" w:eastAsia="Times New Roman" w:hAnsi="Times New Roman" w:cs="Times New Roman"/>
+        </w:rPr>
+        <w:pict>
+          <v:rect id="_x0000_i1025" style="width:0;height:1.5pt" o:hralign="center" o:hrstd="t" o:hr="t" fillcolor="#a0a0a0" stroked="f"/>
+        </w:pict>
+      </w:r>
+    </w:p>
+    <w:p>
+      <w:pPr>
+        <w:spacing w:before="100" w:beforeAutospacing="1" w:after="100" w:afterAutospacing="1" w:line="240" w:lineRule="auto"/>
+        <w:rPr>
+          <w:rFonts w:ascii="Times New Roman" w:eastAsia="Times New Roman" w:hAnsi="Times New Roman" w:cs="Times New Roman"/>
+        </w:rPr>
+      </w:pPr>
+      <w:r>
+        <w:rPr>
+          <w:rFonts w:ascii="Times New Roman" w:eastAsia="Times New Roman" w:hAnsi="Times New Roman" w:cs="Times New Roman"/>
+        </w:rPr>
+        <w:t>Vậy tóm lại:</w:t>
       </w:r>
     </w:p>
     <w:p>
       <w:pPr>
         <w:numPr>
-          <w:ilvl w:val="1"/>
-          <w:numId w:val="6"/>
+          <w:ilvl w:val="0"/>
+          <w:numId w:val="7"/>
         </w:numPr>
         <w:spacing w:before="100" w:beforeAutospacing="1" w:after="100" w:afterAutospacing="1" w:line="240" w:lineRule="auto"/>
         <w:rPr>
@@ -3868,7 +4603,195 @@
         <w:rPr>
           <w:rFonts w:ascii="Times New Roman" w:eastAsia="Times New Roman" w:hAnsi="Times New Roman" w:cs="Times New Roman"/>
         </w:rPr>
-        <w:t>Nếu có xung đột (conflict), Git sẽ thông báo, và bạn cần chỉnh sửa các file bị xung đột, sau đó:</w:t>
+        <w:t xml:space="preserve">Bạn nên tạo nhánh </w:t>
+      </w:r>
+      <w:r>
+        <w:rPr>
+          <w:rFonts w:ascii="Times New Roman" w:eastAsia="Times New Roman" w:hAnsi="Times New Roman" w:cs="Times New Roman"/>
+        </w:rPr>
+        <w:t>b1</w:t>
+      </w:r>
+      <w:r>
+        <w:rPr>
+          <w:rFonts w:ascii="Times New Roman" w:eastAsia="Times New Roman" w:hAnsi="Times New Roman" w:cs="Times New Roman"/>
+        </w:rPr>
+        <w:t xml:space="preserve"> để làm việc riêng.</w:t>
+      </w:r>
+    </w:p>
+    <w:p>
+      <w:pPr>
+        <w:numPr>
+          <w:ilvl w:val="0"/>
+          <w:numId w:val="7"/>
+        </w:numPr>
+        <w:spacing w:before="100" w:beforeAutospacing="1" w:after="100" w:afterAutospacing="1" w:line="240" w:lineRule="auto"/>
+        <w:rPr>
+          <w:rFonts w:ascii="Times New Roman" w:eastAsia="Times New Roman" w:hAnsi="Times New Roman" w:cs="Times New Roman"/>
+        </w:rPr>
+      </w:pPr>
+      <w:r>
+        <w:rPr>
+          <w:rFonts w:ascii="Times New Roman" w:eastAsia="Times New Roman" w:hAnsi="Times New Roman" w:cs="Times New Roman"/>
+        </w:rPr>
+        <w:lastRenderedPageBreak/>
+        <w:t xml:space="preserve">Người 2 không cần clone lại, chỉ cần cập nhật source code và tạo nhánh từ nhánh </w:t>
+      </w:r>
+      <w:r>
+        <w:rPr>
+          <w:rFonts w:ascii="Times New Roman" w:eastAsia="Times New Roman" w:hAnsi="Times New Roman" w:cs="Times New Roman"/>
+        </w:rPr>
+        <w:t>main</w:t>
+      </w:r>
+      <w:r>
+        <w:rPr>
+          <w:rFonts w:ascii="Times New Roman" w:eastAsia="Times New Roman" w:hAnsi="Times New Roman" w:cs="Times New Roman"/>
+        </w:rPr>
+        <w:t xml:space="preserve"> sau khi có commit C3.</w:t>
+      </w:r>
+    </w:p>
+    <w:p>
+      <w:pPr>
+        <w:numPr>
+          <w:ilvl w:val="0"/>
+          <w:numId w:val="7"/>
+        </w:numPr>
+        <w:spacing w:before="100" w:beforeAutospacing="1" w:after="100" w:afterAutospacing="1" w:line="240" w:lineRule="auto"/>
+        <w:rPr>
+          <w:rFonts w:ascii="Times New Roman" w:eastAsia="Times New Roman" w:hAnsi="Times New Roman" w:cs="Times New Roman"/>
+        </w:rPr>
+      </w:pPr>
+      <w:r>
+        <w:rPr>
+          <w:rFonts w:ascii="Times New Roman" w:eastAsia="Times New Roman" w:hAnsi="Times New Roman" w:cs="Times New Roman"/>
+        </w:rPr>
+        <w:t xml:space="preserve">Khi tất cả hoàn thành, bạn merge từng nhánh vào nhánh </w:t>
+      </w:r>
+      <w:r>
+        <w:rPr>
+          <w:rFonts w:ascii="Times New Roman" w:eastAsia="Times New Roman" w:hAnsi="Times New Roman" w:cs="Times New Roman"/>
+        </w:rPr>
+        <w:t>main</w:t>
+      </w:r>
+      <w:r>
+        <w:rPr>
+          <w:rFonts w:ascii="Times New Roman" w:eastAsia="Times New Roman" w:hAnsi="Times New Roman" w:cs="Times New Roman"/>
+        </w:rPr>
+        <w:t xml:space="preserve"> và push code lên kho remote.</w:t>
+      </w:r>
+    </w:p>
+    <w:p>
+      <w:pPr>
+        <w:spacing w:before="100" w:beforeAutospacing="1" w:after="100" w:afterAutospacing="1" w:line="240" w:lineRule="auto"/>
+        <w:outlineLvl w:val="2"/>
+        <w:rPr>
+          <w:rFonts w:ascii="Times New Roman" w:eastAsia="Times New Roman" w:hAnsi="Times New Roman" w:cs="Times New Roman"/>
+          <w:b/>
+          <w:bCs/>
+        </w:rPr>
+      </w:pPr>
+      <w:r>
+        <w:rPr>
+          <w:rFonts w:ascii="Times New Roman" w:eastAsia="Times New Roman" w:hAnsi="Times New Roman" w:cs="Times New Roman"/>
+          <w:b/>
+          <w:bCs/>
+        </w:rPr>
+        <w:t xml:space="preserve">5. </w:t>
+      </w:r>
+      <w:r>
+        <w:rPr>
+          <w:rFonts w:ascii="Times New Roman" w:eastAsia="Times New Roman" w:hAnsi="Times New Roman" w:cs="Times New Roman"/>
+          <w:b/>
+          <w:bCs/>
+        </w:rPr>
+        <w:t>Khi bạn đang ở nhánh main và thực hiện lệnh git pull, nó chỉ pull code từ nhánh main về thôi phải không?</w:t>
+      </w:r>
+    </w:p>
+    <w:p>
+      <w:pPr>
+        <w:numPr>
+          <w:ilvl w:val="0"/>
+          <w:numId w:val="8"/>
+        </w:numPr>
+        <w:spacing w:before="100" w:beforeAutospacing="1" w:after="100" w:afterAutospacing="1" w:line="240" w:lineRule="auto"/>
+        <w:rPr>
+          <w:rFonts w:ascii="Times New Roman" w:eastAsia="Times New Roman" w:hAnsi="Times New Roman" w:cs="Times New Roman"/>
+        </w:rPr>
+      </w:pPr>
+      <w:r>
+        <w:rPr>
+          <w:rFonts w:ascii="Times New Roman" w:eastAsia="Times New Roman" w:hAnsi="Times New Roman" w:cs="Times New Roman"/>
+          <w:b/>
+          <w:bCs/>
+        </w:rPr>
+        <w:t>Chính xác</w:t>
+      </w:r>
+      <w:r>
+        <w:rPr>
+          <w:rFonts w:ascii="Times New Roman" w:eastAsia="Times New Roman" w:hAnsi="Times New Roman" w:cs="Times New Roman"/>
+        </w:rPr>
+        <w:t xml:space="preserve">: Nếu bạn đang ở nhánh </w:t>
+      </w:r>
+      <w:r>
+        <w:rPr>
+          <w:rFonts w:ascii="Times New Roman" w:eastAsia="Times New Roman" w:hAnsi="Times New Roman" w:cs="Times New Roman"/>
+        </w:rPr>
+        <w:t>main</w:t>
+      </w:r>
+      <w:r>
+        <w:rPr>
+          <w:rFonts w:ascii="Times New Roman" w:eastAsia="Times New Roman" w:hAnsi="Times New Roman" w:cs="Times New Roman"/>
+        </w:rPr>
+        <w:t xml:space="preserve"> và thực hiện lệnh </w:t>
+      </w:r>
+      <w:r>
+        <w:rPr>
+          <w:rFonts w:ascii="Times New Roman" w:eastAsia="Times New Roman" w:hAnsi="Times New Roman" w:cs="Times New Roman"/>
+        </w:rPr>
+        <w:t>git pull</w:t>
+      </w:r>
+      <w:r>
+        <w:rPr>
+          <w:rFonts w:ascii="Times New Roman" w:eastAsia="Times New Roman" w:hAnsi="Times New Roman" w:cs="Times New Roman"/>
+        </w:rPr>
+        <w:t xml:space="preserve">, Git sẽ chỉ pull các thay đổi từ nhánh </w:t>
+      </w:r>
+      <w:r>
+        <w:rPr>
+          <w:rFonts w:ascii="Times New Roman" w:eastAsia="Times New Roman" w:hAnsi="Times New Roman" w:cs="Times New Roman"/>
+        </w:rPr>
+        <w:t>main</w:t>
+      </w:r>
+      <w:r>
+        <w:rPr>
+          <w:rFonts w:ascii="Times New Roman" w:eastAsia="Times New Roman" w:hAnsi="Times New Roman" w:cs="Times New Roman"/>
+        </w:rPr>
+        <w:t xml:space="preserve"> của kho </w:t>
+      </w:r>
+      <w:r>
+        <w:rPr>
+          <w:rFonts w:ascii="Times New Roman" w:eastAsia="Times New Roman" w:hAnsi="Times New Roman" w:cs="Times New Roman"/>
+          <w:b/>
+          <w:bCs/>
+        </w:rPr>
+        <w:t>remote</w:t>
+      </w:r>
+      <w:r>
+        <w:rPr>
+          <w:rFonts w:ascii="Times New Roman" w:eastAsia="Times New Roman" w:hAnsi="Times New Roman" w:cs="Times New Roman"/>
+        </w:rPr>
+        <w:t xml:space="preserve"> về nhánh </w:t>
+      </w:r>
+      <w:r>
+        <w:rPr>
+          <w:rFonts w:ascii="Times New Roman" w:eastAsia="Times New Roman" w:hAnsi="Times New Roman" w:cs="Times New Roman"/>
+        </w:rPr>
+        <w:t>main</w:t>
+      </w:r>
+      <w:r>
+        <w:rPr>
+          <w:rFonts w:ascii="Times New Roman" w:eastAsia="Times New Roman" w:hAnsi="Times New Roman" w:cs="Times New Roman"/>
+        </w:rPr>
+        <w:t xml:space="preserve"> trên máy của bạn.</w:t>
       </w:r>
     </w:p>
     <w:p>
@@ -3892,35 +4815,17 @@
           <w:tab w:val="left" w:pos="14656"/>
         </w:tabs>
         <w:spacing w:after="0" w:line="240" w:lineRule="auto"/>
-        <w:ind w:left="1440"/>
-        <w:rPr>
-          <w:rFonts w:ascii="Times New Roman" w:eastAsia="Times New Roman" w:hAnsi="Times New Roman" w:cs="Times New Roman"/>
-        </w:rPr>
-      </w:pPr>
-      <w:r>
-        <w:rPr>
-          <w:rFonts w:ascii="Times New Roman" w:eastAsia="Times New Roman" w:hAnsi="Times New Roman" w:cs="Times New Roman"/>
-        </w:rPr>
-        <w:tab/>
-      </w:r>
-      <w:r>
-        <w:rPr>
-          <w:rFonts w:ascii="Times New Roman" w:eastAsia="Times New Roman" w:hAnsi="Times New Roman" w:cs="Times New Roman"/>
-        </w:rPr>
-        <w:tab/>
-      </w:r>
-      <w:r>
-        <w:rPr>
-          <w:rFonts w:ascii="Times New Roman" w:eastAsia="Times New Roman" w:hAnsi="Times New Roman" w:cs="Times New Roman"/>
-        </w:rPr>
-        <w:t xml:space="preserve">git </w:t>
-      </w:r>
+        <w:ind w:left="720"/>
+        <w:rPr>
+          <w:rFonts w:ascii="Times New Roman" w:eastAsia="Times New Roman" w:hAnsi="Times New Roman" w:cs="Times New Roman"/>
+        </w:rPr>
+      </w:pPr>
       <w:proofErr w:type="gramStart"/>
       <w:r>
         <w:rPr>
           <w:rFonts w:ascii="Times New Roman" w:eastAsia="Times New Roman" w:hAnsi="Times New Roman" w:cs="Times New Roman"/>
         </w:rPr>
-        <w:t>add .</w:t>
+        <w:t>bash</w:t>
       </w:r>
       <w:proofErr w:type="gramEnd"/>
     </w:p>
@@ -3945,70 +4850,16 @@
           <w:tab w:val="left" w:pos="14656"/>
         </w:tabs>
         <w:spacing w:after="0" w:line="240" w:lineRule="auto"/>
-        <w:ind w:left="1440"/>
-        <w:rPr>
-          <w:rFonts w:ascii="Times New Roman" w:eastAsia="Times New Roman" w:hAnsi="Times New Roman" w:cs="Times New Roman"/>
-        </w:rPr>
-      </w:pPr>
-      <w:r>
-        <w:rPr>
-          <w:rFonts w:ascii="Times New Roman" w:eastAsia="Times New Roman" w:hAnsi="Times New Roman" w:cs="Times New Roman"/>
-        </w:rPr>
-        <w:tab/>
-      </w:r>
-      <w:r>
-        <w:rPr>
-          <w:rFonts w:ascii="Times New Roman" w:eastAsia="Times New Roman" w:hAnsi="Times New Roman" w:cs="Times New Roman"/>
-        </w:rPr>
-        <w:tab/>
-      </w:r>
-      <w:r>
-        <w:rPr>
-          <w:rFonts w:ascii="Times New Roman" w:eastAsia="Times New Roman" w:hAnsi="Times New Roman" w:cs="Times New Roman"/>
-        </w:rPr>
-        <w:t>git commit</w:t>
-      </w:r>
-    </w:p>
-    <w:p>
-      <w:pPr>
-        <w:numPr>
-          <w:ilvl w:val="1"/>
-          <w:numId w:val="6"/>
-        </w:numPr>
-        <w:spacing w:before="100" w:beforeAutospacing="1" w:after="100" w:afterAutospacing="1" w:line="240" w:lineRule="auto"/>
-        <w:rPr>
-          <w:rFonts w:ascii="Times New Roman" w:eastAsia="Times New Roman" w:hAnsi="Times New Roman" w:cs="Times New Roman"/>
-        </w:rPr>
-      </w:pPr>
-      <w:r>
-        <w:rPr>
-          <w:rFonts w:ascii="Times New Roman" w:eastAsia="Times New Roman" w:hAnsi="Times New Roman" w:cs="Times New Roman"/>
-        </w:rPr>
-        <w:t xml:space="preserve">Làm tương tự với các nhánh </w:t>
-      </w:r>
-      <w:r>
-        <w:rPr>
-          <w:rFonts w:ascii="Times New Roman" w:eastAsia="Times New Roman" w:hAnsi="Times New Roman" w:cs="Times New Roman"/>
-        </w:rPr>
-        <w:t>b2</w:t>
-      </w:r>
-      <w:r>
-        <w:rPr>
-          <w:rFonts w:ascii="Times New Roman" w:eastAsia="Times New Roman" w:hAnsi="Times New Roman" w:cs="Times New Roman"/>
-        </w:rPr>
-        <w:t xml:space="preserve"> và </w:t>
-      </w:r>
-      <w:r>
-        <w:rPr>
-          <w:rFonts w:ascii="Times New Roman" w:eastAsia="Times New Roman" w:hAnsi="Times New Roman" w:cs="Times New Roman"/>
-        </w:rPr>
-        <w:t>b3</w:t>
-      </w:r>
-      <w:r>
-        <w:rPr>
-          <w:rFonts w:ascii="Times New Roman" w:eastAsia="Times New Roman" w:hAnsi="Times New Roman" w:cs="Times New Roman"/>
-        </w:rPr>
-        <w:t>:</w:t>
+        <w:ind w:left="720"/>
+        <w:rPr>
+          <w:rFonts w:ascii="Times New Roman" w:eastAsia="Times New Roman" w:hAnsi="Times New Roman" w:cs="Times New Roman"/>
+        </w:rPr>
+      </w:pPr>
+      <w:r>
+        <w:rPr>
+          <w:rFonts w:ascii="Times New Roman" w:eastAsia="Times New Roman" w:hAnsi="Times New Roman" w:cs="Times New Roman"/>
+        </w:rPr>
+        <w:t>Sao chép mã</w:t>
       </w:r>
     </w:p>
     <w:p>
@@ -4032,28 +4883,206 @@
           <w:tab w:val="left" w:pos="14656"/>
         </w:tabs>
         <w:spacing w:after="0" w:line="240" w:lineRule="auto"/>
-        <w:ind w:left="1440"/>
-        <w:rPr>
-          <w:rFonts w:ascii="Times New Roman" w:eastAsia="Times New Roman" w:hAnsi="Times New Roman" w:cs="Times New Roman"/>
-        </w:rPr>
-      </w:pPr>
-      <w:r>
-        <w:rPr>
-          <w:rFonts w:ascii="Times New Roman" w:eastAsia="Times New Roman" w:hAnsi="Times New Roman" w:cs="Times New Roman"/>
-        </w:rPr>
-        <w:tab/>
-      </w:r>
-      <w:r>
-        <w:rPr>
-          <w:rFonts w:ascii="Times New Roman" w:eastAsia="Times New Roman" w:hAnsi="Times New Roman" w:cs="Times New Roman"/>
-        </w:rPr>
-        <w:tab/>
-      </w:r>
-      <w:r>
-        <w:rPr>
-          <w:rFonts w:ascii="Times New Roman" w:eastAsia="Times New Roman" w:hAnsi="Times New Roman" w:cs="Times New Roman"/>
-        </w:rPr>
-        <w:t>git merge b2</w:t>
+        <w:ind w:left="720"/>
+        <w:rPr>
+          <w:rFonts w:ascii="Times New Roman" w:eastAsia="Times New Roman" w:hAnsi="Times New Roman" w:cs="Times New Roman"/>
+        </w:rPr>
+      </w:pPr>
+      <w:proofErr w:type="gramStart"/>
+      <w:r>
+        <w:rPr>
+          <w:rFonts w:ascii="Times New Roman" w:eastAsia="Times New Roman" w:hAnsi="Times New Roman" w:cs="Times New Roman"/>
+        </w:rPr>
+        <w:t>git</w:t>
+      </w:r>
+      <w:proofErr w:type="gramEnd"/>
+      <w:r>
+        <w:rPr>
+          <w:rFonts w:ascii="Times New Roman" w:eastAsia="Times New Roman" w:hAnsi="Times New Roman" w:cs="Times New Roman"/>
+        </w:rPr>
+        <w:t xml:space="preserve"> pull origin main</w:t>
+      </w:r>
+    </w:p>
+    <w:p>
+      <w:pPr>
+        <w:spacing w:before="100" w:beforeAutospacing="1" w:after="100" w:afterAutospacing="1" w:line="240" w:lineRule="auto"/>
+        <w:ind w:left="720"/>
+        <w:rPr>
+          <w:rFonts w:ascii="Times New Roman" w:eastAsia="Times New Roman" w:hAnsi="Times New Roman" w:cs="Times New Roman"/>
+        </w:rPr>
+      </w:pPr>
+      <w:r>
+        <w:rPr>
+          <w:rFonts w:ascii="Times New Roman" w:eastAsia="Times New Roman" w:hAnsi="Times New Roman" w:cs="Times New Roman"/>
+        </w:rPr>
+        <w:t xml:space="preserve">Lệnh này sẽ đảm bảo rằng nhánh </w:t>
+      </w:r>
+      <w:r>
+        <w:rPr>
+          <w:rFonts w:ascii="Times New Roman" w:eastAsia="Times New Roman" w:hAnsi="Times New Roman" w:cs="Times New Roman"/>
+        </w:rPr>
+        <w:t>main</w:t>
+      </w:r>
+      <w:r>
+        <w:rPr>
+          <w:rFonts w:ascii="Times New Roman" w:eastAsia="Times New Roman" w:hAnsi="Times New Roman" w:cs="Times New Roman"/>
+        </w:rPr>
+        <w:t xml:space="preserve"> của bạn có tất cả các thay đổi mới nhất từ kho </w:t>
+      </w:r>
+      <w:r>
+        <w:rPr>
+          <w:rFonts w:ascii="Times New Roman" w:eastAsia="Times New Roman" w:hAnsi="Times New Roman" w:cs="Times New Roman"/>
+          <w:b/>
+          <w:bCs/>
+        </w:rPr>
+        <w:t>remote</w:t>
+      </w:r>
+      <w:r>
+        <w:rPr>
+          <w:rFonts w:ascii="Times New Roman" w:eastAsia="Times New Roman" w:hAnsi="Times New Roman" w:cs="Times New Roman"/>
+        </w:rPr>
+        <w:t xml:space="preserve"> (cụ thể là nhánh </w:t>
+      </w:r>
+      <w:r>
+        <w:rPr>
+          <w:rFonts w:ascii="Times New Roman" w:eastAsia="Times New Roman" w:hAnsi="Times New Roman" w:cs="Times New Roman"/>
+        </w:rPr>
+        <w:t>main</w:t>
+      </w:r>
+      <w:r>
+        <w:rPr>
+          <w:rFonts w:ascii="Times New Roman" w:eastAsia="Times New Roman" w:hAnsi="Times New Roman" w:cs="Times New Roman"/>
+        </w:rPr>
+        <w:t xml:space="preserve"> của remote).</w:t>
+      </w:r>
+    </w:p>
+    <w:p>
+      <w:pPr>
+        <w:spacing w:before="100" w:beforeAutospacing="1" w:after="100" w:afterAutospacing="1" w:line="240" w:lineRule="auto"/>
+        <w:outlineLvl w:val="2"/>
+        <w:rPr>
+          <w:rFonts w:ascii="Times New Roman" w:eastAsia="Times New Roman" w:hAnsi="Times New Roman" w:cs="Times New Roman"/>
+          <w:b/>
+          <w:bCs/>
+        </w:rPr>
+      </w:pPr>
+      <w:r>
+        <w:rPr>
+          <w:rFonts w:ascii="Times New Roman" w:eastAsia="Times New Roman" w:hAnsi="Times New Roman" w:cs="Times New Roman"/>
+          <w:b/>
+          <w:bCs/>
+        </w:rPr>
+        <w:t>Tóm lại:</w:t>
+      </w:r>
+    </w:p>
+    <w:p>
+      <w:pPr>
+        <w:numPr>
+          <w:ilvl w:val="0"/>
+          <w:numId w:val="9"/>
+        </w:numPr>
+        <w:spacing w:before="100" w:beforeAutospacing="1" w:after="100" w:afterAutospacing="1" w:line="240" w:lineRule="auto"/>
+        <w:rPr>
+          <w:rFonts w:ascii="Times New Roman" w:eastAsia="Times New Roman" w:hAnsi="Times New Roman" w:cs="Times New Roman"/>
+        </w:rPr>
+      </w:pPr>
+      <w:r>
+        <w:rPr>
+          <w:rFonts w:ascii="Times New Roman" w:eastAsia="Times New Roman" w:hAnsi="Times New Roman" w:cs="Times New Roman"/>
+          <w:b/>
+          <w:bCs/>
+        </w:rPr>
+        <w:t>Nếu bạn muốn pull từ nhánh nào</w:t>
+      </w:r>
+      <w:r>
+        <w:rPr>
+          <w:rFonts w:ascii="Times New Roman" w:eastAsia="Times New Roman" w:hAnsi="Times New Roman" w:cs="Times New Roman"/>
+        </w:rPr>
+        <w:t xml:space="preserve">, bạn phải </w:t>
+      </w:r>
+      <w:r>
+        <w:rPr>
+          <w:rFonts w:ascii="Times New Roman" w:eastAsia="Times New Roman" w:hAnsi="Times New Roman" w:cs="Times New Roman"/>
+          <w:b/>
+          <w:bCs/>
+        </w:rPr>
+        <w:t>chuyển sang nhánh đó trước</w:t>
+      </w:r>
+      <w:r>
+        <w:rPr>
+          <w:rFonts w:ascii="Times New Roman" w:eastAsia="Times New Roman" w:hAnsi="Times New Roman" w:cs="Times New Roman"/>
+        </w:rPr>
+        <w:t>.</w:t>
+      </w:r>
+    </w:p>
+    <w:p>
+      <w:pPr>
+        <w:numPr>
+          <w:ilvl w:val="1"/>
+          <w:numId w:val="9"/>
+        </w:numPr>
+        <w:spacing w:before="100" w:beforeAutospacing="1" w:after="100" w:afterAutospacing="1" w:line="240" w:lineRule="auto"/>
+        <w:rPr>
+          <w:rFonts w:ascii="Times New Roman" w:eastAsia="Times New Roman" w:hAnsi="Times New Roman" w:cs="Times New Roman"/>
+        </w:rPr>
+      </w:pPr>
+      <w:r>
+        <w:rPr>
+          <w:rFonts w:ascii="Times New Roman" w:eastAsia="Times New Roman" w:hAnsi="Times New Roman" w:cs="Times New Roman"/>
+        </w:rPr>
+        <w:t xml:space="preserve">Ví dụ, nếu bạn muốn cập nhật nhánh </w:t>
+      </w:r>
+      <w:r>
+        <w:rPr>
+          <w:rFonts w:ascii="Times New Roman" w:eastAsia="Times New Roman" w:hAnsi="Times New Roman" w:cs="Times New Roman"/>
+        </w:rPr>
+        <w:t>b2</w:t>
+      </w:r>
+      <w:r>
+        <w:rPr>
+          <w:rFonts w:ascii="Times New Roman" w:eastAsia="Times New Roman" w:hAnsi="Times New Roman" w:cs="Times New Roman"/>
+        </w:rPr>
+        <w:t xml:space="preserve"> trên máy của mình từ kho </w:t>
+      </w:r>
+      <w:r>
+        <w:rPr>
+          <w:rFonts w:ascii="Times New Roman" w:eastAsia="Times New Roman" w:hAnsi="Times New Roman" w:cs="Times New Roman"/>
+          <w:b/>
+          <w:bCs/>
+        </w:rPr>
+        <w:t>remote</w:t>
+      </w:r>
+      <w:r>
+        <w:rPr>
+          <w:rFonts w:ascii="Times New Roman" w:eastAsia="Times New Roman" w:hAnsi="Times New Roman" w:cs="Times New Roman"/>
+        </w:rPr>
+        <w:t>, bạn cần:</w:t>
+      </w:r>
+    </w:p>
+    <w:p>
+      <w:pPr>
+        <w:numPr>
+          <w:ilvl w:val="2"/>
+          <w:numId w:val="9"/>
+        </w:numPr>
+        <w:spacing w:before="100" w:beforeAutospacing="1" w:after="100" w:afterAutospacing="1" w:line="240" w:lineRule="auto"/>
+        <w:rPr>
+          <w:rFonts w:ascii="Times New Roman" w:eastAsia="Times New Roman" w:hAnsi="Times New Roman" w:cs="Times New Roman"/>
+        </w:rPr>
+      </w:pPr>
+      <w:r>
+        <w:rPr>
+          <w:rFonts w:ascii="Times New Roman" w:eastAsia="Times New Roman" w:hAnsi="Times New Roman" w:cs="Times New Roman"/>
+          <w:b/>
+          <w:bCs/>
+        </w:rPr>
+        <w:t>Chuyển sang nhánh b2</w:t>
+      </w:r>
+      <w:r>
+        <w:rPr>
+          <w:rFonts w:ascii="Times New Roman" w:eastAsia="Times New Roman" w:hAnsi="Times New Roman" w:cs="Times New Roman"/>
+        </w:rPr>
+        <w:t>:</w:t>
       </w:r>
     </w:p>
     <w:p>
@@ -4077,35 +5106,31 @@
           <w:tab w:val="left" w:pos="14656"/>
         </w:tabs>
         <w:spacing w:after="0" w:line="240" w:lineRule="auto"/>
-        <w:ind w:left="1440"/>
-        <w:rPr>
-          <w:rFonts w:ascii="Times New Roman" w:eastAsia="Times New Roman" w:hAnsi="Times New Roman" w:cs="Times New Roman"/>
-        </w:rPr>
-      </w:pPr>
-      <w:r>
-        <w:rPr>
-          <w:rFonts w:ascii="Times New Roman" w:eastAsia="Times New Roman" w:hAnsi="Times New Roman" w:cs="Times New Roman"/>
-        </w:rPr>
-        <w:tab/>
-      </w:r>
-      <w:r>
-        <w:rPr>
-          <w:rFonts w:ascii="Times New Roman" w:eastAsia="Times New Roman" w:hAnsi="Times New Roman" w:cs="Times New Roman"/>
-        </w:rPr>
-        <w:tab/>
-      </w:r>
-      <w:r>
-        <w:rPr>
-          <w:rFonts w:ascii="Times New Roman" w:eastAsia="Times New Roman" w:hAnsi="Times New Roman" w:cs="Times New Roman"/>
-        </w:rPr>
-        <w:t>git merge b3</w:t>
+        <w:ind w:left="2160"/>
+        <w:rPr>
+          <w:rFonts w:ascii="Times New Roman" w:eastAsia="Times New Roman" w:hAnsi="Times New Roman" w:cs="Times New Roman"/>
+        </w:rPr>
+      </w:pPr>
+      <w:proofErr w:type="gramStart"/>
+      <w:r>
+        <w:rPr>
+          <w:rFonts w:ascii="Times New Roman" w:eastAsia="Times New Roman" w:hAnsi="Times New Roman" w:cs="Times New Roman"/>
+        </w:rPr>
+        <w:t>git</w:t>
+      </w:r>
+      <w:proofErr w:type="gramEnd"/>
+      <w:r>
+        <w:rPr>
+          <w:rFonts w:ascii="Times New Roman" w:eastAsia="Times New Roman" w:hAnsi="Times New Roman" w:cs="Times New Roman"/>
+        </w:rPr>
+        <w:t xml:space="preserve"> checkout b2</w:t>
       </w:r>
     </w:p>
     <w:p>
       <w:pPr>
         <w:numPr>
-          <w:ilvl w:val="0"/>
-          <w:numId w:val="6"/>
+          <w:ilvl w:val="2"/>
+          <w:numId w:val="9"/>
         </w:numPr>
         <w:spacing w:before="100" w:beforeAutospacing="1" w:after="100" w:afterAutospacing="1" w:line="240" w:lineRule="auto"/>
         <w:rPr>
@@ -4118,37 +5143,13 @@
           <w:b/>
           <w:bCs/>
         </w:rPr>
-        <w:t>Push các thay đổi sau khi merge</w:t>
-      </w:r>
-      <w:r>
-        <w:rPr>
-          <w:rFonts w:ascii="Times New Roman" w:eastAsia="Times New Roman" w:hAnsi="Times New Roman" w:cs="Times New Roman"/>
-        </w:rPr>
-        <w:t xml:space="preserve">: Sau khi đã merge các nhánh thành công vào </w:t>
-      </w:r>
-      <w:r>
-        <w:rPr>
-          <w:rFonts w:ascii="Times New Roman" w:eastAsia="Times New Roman" w:hAnsi="Times New Roman" w:cs="Times New Roman"/>
-        </w:rPr>
-        <w:t>main</w:t>
-      </w:r>
-      <w:r>
-        <w:rPr>
-          <w:rFonts w:ascii="Times New Roman" w:eastAsia="Times New Roman" w:hAnsi="Times New Roman" w:cs="Times New Roman"/>
-        </w:rPr>
-        <w:t xml:space="preserve">, bạn cần push nhánh </w:t>
-      </w:r>
-      <w:r>
-        <w:rPr>
-          <w:rFonts w:ascii="Times New Roman" w:eastAsia="Times New Roman" w:hAnsi="Times New Roman" w:cs="Times New Roman"/>
-        </w:rPr>
-        <w:t>main</w:t>
-      </w:r>
-      <w:r>
-        <w:rPr>
-          <w:rFonts w:ascii="Times New Roman" w:eastAsia="Times New Roman" w:hAnsi="Times New Roman" w:cs="Times New Roman"/>
-        </w:rPr>
-        <w:t xml:space="preserve"> lên kho remote:</w:t>
+        <w:t>Pull code từ kho remote cho nhánh b2</w:t>
+      </w:r>
+      <w:r>
+        <w:rPr>
+          <w:rFonts w:ascii="Times New Roman" w:eastAsia="Times New Roman" w:hAnsi="Times New Roman" w:cs="Times New Roman"/>
+        </w:rPr>
+        <w:t>:</w:t>
       </w:r>
     </w:p>
     <w:p>
@@ -4172,35 +5173,31 @@
           <w:tab w:val="left" w:pos="14656"/>
         </w:tabs>
         <w:spacing w:after="0" w:line="240" w:lineRule="auto"/>
-        <w:ind w:left="720"/>
-        <w:rPr>
-          <w:rFonts w:ascii="Times New Roman" w:eastAsia="Times New Roman" w:hAnsi="Times New Roman" w:cs="Times New Roman"/>
-        </w:rPr>
-      </w:pPr>
-      <w:r>
-        <w:rPr>
-          <w:rFonts w:ascii="Times New Roman" w:eastAsia="Times New Roman" w:hAnsi="Times New Roman" w:cs="Times New Roman"/>
-        </w:rPr>
-        <w:tab/>
-      </w:r>
-      <w:r>
-        <w:rPr>
-          <w:rFonts w:ascii="Times New Roman" w:eastAsia="Times New Roman" w:hAnsi="Times New Roman" w:cs="Times New Roman"/>
-        </w:rPr>
-        <w:tab/>
-      </w:r>
-      <w:r>
-        <w:rPr>
-          <w:rFonts w:ascii="Times New Roman" w:eastAsia="Times New Roman" w:hAnsi="Times New Roman" w:cs="Times New Roman"/>
-        </w:rPr>
-        <w:t>git push origin main</w:t>
+        <w:ind w:left="2160"/>
+        <w:rPr>
+          <w:rFonts w:ascii="Times New Roman" w:eastAsia="Times New Roman" w:hAnsi="Times New Roman" w:cs="Times New Roman"/>
+        </w:rPr>
+      </w:pPr>
+      <w:proofErr w:type="gramStart"/>
+      <w:r>
+        <w:rPr>
+          <w:rFonts w:ascii="Times New Roman" w:eastAsia="Times New Roman" w:hAnsi="Times New Roman" w:cs="Times New Roman"/>
+        </w:rPr>
+        <w:t>git</w:t>
+      </w:r>
+      <w:proofErr w:type="gramEnd"/>
+      <w:r>
+        <w:rPr>
+          <w:rFonts w:ascii="Times New Roman" w:eastAsia="Times New Roman" w:hAnsi="Times New Roman" w:cs="Times New Roman"/>
+        </w:rPr>
+        <w:t xml:space="preserve"> pull origin b2</w:t>
       </w:r>
     </w:p>
     <w:p>
       <w:pPr>
         <w:numPr>
           <w:ilvl w:val="0"/>
-          <w:numId w:val="6"/>
+          <w:numId w:val="9"/>
         </w:numPr>
         <w:spacing w:before="100" w:beforeAutospacing="1" w:after="100" w:afterAutospacing="1" w:line="240" w:lineRule="auto"/>
         <w:rPr>
@@ -4210,52 +5207,113 @@
       <w:r>
         <w:rPr>
           <w:rFonts w:ascii="Times New Roman" w:eastAsia="Times New Roman" w:hAnsi="Times New Roman" w:cs="Times New Roman"/>
+        </w:rPr>
+        <w:t xml:space="preserve">Nếu bạn không chuyển sang nhánh </w:t>
+      </w:r>
+      <w:r>
+        <w:rPr>
+          <w:rFonts w:ascii="Times New Roman" w:eastAsia="Times New Roman" w:hAnsi="Times New Roman" w:cs="Times New Roman"/>
+        </w:rPr>
+        <w:t>b2</w:t>
+      </w:r>
+      <w:r>
+        <w:rPr>
+          <w:rFonts w:ascii="Times New Roman" w:eastAsia="Times New Roman" w:hAnsi="Times New Roman" w:cs="Times New Roman"/>
+        </w:rPr>
+        <w:t xml:space="preserve"> mà vẫn ở nhánh </w:t>
+      </w:r>
+      <w:r>
+        <w:rPr>
+          <w:rFonts w:ascii="Times New Roman" w:eastAsia="Times New Roman" w:hAnsi="Times New Roman" w:cs="Times New Roman"/>
+        </w:rPr>
+        <w:t>main</w:t>
+      </w:r>
+      <w:r>
+        <w:rPr>
+          <w:rFonts w:ascii="Times New Roman" w:eastAsia="Times New Roman" w:hAnsi="Times New Roman" w:cs="Times New Roman"/>
+        </w:rPr>
+        <w:t xml:space="preserve">, lệnh </w:t>
+      </w:r>
+      <w:r>
+        <w:rPr>
+          <w:rFonts w:ascii="Times New Roman" w:eastAsia="Times New Roman" w:hAnsi="Times New Roman" w:cs="Times New Roman"/>
+        </w:rPr>
+        <w:t>git pull</w:t>
+      </w:r>
+      <w:r>
+        <w:rPr>
+          <w:rFonts w:ascii="Times New Roman" w:eastAsia="Times New Roman" w:hAnsi="Times New Roman" w:cs="Times New Roman"/>
+        </w:rPr>
+        <w:t xml:space="preserve"> sẽ chỉ cập nhật nhánh </w:t>
+      </w:r>
+      <w:r>
+        <w:rPr>
+          <w:rFonts w:ascii="Times New Roman" w:eastAsia="Times New Roman" w:hAnsi="Times New Roman" w:cs="Times New Roman"/>
+        </w:rPr>
+        <w:t>main</w:t>
+      </w:r>
+      <w:r>
+        <w:rPr>
+          <w:rFonts w:ascii="Times New Roman" w:eastAsia="Times New Roman" w:hAnsi="Times New Roman" w:cs="Times New Roman"/>
+        </w:rPr>
+        <w:t>.</w:t>
+      </w:r>
+    </w:p>
+    <w:p>
+      <w:pPr>
+        <w:spacing w:before="100" w:beforeAutospacing="1" w:after="100" w:afterAutospacing="1" w:line="240" w:lineRule="auto"/>
+        <w:outlineLvl w:val="2"/>
+        <w:rPr>
+          <w:rFonts w:ascii="Times New Roman" w:eastAsia="Times New Roman" w:hAnsi="Times New Roman" w:cs="Times New Roman"/>
           <w:b/>
           <w:bCs/>
         </w:rPr>
-        <w:t>Xóa các nhánh tạm nếu không cần thiết</w:t>
-      </w:r>
-      <w:r>
-        <w:rPr>
-          <w:rFonts w:ascii="Times New Roman" w:eastAsia="Times New Roman" w:hAnsi="Times New Roman" w:cs="Times New Roman"/>
-        </w:rPr>
-        <w:t>: Nếu các nhánh tính năng (</w:t>
-      </w:r>
-      <w:r>
-        <w:rPr>
-          <w:rFonts w:ascii="Times New Roman" w:eastAsia="Times New Roman" w:hAnsi="Times New Roman" w:cs="Times New Roman"/>
-        </w:rPr>
-        <w:t>b1</w:t>
-      </w:r>
-      <w:r>
-        <w:rPr>
-          <w:rFonts w:ascii="Times New Roman" w:eastAsia="Times New Roman" w:hAnsi="Times New Roman" w:cs="Times New Roman"/>
-        </w:rPr>
-        <w:t xml:space="preserve">, </w:t>
-      </w:r>
-      <w:r>
-        <w:rPr>
-          <w:rFonts w:ascii="Times New Roman" w:eastAsia="Times New Roman" w:hAnsi="Times New Roman" w:cs="Times New Roman"/>
-        </w:rPr>
-        <w:t>b2</w:t>
-      </w:r>
-      <w:r>
-        <w:rPr>
-          <w:rFonts w:ascii="Times New Roman" w:eastAsia="Times New Roman" w:hAnsi="Times New Roman" w:cs="Times New Roman"/>
-        </w:rPr>
-        <w:t xml:space="preserve">, </w:t>
-      </w:r>
-      <w:r>
-        <w:rPr>
-          <w:rFonts w:ascii="Times New Roman" w:eastAsia="Times New Roman" w:hAnsi="Times New Roman" w:cs="Times New Roman"/>
-        </w:rPr>
-        <w:t>b3</w:t>
-      </w:r>
-      <w:r>
-        <w:rPr>
-          <w:rFonts w:ascii="Times New Roman" w:eastAsia="Times New Roman" w:hAnsi="Times New Roman" w:cs="Times New Roman"/>
-        </w:rPr>
-        <w:t>) không còn cần thiết, bạn có thể xóa chúng:</w:t>
+      </w:pPr>
+      <w:r>
+        <w:rPr>
+          <w:rFonts w:ascii="Times New Roman" w:eastAsia="Times New Roman" w:hAnsi="Times New Roman" w:cs="Times New Roman"/>
+          <w:b/>
+          <w:bCs/>
+        </w:rPr>
+        <w:t>Lưu ý:</w:t>
+      </w:r>
+    </w:p>
+    <w:p>
+      <w:pPr>
+        <w:numPr>
+          <w:ilvl w:val="0"/>
+          <w:numId w:val="10"/>
+        </w:numPr>
+        <w:spacing w:before="100" w:beforeAutospacing="1" w:after="100" w:afterAutospacing="1" w:line="240" w:lineRule="auto"/>
+        <w:rPr>
+          <w:rFonts w:ascii="Times New Roman" w:eastAsia="Times New Roman" w:hAnsi="Times New Roman" w:cs="Times New Roman"/>
+        </w:rPr>
+      </w:pPr>
+      <w:r>
+        <w:rPr>
+          <w:rFonts w:ascii="Times New Roman" w:eastAsia="Times New Roman" w:hAnsi="Times New Roman" w:cs="Times New Roman"/>
+          <w:b/>
+          <w:bCs/>
+        </w:rPr>
+        <w:t>git fetch</w:t>
+      </w:r>
+      <w:r>
+        <w:rPr>
+          <w:rFonts w:ascii="Times New Roman" w:eastAsia="Times New Roman" w:hAnsi="Times New Roman" w:cs="Times New Roman"/>
+        </w:rPr>
+        <w:t xml:space="preserve">: Nếu bạn muốn chỉ tải về thông tin về tất cả các nhánh từ kho remote mà không hợp nhất (merge) ngay lập tức vào nhánh hiện tại, bạn có thể dùng lệnh </w:t>
+      </w:r>
+      <w:r>
+        <w:rPr>
+          <w:rFonts w:ascii="Times New Roman" w:eastAsia="Times New Roman" w:hAnsi="Times New Roman" w:cs="Times New Roman"/>
+        </w:rPr>
+        <w:t>git fetch</w:t>
+      </w:r>
+      <w:r>
+        <w:rPr>
+          <w:rFonts w:ascii="Times New Roman" w:eastAsia="Times New Roman" w:hAnsi="Times New Roman" w:cs="Times New Roman"/>
+        </w:rPr>
+        <w:t>:</w:t>
       </w:r>
     </w:p>
     <w:p>
@@ -4281,27 +5339,495 @@
         <w:spacing w:after="0" w:line="240" w:lineRule="auto"/>
         <w:ind w:left="720"/>
         <w:rPr>
-          <w:rFonts w:ascii="Times New Roman" w:eastAsia="Times New Roman" w:hAnsi="Times New Roman" w:cs="Times New Roman"/>
-        </w:rPr>
-      </w:pPr>
-      <w:r>
-        <w:rPr>
-          <w:rFonts w:ascii="Times New Roman" w:eastAsia="Times New Roman" w:hAnsi="Times New Roman" w:cs="Times New Roman"/>
-        </w:rPr>
+          <w:rFonts w:ascii="Courier New" w:eastAsia="Times New Roman" w:hAnsi="Courier New" w:cs="Courier New"/>
+        </w:rPr>
+      </w:pPr>
+      <w:r>
+        <w:rPr>
+          <w:rFonts w:ascii="Times New Roman" w:eastAsia="Times New Roman" w:hAnsi="Times New Roman" w:cs="Times New Roman"/>
+        </w:rPr>
+        <w:tab/>
+      </w:r>
+      <w:r>
+        <w:rPr>
+          <w:rFonts w:ascii="Times New Roman" w:eastAsia="Times New Roman" w:hAnsi="Times New Roman" w:cs="Times New Roman"/>
+        </w:rPr>
+        <w:tab/>
+      </w:r>
+      <w:proofErr w:type="gramStart"/>
+      <w:r>
+        <w:rPr>
+          <w:rFonts w:ascii="Courier New" w:eastAsia="Times New Roman" w:hAnsi="Courier New" w:cs="Courier New"/>
+        </w:rPr>
+        <w:t>git</w:t>
+      </w:r>
+      <w:proofErr w:type="gramEnd"/>
+      <w:r>
+        <w:rPr>
+          <w:rFonts w:ascii="Courier New" w:eastAsia="Times New Roman" w:hAnsi="Courier New" w:cs="Courier New"/>
+        </w:rPr>
+        <w:t xml:space="preserve"> fetch origin</w:t>
+      </w:r>
+    </w:p>
+    <w:p>
+      <w:pPr>
+        <w:spacing w:before="100" w:beforeAutospacing="1" w:after="100" w:afterAutospacing="1" w:line="240" w:lineRule="auto"/>
+        <w:ind w:left="720"/>
+        <w:rPr>
+          <w:rFonts w:ascii="Times New Roman" w:eastAsia="Times New Roman" w:hAnsi="Times New Roman" w:cs="Times New Roman"/>
+        </w:rPr>
+      </w:pPr>
+      <w:r>
+        <w:rPr>
+          <w:rFonts w:ascii="Times New Roman" w:eastAsia="Times New Roman" w:hAnsi="Times New Roman" w:cs="Times New Roman"/>
+        </w:rPr>
+        <w:t xml:space="preserve">Lệnh này sẽ lấy tất cả các thay đổi từ remote, bao gồm cả các nhánh như </w:t>
+      </w:r>
+      <w:r>
+        <w:rPr>
+          <w:rFonts w:ascii="Times New Roman" w:eastAsia="Times New Roman" w:hAnsi="Times New Roman" w:cs="Times New Roman"/>
+        </w:rPr>
+        <w:t>b2</w:t>
+      </w:r>
+      <w:r>
+        <w:rPr>
+          <w:rFonts w:ascii="Times New Roman" w:eastAsia="Times New Roman" w:hAnsi="Times New Roman" w:cs="Times New Roman"/>
+        </w:rPr>
+        <w:t xml:space="preserve">, </w:t>
+      </w:r>
+      <w:r>
+        <w:rPr>
+          <w:rFonts w:ascii="Times New Roman" w:eastAsia="Times New Roman" w:hAnsi="Times New Roman" w:cs="Times New Roman"/>
+        </w:rPr>
+        <w:t>b3</w:t>
+      </w:r>
+      <w:r>
+        <w:rPr>
+          <w:rFonts w:ascii="Times New Roman" w:eastAsia="Times New Roman" w:hAnsi="Times New Roman" w:cs="Times New Roman"/>
+        </w:rPr>
+        <w:t>, nhưng không thay đổi mã nguồn của bạn. Sau đó, bạn có thể kiểm tra hoặc chuyển sang các nhánh cụ thể để xem xét và pull về nếu cần.</w:t>
+      </w:r>
+    </w:p>
+    <w:p>
+      <w:pPr>
+        <w:spacing w:before="100" w:beforeAutospacing="1" w:after="100" w:afterAutospacing="1" w:line="240" w:lineRule="auto"/>
+        <w:outlineLvl w:val="2"/>
+        <w:rPr>
+          <w:rFonts w:ascii="Times New Roman" w:eastAsia="Times New Roman" w:hAnsi="Times New Roman" w:cs="Times New Roman"/>
+          <w:b/>
+          <w:bCs/>
+          <w:sz w:val="28"/>
+          <w:szCs w:val="28"/>
+        </w:rPr>
+      </w:pPr>
+      <w:r>
+        <w:rPr>
+          <w:rFonts w:ascii="Times New Roman" w:eastAsia="Times New Roman" w:hAnsi="Times New Roman" w:cs="Times New Roman"/>
+          <w:b/>
+          <w:bCs/>
+          <w:sz w:val="28"/>
+          <w:szCs w:val="28"/>
+        </w:rPr>
+        <w:t xml:space="preserve">6. </w:t>
+      </w:r>
+      <w:proofErr w:type="gramStart"/>
+      <w:r>
+        <w:rPr>
+          <w:b/>
+          <w:sz w:val="28"/>
+          <w:szCs w:val="28"/>
+        </w:rPr>
+        <w:t>tôi</w:t>
+      </w:r>
+      <w:proofErr w:type="gramEnd"/>
+      <w:r>
+        <w:rPr>
+          <w:b/>
+          <w:sz w:val="28"/>
+          <w:szCs w:val="28"/>
+        </w:rPr>
+        <w:t xml:space="preserve"> muốn git pull cả branch của người khác về dc ko ?</w:t>
+      </w:r>
+    </w:p>
+    <w:p>
+      <w:pPr>
+        <w:pStyle w:val="NormalWeb"/>
+      </w:pPr>
+      <w:r>
+        <w:t xml:space="preserve">Có, bạn hoàn toàn có thể </w:t>
+      </w:r>
+      <w:r>
+        <w:rPr>
+          <w:rStyle w:val="Strong"/>
+        </w:rPr>
+        <w:t>pull</w:t>
+      </w:r>
+      <w:r>
+        <w:t xml:space="preserve"> về các nhánh của người khác từ </w:t>
+      </w:r>
+      <w:r>
+        <w:rPr>
+          <w:rStyle w:val="Strong"/>
+        </w:rPr>
+        <w:t>remote</w:t>
+      </w:r>
+      <w:r>
+        <w:t xml:space="preserve"> về máy của mình. Tuy nhiên, bạn cần làm </w:t>
+      </w:r>
+      <w:proofErr w:type="gramStart"/>
+      <w:r>
+        <w:t>theo</w:t>
+      </w:r>
+      <w:proofErr w:type="gramEnd"/>
+      <w:r>
+        <w:t xml:space="preserve"> các bước sau để pull các nhánh đó về local, vì thông thường bạn chỉ pull các nhánh mà bạn đang làm việc (ví dụ như </w:t>
+      </w:r>
+      <w:r>
+        <w:rPr>
+          <w:rStyle w:val="HTMLCode"/>
+        </w:rPr>
+        <w:t>main</w:t>
+      </w:r>
+      <w:r>
+        <w:t xml:space="preserve"> hoặc nhánh riêng của bạn).</w:t>
+      </w:r>
+    </w:p>
+    <w:p>
+      <w:pPr>
+        <w:pStyle w:val="Heading3"/>
+      </w:pPr>
+      <w:r>
         <w:lastRenderedPageBreak/>
+        <w:t>Các bước để pull nhánh của người khác về máy:</w:t>
+      </w:r>
+    </w:p>
+    <w:p>
+      <w:pPr>
+        <w:pStyle w:val="NormalWeb"/>
+        <w:numPr>
+          <w:ilvl w:val="0"/>
+          <w:numId w:val="11"/>
+        </w:numPr>
+      </w:pPr>
+      <w:r>
+        <w:rPr>
+          <w:rStyle w:val="Strong"/>
+        </w:rPr>
+        <w:t>Lấy tất cả thông tin về các nhánh từ remote</w:t>
+      </w:r>
+      <w:r>
+        <w:t>:</w:t>
+      </w:r>
+    </w:p>
+    <w:p>
+      <w:pPr>
+        <w:pStyle w:val="NormalWeb"/>
+        <w:ind w:left="720"/>
+      </w:pPr>
+      <w:r>
+        <w:t xml:space="preserve">Đầu tiên, bạn cần dùng lệnh </w:t>
+      </w:r>
+      <w:r>
+        <w:rPr>
+          <w:rStyle w:val="HTMLCode"/>
+        </w:rPr>
+        <w:t>git fetch</w:t>
+      </w:r>
+      <w:r>
+        <w:t xml:space="preserve"> để cập nhật thông tin về tất cả các nhánh trên </w:t>
+      </w:r>
+      <w:r>
+        <w:rPr>
+          <w:rStyle w:val="Strong"/>
+        </w:rPr>
+        <w:t>remote</w:t>
+      </w:r>
+      <w:r>
+        <w:t>:</w:t>
+      </w:r>
+    </w:p>
+    <w:p>
+      <w:pPr>
+        <w:pStyle w:val="NormalWeb"/>
+        <w:ind w:left="720" w:firstLine="720"/>
+        <w:rPr>
+          <w:rStyle w:val="HTMLCode"/>
+          <w:rFonts w:ascii="Times New Roman" w:hAnsi="Times New Roman" w:cs="Times New Roman"/>
+          <w:sz w:val="24"/>
+          <w:szCs w:val="24"/>
+        </w:rPr>
+      </w:pPr>
+      <w:proofErr w:type="gramStart"/>
+      <w:r>
+        <w:rPr>
+          <w:rStyle w:val="HTMLCode"/>
+        </w:rPr>
+        <w:t>git</w:t>
+      </w:r>
+      <w:proofErr w:type="gramEnd"/>
+      <w:r>
+        <w:rPr>
+          <w:rStyle w:val="HTMLCode"/>
+        </w:rPr>
+        <w:t xml:space="preserve"> fetch origin</w:t>
+      </w:r>
+    </w:p>
+    <w:p>
+      <w:pPr>
+        <w:pStyle w:val="NormalWeb"/>
+        <w:ind w:left="720"/>
+      </w:pPr>
+      <w:r>
+        <w:t>Lệnh này sẽ tải về thông tin về tất cả các nhánh trên remote mà bạn chưa có trên máy local của mình.</w:t>
+      </w:r>
+    </w:p>
+    <w:p>
+      <w:pPr>
+        <w:pStyle w:val="NormalWeb"/>
+        <w:numPr>
+          <w:ilvl w:val="0"/>
+          <w:numId w:val="11"/>
+        </w:numPr>
+      </w:pPr>
+      <w:r>
+        <w:rPr>
+          <w:rStyle w:val="Strong"/>
+        </w:rPr>
+        <w:t>Xem các nhánh từ remote</w:t>
+      </w:r>
+      <w:r>
+        <w:t>:</w:t>
+      </w:r>
+    </w:p>
+    <w:p>
+      <w:pPr>
+        <w:pStyle w:val="NormalWeb"/>
+        <w:ind w:left="720"/>
+      </w:pPr>
+      <w:r>
+        <w:t>Sau khi fetch, bạn có thể xem tất cả các nhánh trên remote bằng lệnh:</w:t>
+      </w:r>
+    </w:p>
+    <w:p>
+      <w:pPr>
+        <w:pStyle w:val="HTMLPreformatted"/>
+        <w:ind w:left="720"/>
+        <w:rPr>
+          <w:rStyle w:val="HTMLCode"/>
+        </w:rPr>
+      </w:pPr>
+      <w:r>
         <w:tab/>
       </w:r>
       <w:r>
-        <w:rPr>
-          <w:rFonts w:ascii="Times New Roman" w:eastAsia="Times New Roman" w:hAnsi="Times New Roman" w:cs="Times New Roman"/>
-        </w:rPr>
         <w:tab/>
       </w:r>
-      <w:r>
-        <w:rPr>
-          <w:rFonts w:ascii="Times New Roman" w:eastAsia="Times New Roman" w:hAnsi="Times New Roman" w:cs="Times New Roman"/>
-        </w:rPr>
-        <w:t>git branch -d b1</w:t>
+      <w:proofErr w:type="gramStart"/>
+      <w:r>
+        <w:rPr>
+          <w:rStyle w:val="HTMLCode"/>
+        </w:rPr>
+        <w:t>git</w:t>
+      </w:r>
+      <w:proofErr w:type="gramEnd"/>
+      <w:r>
+        <w:rPr>
+          <w:rStyle w:val="HTMLCode"/>
+        </w:rPr>
+        <w:t xml:space="preserve"> branch -r</w:t>
+      </w:r>
+    </w:p>
+    <w:p>
+      <w:pPr>
+        <w:pStyle w:val="NormalWeb"/>
+        <w:ind w:left="720"/>
+      </w:pPr>
+      <w:r>
+        <w:t xml:space="preserve">Lệnh này sẽ hiển thị tất cả các nhánh hiện có trên </w:t>
+      </w:r>
+      <w:r>
+        <w:rPr>
+          <w:rStyle w:val="Strong"/>
+        </w:rPr>
+        <w:t>remote</w:t>
+      </w:r>
+      <w:r>
+        <w:t>, bao gồm các nhánh của người khác mà bạn muốn pull về.</w:t>
+      </w:r>
+    </w:p>
+    <w:p>
+      <w:pPr>
+        <w:pStyle w:val="NormalWeb"/>
+        <w:numPr>
+          <w:ilvl w:val="0"/>
+          <w:numId w:val="11"/>
+        </w:numPr>
+      </w:pPr>
+      <w:r>
+        <w:rPr>
+          <w:rStyle w:val="Strong"/>
+        </w:rPr>
+        <w:t>Checkout nhánh của người khác</w:t>
+      </w:r>
+      <w:r>
+        <w:t>:</w:t>
+      </w:r>
+    </w:p>
+    <w:p>
+      <w:pPr>
+        <w:pStyle w:val="NormalWeb"/>
+        <w:ind w:left="720"/>
+      </w:pPr>
+      <w:r>
+        <w:t xml:space="preserve">Giả sử bạn muốn làm việc trên nhánh của người 2 có tên là </w:t>
+      </w:r>
+      <w:r>
+        <w:rPr>
+          <w:rStyle w:val="HTMLCode"/>
+        </w:rPr>
+        <w:t>b2</w:t>
+      </w:r>
+      <w:r>
+        <w:t xml:space="preserve"> (hoặc nhánh nào đó của người khác), bạn cần checkout nhánh đó về local:</w:t>
+      </w:r>
+    </w:p>
+    <w:p>
+      <w:pPr>
+        <w:pStyle w:val="HTMLPreformatted"/>
+        <w:ind w:left="720"/>
+        <w:rPr>
+          <w:rStyle w:val="HTMLCode"/>
+        </w:rPr>
+      </w:pPr>
+      <w:r>
+        <w:tab/>
+      </w:r>
+      <w:r>
+        <w:tab/>
+      </w:r>
+      <w:proofErr w:type="gramStart"/>
+      <w:r>
+        <w:rPr>
+          <w:rStyle w:val="HTMLCode"/>
+        </w:rPr>
+        <w:t>git</w:t>
+      </w:r>
+      <w:proofErr w:type="gramEnd"/>
+      <w:r>
+        <w:rPr>
+          <w:rStyle w:val="HTMLCode"/>
+        </w:rPr>
+        <w:t xml:space="preserve"> checkout b2</w:t>
+      </w:r>
+    </w:p>
+    <w:p>
+      <w:pPr>
+        <w:pStyle w:val="NormalWeb"/>
+        <w:ind w:left="720"/>
+      </w:pPr>
+      <w:r>
+        <w:t xml:space="preserve">Nếu nhánh </w:t>
+      </w:r>
+      <w:r>
+        <w:rPr>
+          <w:rStyle w:val="HTMLCode"/>
+        </w:rPr>
+        <w:t>b2</w:t>
+      </w:r>
+      <w:r>
+        <w:t xml:space="preserve"> chưa tồn tại trên local của bạn, lệnh </w:t>
+      </w:r>
+      <w:r>
+        <w:rPr>
+          <w:rStyle w:val="HTMLCode"/>
+        </w:rPr>
+        <w:t>git checkout</w:t>
+      </w:r>
+      <w:r>
+        <w:t xml:space="preserve"> sẽ tự động tạo một bản sao của nhánh </w:t>
+      </w:r>
+      <w:r>
+        <w:rPr>
+          <w:rStyle w:val="HTMLCode"/>
+        </w:rPr>
+        <w:t>b2</w:t>
+      </w:r>
+      <w:r>
+        <w:t xml:space="preserve"> từ remote về local của bạn.</w:t>
+      </w:r>
+    </w:p>
+    <w:p>
+      <w:pPr>
+        <w:pStyle w:val="NormalWeb"/>
+        <w:numPr>
+          <w:ilvl w:val="0"/>
+          <w:numId w:val="11"/>
+        </w:numPr>
+      </w:pPr>
+      <w:r>
+        <w:rPr>
+          <w:rStyle w:val="Strong"/>
+        </w:rPr>
+        <w:t>Pull các thay đổi từ remote về nhánh local</w:t>
+      </w:r>
+      <w:r>
+        <w:t>:</w:t>
+      </w:r>
+    </w:p>
+    <w:p>
+      <w:pPr>
+        <w:pStyle w:val="NormalWeb"/>
+        <w:ind w:left="720"/>
+      </w:pPr>
+      <w:r>
+        <w:t>Sau khi checkout thành công nhánh của người khác, bạn có thể pull các thay đổi từ remote về nhánh này như bình thường:</w:t>
+      </w:r>
+    </w:p>
+    <w:p>
+      <w:pPr>
+        <w:pStyle w:val="HTMLPreformatted"/>
+        <w:ind w:left="720"/>
+        <w:rPr>
+          <w:rStyle w:val="HTMLCode"/>
+        </w:rPr>
+      </w:pPr>
+      <w:r>
+        <w:tab/>
+      </w:r>
+      <w:r>
+        <w:tab/>
+      </w:r>
+      <w:proofErr w:type="gramStart"/>
+      <w:r>
+        <w:rPr>
+          <w:rStyle w:val="HTMLCode"/>
+        </w:rPr>
+        <w:t>git</w:t>
+      </w:r>
+      <w:proofErr w:type="gramEnd"/>
+      <w:r>
+        <w:rPr>
+          <w:rStyle w:val="HTMLCode"/>
+        </w:rPr>
+        <w:t xml:space="preserve"> pull origin b2</w:t>
+      </w:r>
+    </w:p>
+    <w:p>
+      <w:pPr>
+        <w:pStyle w:val="NormalWeb"/>
+        <w:ind w:left="720"/>
+      </w:pPr>
+      <w:r>
+        <w:t xml:space="preserve">Lệnh này sẽ đảm bảo rằng nhánh </w:t>
+      </w:r>
+      <w:r>
+        <w:rPr>
+          <w:rStyle w:val="HTMLCode"/>
+        </w:rPr>
+        <w:t>b2</w:t>
+      </w:r>
+      <w:r>
+        <w:t xml:space="preserve"> của bạn là phiên bản mới nhất từ remote.</w:t>
       </w:r>
     </w:p>
     <w:p>
@@ -4325,29 +5851,11 @@
           <w:tab w:val="left" w:pos="14656"/>
         </w:tabs>
         <w:spacing w:after="0" w:line="240" w:lineRule="auto"/>
-        <w:ind w:left="720"/>
-        <w:rPr>
-          <w:rFonts w:ascii="Times New Roman" w:eastAsia="Times New Roman" w:hAnsi="Times New Roman" w:cs="Times New Roman"/>
-        </w:rPr>
-      </w:pPr>
-      <w:r>
-        <w:rPr>
-          <w:rFonts w:ascii="Times New Roman" w:eastAsia="Times New Roman" w:hAnsi="Times New Roman" w:cs="Times New Roman"/>
-        </w:rPr>
-        <w:tab/>
-      </w:r>
-      <w:r>
-        <w:rPr>
-          <w:rFonts w:ascii="Times New Roman" w:eastAsia="Times New Roman" w:hAnsi="Times New Roman" w:cs="Times New Roman"/>
-        </w:rPr>
-        <w:tab/>
-      </w:r>
-      <w:r>
-        <w:rPr>
-          <w:rFonts w:ascii="Times New Roman" w:eastAsia="Times New Roman" w:hAnsi="Times New Roman" w:cs="Times New Roman"/>
-        </w:rPr>
-        <w:t>git branch -d b2</w:t>
-      </w:r>
+        <w:rPr>
+          <w:rFonts w:ascii="Times New Roman" w:eastAsia="Times New Roman" w:hAnsi="Times New Roman" w:cs="Times New Roman"/>
+          <w:color w:val="1F2328"/>
+        </w:rPr>
+      </w:pPr>
     </w:p>
     <w:p>
       <w:pPr>
@@ -4370,264 +5878,11 @@
           <w:tab w:val="left" w:pos="14656"/>
         </w:tabs>
         <w:spacing w:after="0" w:line="240" w:lineRule="auto"/>
-        <w:ind w:left="720"/>
-        <w:rPr>
-          <w:rFonts w:ascii="Times New Roman" w:eastAsia="Times New Roman" w:hAnsi="Times New Roman" w:cs="Times New Roman"/>
-        </w:rPr>
-      </w:pPr>
-      <w:r>
-        <w:rPr>
-          <w:rFonts w:ascii="Times New Roman" w:eastAsia="Times New Roman" w:hAnsi="Times New Roman" w:cs="Times New Roman"/>
-        </w:rPr>
-        <w:tab/>
-      </w:r>
-      <w:r>
-        <w:rPr>
-          <w:rFonts w:ascii="Times New Roman" w:eastAsia="Times New Roman" w:hAnsi="Times New Roman" w:cs="Times New Roman"/>
-        </w:rPr>
-        <w:tab/>
-      </w:r>
-      <w:r>
-        <w:rPr>
-          <w:rFonts w:ascii="Times New Roman" w:eastAsia="Times New Roman" w:hAnsi="Times New Roman" w:cs="Times New Roman"/>
-        </w:rPr>
-        <w:t>git branch -d b3</w:t>
-      </w:r>
-    </w:p>
-    <w:p>
-      <w:pPr>
-        <w:spacing w:after="0" w:line="240" w:lineRule="auto"/>
-        <w:rPr>
-          <w:rFonts w:ascii="Times New Roman" w:eastAsia="Times New Roman" w:hAnsi="Times New Roman" w:cs="Times New Roman"/>
-        </w:rPr>
-      </w:pPr>
-      <w:r>
-        <w:rPr>
-          <w:rFonts w:ascii="Times New Roman" w:eastAsia="Times New Roman" w:hAnsi="Times New Roman" w:cs="Times New Roman"/>
-        </w:rPr>
-        <w:pict>
-          <v:rect id="_x0000_i1025" style="width:0;height:1.5pt" o:hralign="center" o:hrstd="t" o:hr="t" fillcolor="#a0a0a0" stroked="f"/>
-        </w:pict>
-      </w:r>
-    </w:p>
-    <w:p>
-      <w:pPr>
-        <w:spacing w:before="100" w:beforeAutospacing="1" w:after="100" w:afterAutospacing="1" w:line="240" w:lineRule="auto"/>
-        <w:rPr>
-          <w:rFonts w:ascii="Times New Roman" w:eastAsia="Times New Roman" w:hAnsi="Times New Roman" w:cs="Times New Roman"/>
-        </w:rPr>
-      </w:pPr>
-      <w:r>
-        <w:rPr>
-          <w:rFonts w:ascii="Times New Roman" w:eastAsia="Times New Roman" w:hAnsi="Times New Roman" w:cs="Times New Roman"/>
-        </w:rPr>
-        <w:t>Vậy tóm lại:</w:t>
-      </w:r>
-    </w:p>
-    <w:p>
-      <w:pPr>
-        <w:numPr>
-          <w:ilvl w:val="0"/>
-          <w:numId w:val="7"/>
-        </w:numPr>
-        <w:spacing w:before="100" w:beforeAutospacing="1" w:after="100" w:afterAutospacing="1" w:line="240" w:lineRule="auto"/>
-        <w:rPr>
-          <w:rFonts w:ascii="Times New Roman" w:eastAsia="Times New Roman" w:hAnsi="Times New Roman" w:cs="Times New Roman"/>
-        </w:rPr>
-      </w:pPr>
-      <w:r>
-        <w:rPr>
-          <w:rFonts w:ascii="Times New Roman" w:eastAsia="Times New Roman" w:hAnsi="Times New Roman" w:cs="Times New Roman"/>
-        </w:rPr>
-        <w:t xml:space="preserve">Bạn nên tạo nhánh </w:t>
-      </w:r>
-      <w:r>
-        <w:rPr>
-          <w:rFonts w:ascii="Times New Roman" w:eastAsia="Times New Roman" w:hAnsi="Times New Roman" w:cs="Times New Roman"/>
-        </w:rPr>
-        <w:t>b1</w:t>
-      </w:r>
-      <w:r>
-        <w:rPr>
-          <w:rFonts w:ascii="Times New Roman" w:eastAsia="Times New Roman" w:hAnsi="Times New Roman" w:cs="Times New Roman"/>
-        </w:rPr>
-        <w:t xml:space="preserve"> để làm việc riêng.</w:t>
-      </w:r>
-    </w:p>
-    <w:p>
-      <w:pPr>
-        <w:numPr>
-          <w:ilvl w:val="0"/>
-          <w:numId w:val="7"/>
-        </w:numPr>
-        <w:spacing w:before="100" w:beforeAutospacing="1" w:after="100" w:afterAutospacing="1" w:line="240" w:lineRule="auto"/>
-        <w:rPr>
-          <w:rFonts w:ascii="Times New Roman" w:eastAsia="Times New Roman" w:hAnsi="Times New Roman" w:cs="Times New Roman"/>
-        </w:rPr>
-      </w:pPr>
-      <w:r>
-        <w:rPr>
-          <w:rFonts w:ascii="Times New Roman" w:eastAsia="Times New Roman" w:hAnsi="Times New Roman" w:cs="Times New Roman"/>
-        </w:rPr>
-        <w:t xml:space="preserve">Người 2 không cần clone lại, chỉ cần cập nhật source code và tạo nhánh từ nhánh </w:t>
-      </w:r>
-      <w:r>
-        <w:rPr>
-          <w:rFonts w:ascii="Times New Roman" w:eastAsia="Times New Roman" w:hAnsi="Times New Roman" w:cs="Times New Roman"/>
-        </w:rPr>
-        <w:t>main</w:t>
-      </w:r>
-      <w:r>
-        <w:rPr>
-          <w:rFonts w:ascii="Times New Roman" w:eastAsia="Times New Roman" w:hAnsi="Times New Roman" w:cs="Times New Roman"/>
-        </w:rPr>
-        <w:t xml:space="preserve"> sau khi có commit C3.</w:t>
-      </w:r>
-    </w:p>
-    <w:p>
-      <w:pPr>
-        <w:numPr>
-          <w:ilvl w:val="0"/>
-          <w:numId w:val="7"/>
-        </w:numPr>
-        <w:spacing w:before="100" w:beforeAutospacing="1" w:after="100" w:afterAutospacing="1" w:line="240" w:lineRule="auto"/>
-        <w:rPr>
-          <w:rFonts w:ascii="Times New Roman" w:eastAsia="Times New Roman" w:hAnsi="Times New Roman" w:cs="Times New Roman"/>
-        </w:rPr>
-      </w:pPr>
-      <w:r>
-        <w:rPr>
-          <w:rFonts w:ascii="Times New Roman" w:eastAsia="Times New Roman" w:hAnsi="Times New Roman" w:cs="Times New Roman"/>
-        </w:rPr>
-        <w:t xml:space="preserve">Khi tất cả hoàn thành, bạn merge từng nhánh vào nhánh </w:t>
-      </w:r>
-      <w:r>
-        <w:rPr>
-          <w:rFonts w:ascii="Times New Roman" w:eastAsia="Times New Roman" w:hAnsi="Times New Roman" w:cs="Times New Roman"/>
-        </w:rPr>
-        <w:t>main</w:t>
-      </w:r>
-      <w:r>
-        <w:rPr>
-          <w:rFonts w:ascii="Times New Roman" w:eastAsia="Times New Roman" w:hAnsi="Times New Roman" w:cs="Times New Roman"/>
-        </w:rPr>
-        <w:t xml:space="preserve"> và push code lên kho remote.</w:t>
-      </w:r>
-    </w:p>
-    <w:p>
-      <w:pPr>
-        <w:spacing w:before="100" w:beforeAutospacing="1" w:after="100" w:afterAutospacing="1" w:line="240" w:lineRule="auto"/>
-        <w:outlineLvl w:val="2"/>
-        <w:rPr>
-          <w:rFonts w:ascii="Times New Roman" w:eastAsia="Times New Roman" w:hAnsi="Times New Roman" w:cs="Times New Roman"/>
+        <w:rPr>
           <w:b/>
-          <w:bCs/>
-        </w:rPr>
-      </w:pPr>
-      <w:r>
-        <w:rPr>
-          <w:rFonts w:ascii="Times New Roman" w:eastAsia="Times New Roman" w:hAnsi="Times New Roman" w:cs="Times New Roman"/>
-          <w:b/>
-          <w:bCs/>
-        </w:rPr>
-        <w:t xml:space="preserve">5. </w:t>
-      </w:r>
-      <w:r>
-        <w:rPr>
-          <w:rFonts w:ascii="Times New Roman" w:eastAsia="Times New Roman" w:hAnsi="Times New Roman" w:cs="Times New Roman"/>
-          <w:b/>
-          <w:bCs/>
-        </w:rPr>
-        <w:t>Khi bạn đang ở nhánh main và thực hiện lệnh git pull, nó chỉ pull code từ nhánh main về thôi phải không?</w:t>
-      </w:r>
-    </w:p>
-    <w:p>
-      <w:pPr>
-        <w:numPr>
-          <w:ilvl w:val="0"/>
-          <w:numId w:val="8"/>
-        </w:numPr>
-        <w:spacing w:before="100" w:beforeAutospacing="1" w:after="100" w:afterAutospacing="1" w:line="240" w:lineRule="auto"/>
-        <w:rPr>
-          <w:rFonts w:ascii="Times New Roman" w:eastAsia="Times New Roman" w:hAnsi="Times New Roman" w:cs="Times New Roman"/>
-        </w:rPr>
-      </w:pPr>
-      <w:r>
-        <w:rPr>
-          <w:rFonts w:ascii="Times New Roman" w:eastAsia="Times New Roman" w:hAnsi="Times New Roman" w:cs="Times New Roman"/>
-          <w:b/>
-          <w:bCs/>
-        </w:rPr>
-        <w:t>Chính xác</w:t>
-      </w:r>
-      <w:r>
-        <w:rPr>
-          <w:rFonts w:ascii="Times New Roman" w:eastAsia="Times New Roman" w:hAnsi="Times New Roman" w:cs="Times New Roman"/>
-        </w:rPr>
-        <w:t xml:space="preserve">: Nếu bạn đang ở nhánh </w:t>
-      </w:r>
-      <w:r>
-        <w:rPr>
-          <w:rFonts w:ascii="Times New Roman" w:eastAsia="Times New Roman" w:hAnsi="Times New Roman" w:cs="Times New Roman"/>
-        </w:rPr>
-        <w:t>main</w:t>
-      </w:r>
-      <w:r>
-        <w:rPr>
-          <w:rFonts w:ascii="Times New Roman" w:eastAsia="Times New Roman" w:hAnsi="Times New Roman" w:cs="Times New Roman"/>
-        </w:rPr>
-        <w:t xml:space="preserve"> và thực hiện lệnh </w:t>
-      </w:r>
-      <w:r>
-        <w:rPr>
-          <w:rFonts w:ascii="Times New Roman" w:eastAsia="Times New Roman" w:hAnsi="Times New Roman" w:cs="Times New Roman"/>
-        </w:rPr>
-        <w:t>git pull</w:t>
-      </w:r>
-      <w:r>
-        <w:rPr>
-          <w:rFonts w:ascii="Times New Roman" w:eastAsia="Times New Roman" w:hAnsi="Times New Roman" w:cs="Times New Roman"/>
-        </w:rPr>
-        <w:t xml:space="preserve">, Git sẽ chỉ pull các thay đổi từ nhánh </w:t>
-      </w:r>
-      <w:r>
-        <w:rPr>
-          <w:rFonts w:ascii="Times New Roman" w:eastAsia="Times New Roman" w:hAnsi="Times New Roman" w:cs="Times New Roman"/>
-        </w:rPr>
-        <w:t>main</w:t>
-      </w:r>
-      <w:r>
-        <w:rPr>
-          <w:rFonts w:ascii="Times New Roman" w:eastAsia="Times New Roman" w:hAnsi="Times New Roman" w:cs="Times New Roman"/>
-        </w:rPr>
-        <w:t xml:space="preserve"> của kho </w:t>
-      </w:r>
-      <w:r>
-        <w:rPr>
-          <w:rFonts w:ascii="Times New Roman" w:eastAsia="Times New Roman" w:hAnsi="Times New Roman" w:cs="Times New Roman"/>
-          <w:b/>
-          <w:bCs/>
-        </w:rPr>
-        <w:t>remote</w:t>
-      </w:r>
-      <w:r>
-        <w:rPr>
-          <w:rFonts w:ascii="Times New Roman" w:eastAsia="Times New Roman" w:hAnsi="Times New Roman" w:cs="Times New Roman"/>
-        </w:rPr>
-        <w:t xml:space="preserve"> về nhánh </w:t>
-      </w:r>
-      <w:r>
-        <w:rPr>
-          <w:rFonts w:ascii="Times New Roman" w:eastAsia="Times New Roman" w:hAnsi="Times New Roman" w:cs="Times New Roman"/>
-        </w:rPr>
-        <w:t>main</w:t>
-      </w:r>
-      <w:r>
-        <w:rPr>
-          <w:rFonts w:ascii="Times New Roman" w:eastAsia="Times New Roman" w:hAnsi="Times New Roman" w:cs="Times New Roman"/>
-        </w:rPr>
-        <w:t xml:space="preserve"> trên máy của bạn.</w:t>
-      </w:r>
+          <w:sz w:val="28"/>
+        </w:rPr>
+      </w:pPr>
     </w:p>
     <w:p>
       <w:pPr>
@@ -4650,16 +5905,40 @@
           <w:tab w:val="left" w:pos="14656"/>
         </w:tabs>
         <w:spacing w:after="0" w:line="240" w:lineRule="auto"/>
-        <w:ind w:left="720"/>
-        <w:rPr>
-          <w:rFonts w:ascii="Times New Roman" w:eastAsia="Times New Roman" w:hAnsi="Times New Roman" w:cs="Times New Roman"/>
-        </w:rPr>
-      </w:pPr>
-      <w:r>
-        <w:rPr>
-          <w:rFonts w:ascii="Times New Roman" w:eastAsia="Times New Roman" w:hAnsi="Times New Roman" w:cs="Times New Roman"/>
-        </w:rPr>
-        <w:t>bash</w:t>
+        <w:rPr>
+          <w:b/>
+          <w:sz w:val="28"/>
+        </w:rPr>
+      </w:pPr>
+      <w:r>
+        <w:rPr>
+          <w:b/>
+          <w:sz w:val="28"/>
+        </w:rPr>
+        <w:t xml:space="preserve">7. </w:t>
+      </w:r>
+      <w:proofErr w:type="gramStart"/>
+      <w:r>
+        <w:rPr>
+          <w:b/>
+          <w:sz w:val="28"/>
+        </w:rPr>
+        <w:t>tóm</w:t>
+      </w:r>
+      <w:proofErr w:type="gramEnd"/>
+      <w:r>
+        <w:rPr>
+          <w:b/>
+          <w:sz w:val="28"/>
+        </w:rPr>
+        <w:t xml:space="preserve"> lại tránh tình trạng 2 lập trình viên cùng sửa 1 file thì lập trình viên A nên pull về trước khi commit thay đổi ở file đó</w:t>
+      </w:r>
+      <w:r>
+        <w:rPr>
+          <w:b/>
+          <w:sz w:val="28"/>
+        </w:rPr>
+        <w:t>.</w:t>
       </w:r>
     </w:p>
     <w:p>
@@ -4683,17 +5962,11 @@
           <w:tab w:val="left" w:pos="14656"/>
         </w:tabs>
         <w:spacing w:after="0" w:line="240" w:lineRule="auto"/>
-        <w:ind w:left="720"/>
-        <w:rPr>
-          <w:rFonts w:ascii="Times New Roman" w:eastAsia="Times New Roman" w:hAnsi="Times New Roman" w:cs="Times New Roman"/>
-        </w:rPr>
-      </w:pPr>
-      <w:r>
-        <w:rPr>
-          <w:rFonts w:ascii="Times New Roman" w:eastAsia="Times New Roman" w:hAnsi="Times New Roman" w:cs="Times New Roman"/>
-        </w:rPr>
-        <w:t>Sao chép mã</w:t>
-      </w:r>
+        <w:rPr>
+          <w:b/>
+          <w:sz w:val="28"/>
+        </w:rPr>
+      </w:pPr>
     </w:p>
     <w:p>
       <w:pPr>
@@ -4716,199 +5989,11 @@
           <w:tab w:val="left" w:pos="14656"/>
         </w:tabs>
         <w:spacing w:after="0" w:line="240" w:lineRule="auto"/>
-        <w:ind w:left="720"/>
-        <w:rPr>
-          <w:rFonts w:ascii="Times New Roman" w:eastAsia="Times New Roman" w:hAnsi="Times New Roman" w:cs="Times New Roman"/>
-        </w:rPr>
-      </w:pPr>
-      <w:r>
-        <w:rPr>
-          <w:rFonts w:ascii="Times New Roman" w:eastAsia="Times New Roman" w:hAnsi="Times New Roman" w:cs="Times New Roman"/>
-        </w:rPr>
-        <w:t>git pull origin main</w:t>
-      </w:r>
-    </w:p>
-    <w:p>
-      <w:pPr>
-        <w:spacing w:before="100" w:beforeAutospacing="1" w:after="100" w:afterAutospacing="1" w:line="240" w:lineRule="auto"/>
-        <w:ind w:left="720"/>
-        <w:rPr>
-          <w:rFonts w:ascii="Times New Roman" w:eastAsia="Times New Roman" w:hAnsi="Times New Roman" w:cs="Times New Roman"/>
-        </w:rPr>
-      </w:pPr>
-      <w:r>
-        <w:rPr>
-          <w:rFonts w:ascii="Times New Roman" w:eastAsia="Times New Roman" w:hAnsi="Times New Roman" w:cs="Times New Roman"/>
-        </w:rPr>
-        <w:t xml:space="preserve">Lệnh này sẽ đảm bảo rằng nhánh </w:t>
-      </w:r>
-      <w:r>
-        <w:rPr>
-          <w:rFonts w:ascii="Times New Roman" w:eastAsia="Times New Roman" w:hAnsi="Times New Roman" w:cs="Times New Roman"/>
-        </w:rPr>
-        <w:t>main</w:t>
-      </w:r>
-      <w:r>
-        <w:rPr>
-          <w:rFonts w:ascii="Times New Roman" w:eastAsia="Times New Roman" w:hAnsi="Times New Roman" w:cs="Times New Roman"/>
-        </w:rPr>
-        <w:t xml:space="preserve"> của bạn có tất cả các thay đổi mới nhất từ kho </w:t>
-      </w:r>
-      <w:r>
-        <w:rPr>
-          <w:rFonts w:ascii="Times New Roman" w:eastAsia="Times New Roman" w:hAnsi="Times New Roman" w:cs="Times New Roman"/>
+        <w:rPr>
           <w:b/>
-          <w:bCs/>
-        </w:rPr>
-        <w:t>remote</w:t>
-      </w:r>
-      <w:r>
-        <w:rPr>
-          <w:rFonts w:ascii="Times New Roman" w:eastAsia="Times New Roman" w:hAnsi="Times New Roman" w:cs="Times New Roman"/>
-        </w:rPr>
-        <w:t xml:space="preserve"> (cụ thể là nhánh </w:t>
-      </w:r>
-      <w:r>
-        <w:rPr>
-          <w:rFonts w:ascii="Times New Roman" w:eastAsia="Times New Roman" w:hAnsi="Times New Roman" w:cs="Times New Roman"/>
-        </w:rPr>
-        <w:t>main</w:t>
-      </w:r>
-      <w:r>
-        <w:rPr>
-          <w:rFonts w:ascii="Times New Roman" w:eastAsia="Times New Roman" w:hAnsi="Times New Roman" w:cs="Times New Roman"/>
-        </w:rPr>
-        <w:t xml:space="preserve"> của remote).</w:t>
-      </w:r>
-    </w:p>
-    <w:p>
-      <w:pPr>
-        <w:spacing w:before="100" w:beforeAutospacing="1" w:after="100" w:afterAutospacing="1" w:line="240" w:lineRule="auto"/>
-        <w:outlineLvl w:val="2"/>
-        <w:rPr>
-          <w:rFonts w:ascii="Times New Roman" w:eastAsia="Times New Roman" w:hAnsi="Times New Roman" w:cs="Times New Roman"/>
-          <w:b/>
-          <w:bCs/>
-        </w:rPr>
-      </w:pPr>
-      <w:r>
-        <w:rPr>
-          <w:rFonts w:ascii="Times New Roman" w:eastAsia="Times New Roman" w:hAnsi="Times New Roman" w:cs="Times New Roman"/>
-          <w:b/>
-          <w:bCs/>
-        </w:rPr>
-        <w:t>Tóm lại:</w:t>
-      </w:r>
-    </w:p>
-    <w:p>
-      <w:pPr>
-        <w:numPr>
-          <w:ilvl w:val="0"/>
-          <w:numId w:val="9"/>
-        </w:numPr>
-        <w:spacing w:before="100" w:beforeAutospacing="1" w:after="100" w:afterAutospacing="1" w:line="240" w:lineRule="auto"/>
-        <w:rPr>
-          <w:rFonts w:ascii="Times New Roman" w:eastAsia="Times New Roman" w:hAnsi="Times New Roman" w:cs="Times New Roman"/>
-        </w:rPr>
-      </w:pPr>
-      <w:r>
-        <w:rPr>
-          <w:rFonts w:ascii="Times New Roman" w:eastAsia="Times New Roman" w:hAnsi="Times New Roman" w:cs="Times New Roman"/>
-          <w:b/>
-          <w:bCs/>
-        </w:rPr>
-        <w:t>Nếu bạn muốn pull từ nhánh nào</w:t>
-      </w:r>
-      <w:r>
-        <w:rPr>
-          <w:rFonts w:ascii="Times New Roman" w:eastAsia="Times New Roman" w:hAnsi="Times New Roman" w:cs="Times New Roman"/>
-        </w:rPr>
-        <w:t xml:space="preserve">, bạn phải </w:t>
-      </w:r>
-      <w:r>
-        <w:rPr>
-          <w:rFonts w:ascii="Times New Roman" w:eastAsia="Times New Roman" w:hAnsi="Times New Roman" w:cs="Times New Roman"/>
-          <w:b/>
-          <w:bCs/>
-        </w:rPr>
-        <w:t>chuyển sang nhánh đó trước</w:t>
-      </w:r>
-      <w:r>
-        <w:rPr>
-          <w:rFonts w:ascii="Times New Roman" w:eastAsia="Times New Roman" w:hAnsi="Times New Roman" w:cs="Times New Roman"/>
-        </w:rPr>
-        <w:t>.</w:t>
-      </w:r>
-    </w:p>
-    <w:p>
-      <w:pPr>
-        <w:numPr>
-          <w:ilvl w:val="1"/>
-          <w:numId w:val="9"/>
-        </w:numPr>
-        <w:spacing w:before="100" w:beforeAutospacing="1" w:after="100" w:afterAutospacing="1" w:line="240" w:lineRule="auto"/>
-        <w:rPr>
-          <w:rFonts w:ascii="Times New Roman" w:eastAsia="Times New Roman" w:hAnsi="Times New Roman" w:cs="Times New Roman"/>
-        </w:rPr>
-      </w:pPr>
-      <w:r>
-        <w:rPr>
-          <w:rFonts w:ascii="Times New Roman" w:eastAsia="Times New Roman" w:hAnsi="Times New Roman" w:cs="Times New Roman"/>
-        </w:rPr>
-        <w:t xml:space="preserve">Ví dụ, nếu bạn muốn cập nhật nhánh </w:t>
-      </w:r>
-      <w:r>
-        <w:rPr>
-          <w:rFonts w:ascii="Times New Roman" w:eastAsia="Times New Roman" w:hAnsi="Times New Roman" w:cs="Times New Roman"/>
-        </w:rPr>
-        <w:t>b2</w:t>
-      </w:r>
-      <w:r>
-        <w:rPr>
-          <w:rFonts w:ascii="Times New Roman" w:eastAsia="Times New Roman" w:hAnsi="Times New Roman" w:cs="Times New Roman"/>
-        </w:rPr>
-        <w:t xml:space="preserve"> trên máy của mình từ kho </w:t>
-      </w:r>
-      <w:r>
-        <w:rPr>
-          <w:rFonts w:ascii="Times New Roman" w:eastAsia="Times New Roman" w:hAnsi="Times New Roman" w:cs="Times New Roman"/>
-          <w:b/>
-          <w:bCs/>
-        </w:rPr>
-        <w:t>remote</w:t>
-      </w:r>
-      <w:r>
-        <w:rPr>
-          <w:rFonts w:ascii="Times New Roman" w:eastAsia="Times New Roman" w:hAnsi="Times New Roman" w:cs="Times New Roman"/>
-        </w:rPr>
-        <w:t>, bạn cần:</w:t>
-      </w:r>
-    </w:p>
-    <w:p>
-      <w:pPr>
-        <w:numPr>
-          <w:ilvl w:val="2"/>
-          <w:numId w:val="9"/>
-        </w:numPr>
-        <w:spacing w:before="100" w:beforeAutospacing="1" w:after="100" w:afterAutospacing="1" w:line="240" w:lineRule="auto"/>
-        <w:rPr>
-          <w:rFonts w:ascii="Times New Roman" w:eastAsia="Times New Roman" w:hAnsi="Times New Roman" w:cs="Times New Roman"/>
-        </w:rPr>
-      </w:pPr>
-      <w:r>
-        <w:rPr>
-          <w:rFonts w:ascii="Times New Roman" w:eastAsia="Times New Roman" w:hAnsi="Times New Roman" w:cs="Times New Roman"/>
-          <w:b/>
-          <w:bCs/>
-        </w:rPr>
-        <w:t>Chuyển sang nhánh b2</w:t>
-      </w:r>
-      <w:r>
-        <w:rPr>
-          <w:rFonts w:ascii="Times New Roman" w:eastAsia="Times New Roman" w:hAnsi="Times New Roman" w:cs="Times New Roman"/>
-        </w:rPr>
-        <w:t>:</w:t>
-      </w:r>
+          <w:sz w:val="28"/>
+        </w:rPr>
+      </w:pPr>
     </w:p>
     <w:p>
       <w:pPr>
@@ -4931,16 +6016,468 @@
           <w:tab w:val="left" w:pos="14656"/>
         </w:tabs>
         <w:spacing w:after="0" w:line="240" w:lineRule="auto"/>
-        <w:ind w:left="2160"/>
-        <w:rPr>
-          <w:rFonts w:ascii="Times New Roman" w:eastAsia="Times New Roman" w:hAnsi="Times New Roman" w:cs="Times New Roman"/>
-        </w:rPr>
-      </w:pPr>
-      <w:r>
-        <w:rPr>
-          <w:rFonts w:ascii="Times New Roman" w:eastAsia="Times New Roman" w:hAnsi="Times New Roman" w:cs="Times New Roman"/>
-        </w:rPr>
-        <w:t>bash</w:t>
+        <w:rPr>
+          <w:b/>
+          <w:sz w:val="28"/>
+        </w:rPr>
+      </w:pPr>
+      <w:r>
+        <w:rPr>
+          <w:b/>
+          <w:sz w:val="28"/>
+        </w:rPr>
+        <w:lastRenderedPageBreak/>
+        <w:t>------------- check difference giữa local và remote</w:t>
+      </w:r>
+    </w:p>
+    <w:p>
+      <w:pPr>
+        <w:pStyle w:val="Heading3"/>
+      </w:pPr>
+      <w:r>
+        <w:rPr>
+          <w:rStyle w:val="Strong"/>
+          <w:b/>
+          <w:bCs/>
+        </w:rPr>
+        <w:t>1</w:t>
+      </w:r>
+      <w:r>
+        <w:rPr>
+          <w:rStyle w:val="Strong"/>
+          <w:rFonts w:ascii="Calibri Light" w:hAnsi="Calibri Light" w:cs="Calibri Light"/>
+          <w:b/>
+          <w:bCs/>
+        </w:rPr>
+        <w:t>️</w:t>
+      </w:r>
+      <w:r>
+        <w:rPr>
+          <w:rStyle w:val="Strong"/>
+          <w:rFonts w:ascii="Tahoma" w:hAnsi="Tahoma" w:cs="Tahoma"/>
+          <w:b/>
+          <w:bCs/>
+        </w:rPr>
+        <w:t>⃣</w:t>
+      </w:r>
+      <w:r>
+        <w:rPr>
+          <w:rStyle w:val="Strong"/>
+          <w:b/>
+          <w:bCs/>
+        </w:rPr>
+        <w:t xml:space="preserve"> Kiểm tra sự khác biệt về commit</w:t>
+      </w:r>
+    </w:p>
+    <w:p>
+      <w:pPr>
+        <w:pStyle w:val="HTMLPreformatted"/>
+        <w:rPr>
+          <w:rStyle w:val="HTMLCode"/>
+        </w:rPr>
+      </w:pPr>
+      <w:bookmarkStart w:id="0" w:name="_GoBack"/>
+      <w:bookmarkEnd w:id="0"/>
+      <w:proofErr w:type="gramStart"/>
+      <w:r>
+        <w:rPr>
+          <w:rStyle w:val="HTMLCode"/>
+        </w:rPr>
+        <w:t>git</w:t>
+      </w:r>
+      <w:proofErr w:type="gramEnd"/>
+      <w:r>
+        <w:rPr>
+          <w:rStyle w:val="HTMLCode"/>
+        </w:rPr>
+        <w:t xml:space="preserve"> fetch origin  </w:t>
+      </w:r>
+      <w:r>
+        <w:rPr>
+          <w:rStyle w:val="hljs-comment"/>
+        </w:rPr>
+        <w:t># Cập nhật trạng thái mới nhất từ remote</w:t>
+      </w:r>
+    </w:p>
+    <w:p>
+      <w:pPr>
+        <w:pStyle w:val="HTMLPreformatted"/>
+        <w:rPr>
+          <w:rStyle w:val="HTMLCode"/>
+        </w:rPr>
+      </w:pPr>
+      <w:proofErr w:type="gramStart"/>
+      <w:r>
+        <w:rPr>
+          <w:rStyle w:val="HTMLCode"/>
+        </w:rPr>
+        <w:t>git</w:t>
+      </w:r>
+      <w:proofErr w:type="gramEnd"/>
+      <w:r>
+        <w:rPr>
+          <w:rStyle w:val="HTMLCode"/>
+        </w:rPr>
+        <w:t xml:space="preserve"> </w:t>
+      </w:r>
+      <w:r>
+        <w:rPr>
+          <w:rStyle w:val="hljs-builtin"/>
+        </w:rPr>
+        <w:t>log</w:t>
+      </w:r>
+      <w:r>
+        <w:rPr>
+          <w:rStyle w:val="HTMLCode"/>
+        </w:rPr>
+        <w:t xml:space="preserve"> --oneline HEAD..</w:t>
+      </w:r>
+      <w:proofErr w:type="gramStart"/>
+      <w:r>
+        <w:rPr>
+          <w:rStyle w:val="HTMLCode"/>
+        </w:rPr>
+        <w:t>origin</w:t>
+      </w:r>
+      <w:proofErr w:type="gramEnd"/>
+      <w:r>
+        <w:rPr>
+          <w:rStyle w:val="HTMLCode"/>
+        </w:rPr>
+        <w:t>/&lt;branch&gt;</w:t>
+      </w:r>
+    </w:p>
+    <w:p>
+      <w:pPr>
+        <w:pStyle w:val="NormalWeb"/>
+      </w:pPr>
+      <w:r>
+        <w:rPr>
+          <w:rFonts w:ascii="Segoe UI Symbol" w:hAnsi="Segoe UI Symbol" w:cs="Segoe UI Symbol"/>
+        </w:rPr>
+        <w:t>✔</w:t>
+      </w:r>
+      <w:r>
+        <w:t xml:space="preserve"> Hiển thị các commit </w:t>
+      </w:r>
+      <w:r>
+        <w:rPr>
+          <w:rStyle w:val="Strong"/>
+        </w:rPr>
+        <w:t>có trên remote nhưng chưa có ở local</w:t>
+      </w:r>
+      <w:r>
+        <w:t>.</w:t>
+      </w:r>
+    </w:p>
+    <w:p>
+      <w:pPr>
+        <w:pStyle w:val="NormalWeb"/>
+      </w:pPr>
+      <w:r>
+        <w:t xml:space="preserve">Nếu muốn xem commit </w:t>
+      </w:r>
+      <w:r>
+        <w:rPr>
+          <w:rStyle w:val="Strong"/>
+        </w:rPr>
+        <w:t>chưa đẩy lên remote</w:t>
+      </w:r>
+      <w:r>
+        <w:t>, dùng:</w:t>
+      </w:r>
+    </w:p>
+    <w:p>
+      <w:pPr>
+        <w:pStyle w:val="HTMLPreformatted"/>
+        <w:rPr>
+          <w:rStyle w:val="HTMLCode"/>
+        </w:rPr>
+      </w:pPr>
+      <w:proofErr w:type="gramStart"/>
+      <w:r>
+        <w:rPr>
+          <w:rStyle w:val="HTMLCode"/>
+        </w:rPr>
+        <w:t>git</w:t>
+      </w:r>
+      <w:proofErr w:type="gramEnd"/>
+      <w:r>
+        <w:rPr>
+          <w:rStyle w:val="HTMLCode"/>
+        </w:rPr>
+        <w:t xml:space="preserve"> </w:t>
+      </w:r>
+      <w:r>
+        <w:rPr>
+          <w:rStyle w:val="hljs-builtin"/>
+        </w:rPr>
+        <w:t>log</w:t>
+      </w:r>
+      <w:r>
+        <w:rPr>
+          <w:rStyle w:val="HTMLCode"/>
+        </w:rPr>
+        <w:t xml:space="preserve"> --oneline origin/&lt;branch&gt;..HEAD</w:t>
+      </w:r>
+    </w:p>
+    <w:p>
+      <w:pPr>
+        <w:pStyle w:val="NormalWeb"/>
+      </w:pPr>
+      <w:r>
+        <w:rPr>
+          <w:rFonts w:ascii="Segoe UI Symbol" w:hAnsi="Segoe UI Symbol" w:cs="Segoe UI Symbol"/>
+        </w:rPr>
+        <w:t>✔</w:t>
+      </w:r>
+      <w:r>
+        <w:t xml:space="preserve"> Hiển thị các commit </w:t>
+      </w:r>
+      <w:r>
+        <w:rPr>
+          <w:rStyle w:val="Strong"/>
+        </w:rPr>
+        <w:t>có trên local nhưng chưa có trên remote</w:t>
+      </w:r>
+      <w:r>
+        <w:t>.</w:t>
+      </w:r>
+    </w:p>
+    <w:p>
+      <w:pPr>
+        <w:pStyle w:val="Heading3"/>
+      </w:pPr>
+      <w:r>
+        <w:rPr>
+          <w:rStyle w:val="Strong"/>
+          <w:b/>
+          <w:bCs/>
+        </w:rPr>
+        <w:t>2</w:t>
+      </w:r>
+      <w:r>
+        <w:rPr>
+          <w:rStyle w:val="Strong"/>
+          <w:rFonts w:ascii="Calibri Light" w:hAnsi="Calibri Light" w:cs="Calibri Light"/>
+          <w:b/>
+          <w:bCs/>
+        </w:rPr>
+        <w:t>️</w:t>
+      </w:r>
+      <w:r>
+        <w:rPr>
+          <w:rStyle w:val="Strong"/>
+          <w:rFonts w:ascii="Tahoma" w:hAnsi="Tahoma" w:cs="Tahoma"/>
+          <w:b/>
+          <w:bCs/>
+        </w:rPr>
+        <w:t>⃣</w:t>
+      </w:r>
+      <w:r>
+        <w:rPr>
+          <w:rStyle w:val="Strong"/>
+          <w:b/>
+          <w:bCs/>
+        </w:rPr>
+        <w:t xml:space="preserve"> Kiểm tra sự khác biệt về file/code</w:t>
+      </w:r>
+    </w:p>
+    <w:p>
+      <w:pPr>
+        <w:pStyle w:val="HTMLPreformatted"/>
+        <w:rPr>
+          <w:rStyle w:val="HTMLCode"/>
+        </w:rPr>
+      </w:pPr>
+      <w:proofErr w:type="gramStart"/>
+      <w:r>
+        <w:rPr>
+          <w:rStyle w:val="HTMLCode"/>
+        </w:rPr>
+        <w:t>git</w:t>
+      </w:r>
+      <w:proofErr w:type="gramEnd"/>
+      <w:r>
+        <w:rPr>
+          <w:rStyle w:val="HTMLCode"/>
+        </w:rPr>
+        <w:t xml:space="preserve"> diff HEAD origin/&lt;branch&gt;</w:t>
+      </w:r>
+    </w:p>
+    <w:p>
+      <w:pPr>
+        <w:pStyle w:val="NormalWeb"/>
+      </w:pPr>
+      <w:r>
+        <w:rPr>
+          <w:rFonts w:ascii="Segoe UI Symbol" w:hAnsi="Segoe UI Symbol" w:cs="Segoe UI Symbol"/>
+        </w:rPr>
+        <w:t>✔</w:t>
+      </w:r>
+      <w:r>
+        <w:t xml:space="preserve"> Hiển thị sự khác biệt về nội dung file giữa nhánh local và remote.</w:t>
+      </w:r>
+    </w:p>
+    <w:p>
+      <w:pPr>
+        <w:pStyle w:val="NormalWeb"/>
+      </w:pPr>
+      <w:r>
+        <w:t>Hoặc nếu chỉ muốn kiểm tra file nào khác nhau mà không cần xem nội dung chi tiết:</w:t>
+      </w:r>
+    </w:p>
+    <w:p>
+      <w:pPr>
+        <w:pStyle w:val="HTMLPreformatted"/>
+        <w:rPr>
+          <w:rStyle w:val="HTMLCode"/>
+        </w:rPr>
+      </w:pPr>
+      <w:proofErr w:type="gramStart"/>
+      <w:r>
+        <w:rPr>
+          <w:rStyle w:val="HTMLCode"/>
+        </w:rPr>
+        <w:t>git</w:t>
+      </w:r>
+      <w:proofErr w:type="gramEnd"/>
+      <w:r>
+        <w:rPr>
+          <w:rStyle w:val="HTMLCode"/>
+        </w:rPr>
+        <w:t xml:space="preserve"> diff --name-only HEAD origin/&lt;branch&gt;</w:t>
+      </w:r>
+    </w:p>
+    <w:p>
+      <w:pPr>
+        <w:pStyle w:val="NormalWeb"/>
+      </w:pPr>
+      <w:r>
+        <w:rPr>
+          <w:rFonts w:ascii="Segoe UI Symbol" w:hAnsi="Segoe UI Symbol" w:cs="Segoe UI Symbol"/>
+        </w:rPr>
+        <w:t>✔</w:t>
+      </w:r>
+      <w:r>
+        <w:t xml:space="preserve"> Liệt kê các file khác nhau.</w:t>
+      </w:r>
+    </w:p>
+    <w:p>
+      <w:r>
+        <w:pict>
+          <v:rect id="_x0000_i1026" style="width:0;height:1.5pt" o:hralign="center" o:hrstd="t" o:hr="t" fillcolor="#a0a0a0" stroked="f"/>
+        </w:pict>
+      </w:r>
+    </w:p>
+    <w:p>
+      <w:pPr>
+        <w:pStyle w:val="Heading3"/>
+      </w:pPr>
+      <w:r>
+        <w:rPr>
+          <w:rStyle w:val="Strong"/>
+          <w:b/>
+          <w:bCs/>
+        </w:rPr>
+        <w:t>3️</w:t>
+      </w:r>
+      <w:r>
+        <w:rPr>
+          <w:rStyle w:val="Strong"/>
+          <w:rFonts w:ascii="Tahoma" w:hAnsi="Tahoma" w:cs="Tahoma"/>
+          <w:b/>
+          <w:bCs/>
+        </w:rPr>
+        <w:t>⃣</w:t>
+      </w:r>
+      <w:r>
+        <w:rPr>
+          <w:rStyle w:val="Strong"/>
+          <w:b/>
+          <w:bCs/>
+        </w:rPr>
+        <w:t xml:space="preserve"> Kiểm tra trạng thái tổng quan</w:t>
+      </w:r>
+    </w:p>
+    <w:p>
+      <w:pPr>
+        <w:pStyle w:val="HTMLPreformatted"/>
+        <w:rPr>
+          <w:rStyle w:val="HTMLCode"/>
+        </w:rPr>
+      </w:pPr>
+      <w:proofErr w:type="gramStart"/>
+      <w:r>
+        <w:rPr>
+          <w:rStyle w:val="HTMLCode"/>
+        </w:rPr>
+        <w:t>git</w:t>
+      </w:r>
+      <w:proofErr w:type="gramEnd"/>
+      <w:r>
+        <w:rPr>
+          <w:rStyle w:val="HTMLCode"/>
+        </w:rPr>
+        <w:t xml:space="preserve"> status -uno</w:t>
+      </w:r>
+    </w:p>
+    <w:p>
+      <w:pPr>
+        <w:pStyle w:val="NormalWeb"/>
+      </w:pPr>
+      <w:r>
+        <w:rPr>
+          <w:rFonts w:ascii="Segoe UI Symbol" w:hAnsi="Segoe UI Symbol" w:cs="Segoe UI Symbol"/>
+        </w:rPr>
+        <w:t>✔</w:t>
+      </w:r>
+      <w:r>
+        <w:t xml:space="preserve"> Cho biết local có đi trước hay sau remote.</w:t>
+      </w:r>
+    </w:p>
+    <w:p>
+      <w:pPr>
+        <w:pStyle w:val="NormalWeb"/>
+      </w:pPr>
+      <w:r>
+        <w:t>Hoặc:</w:t>
+      </w:r>
+    </w:p>
+    <w:p>
+      <w:pPr>
+        <w:pStyle w:val="HTMLPreformatted"/>
+        <w:rPr>
+          <w:rStyle w:val="HTMLCode"/>
+        </w:rPr>
+      </w:pPr>
+      <w:proofErr w:type="gramStart"/>
+      <w:r>
+        <w:rPr>
+          <w:rStyle w:val="HTMLCode"/>
+        </w:rPr>
+        <w:t>git</w:t>
+      </w:r>
+      <w:proofErr w:type="gramEnd"/>
+      <w:r>
+        <w:rPr>
+          <w:rStyle w:val="HTMLCode"/>
+        </w:rPr>
+        <w:t xml:space="preserve"> rev-list --left-right --count HEAD...origin/&lt;branch&gt;</w:t>
+      </w:r>
+    </w:p>
+    <w:p>
+      <w:pPr>
+        <w:pStyle w:val="NormalWeb"/>
+      </w:pPr>
+      <w:r>
+        <w:rPr>
+          <w:rFonts w:ascii="Segoe UI Symbol" w:hAnsi="Segoe UI Symbol" w:cs="Segoe UI Symbol"/>
+        </w:rPr>
+        <w:t>✔</w:t>
+      </w:r>
+      <w:r>
+        <w:t xml:space="preserve"> Hiển thị số commit mà mỗi bên đang đi trước.</w:t>
       </w:r>
     </w:p>
     <w:p>
@@ -4964,17 +6501,11 @@
           <w:tab w:val="left" w:pos="14656"/>
         </w:tabs>
         <w:spacing w:after="0" w:line="240" w:lineRule="auto"/>
-        <w:ind w:left="2160"/>
-        <w:rPr>
-          <w:rFonts w:ascii="Times New Roman" w:eastAsia="Times New Roman" w:hAnsi="Times New Roman" w:cs="Times New Roman"/>
-        </w:rPr>
-      </w:pPr>
-      <w:r>
-        <w:rPr>
-          <w:rFonts w:ascii="Times New Roman" w:eastAsia="Times New Roman" w:hAnsi="Times New Roman" w:cs="Times New Roman"/>
-        </w:rPr>
-        <w:t>Sao chép mã</w:t>
-      </w:r>
+        <w:rPr>
+          <w:b/>
+          <w:sz w:val="28"/>
+        </w:rPr>
+      </w:pPr>
     </w:p>
     <w:p>
       <w:pPr>
@@ -4997,43 +6528,7 @@
           <w:tab w:val="left" w:pos="14656"/>
         </w:tabs>
         <w:spacing w:after="0" w:line="240" w:lineRule="auto"/>
-        <w:ind w:left="2160"/>
-        <w:rPr>
-          <w:rFonts w:ascii="Times New Roman" w:eastAsia="Times New Roman" w:hAnsi="Times New Roman" w:cs="Times New Roman"/>
-        </w:rPr>
-      </w:pPr>
-      <w:r>
-        <w:rPr>
-          <w:rFonts w:ascii="Times New Roman" w:eastAsia="Times New Roman" w:hAnsi="Times New Roman" w:cs="Times New Roman"/>
-        </w:rPr>
-        <w:t>git checkout b2</w:t>
-      </w:r>
-    </w:p>
-    <w:p>
-      <w:pPr>
-        <w:numPr>
-          <w:ilvl w:val="2"/>
-          <w:numId w:val="9"/>
-        </w:numPr>
-        <w:spacing w:before="100" w:beforeAutospacing="1" w:after="100" w:afterAutospacing="1" w:line="240" w:lineRule="auto"/>
-        <w:rPr>
-          <w:rFonts w:ascii="Times New Roman" w:eastAsia="Times New Roman" w:hAnsi="Times New Roman" w:cs="Times New Roman"/>
-        </w:rPr>
-      </w:pPr>
-      <w:r>
-        <w:rPr>
-          <w:rFonts w:ascii="Times New Roman" w:eastAsia="Times New Roman" w:hAnsi="Times New Roman" w:cs="Times New Roman"/>
-          <w:b/>
-          <w:bCs/>
-        </w:rPr>
-        <w:t>Pull code từ kho remote cho nhánh b2</w:t>
-      </w:r>
-      <w:r>
-        <w:rPr>
-          <w:rFonts w:ascii="Times New Roman" w:eastAsia="Times New Roman" w:hAnsi="Times New Roman" w:cs="Times New Roman"/>
-        </w:rPr>
-        <w:t>:</w:t>
-      </w:r>
+      </w:pPr>
     </w:p>
     <w:p>
       <w:pPr>
@@ -5056,859 +6551,6 @@
           <w:tab w:val="left" w:pos="14656"/>
         </w:tabs>
         <w:spacing w:after="0" w:line="240" w:lineRule="auto"/>
-        <w:ind w:left="2160"/>
-        <w:rPr>
-          <w:rFonts w:ascii="Times New Roman" w:eastAsia="Times New Roman" w:hAnsi="Times New Roman" w:cs="Times New Roman"/>
-        </w:rPr>
-      </w:pPr>
-      <w:r>
-        <w:rPr>
-          <w:rFonts w:ascii="Times New Roman" w:eastAsia="Times New Roman" w:hAnsi="Times New Roman" w:cs="Times New Roman"/>
-        </w:rPr>
-        <w:t>git pull origin b2</w:t>
-      </w:r>
-    </w:p>
-    <w:p>
-      <w:pPr>
-        <w:numPr>
-          <w:ilvl w:val="0"/>
-          <w:numId w:val="9"/>
-        </w:numPr>
-        <w:spacing w:before="100" w:beforeAutospacing="1" w:after="100" w:afterAutospacing="1" w:line="240" w:lineRule="auto"/>
-        <w:rPr>
-          <w:rFonts w:ascii="Times New Roman" w:eastAsia="Times New Roman" w:hAnsi="Times New Roman" w:cs="Times New Roman"/>
-        </w:rPr>
-      </w:pPr>
-      <w:r>
-        <w:rPr>
-          <w:rFonts w:ascii="Times New Roman" w:eastAsia="Times New Roman" w:hAnsi="Times New Roman" w:cs="Times New Roman"/>
-        </w:rPr>
-        <w:t xml:space="preserve">Nếu bạn không chuyển sang nhánh </w:t>
-      </w:r>
-      <w:r>
-        <w:rPr>
-          <w:rFonts w:ascii="Times New Roman" w:eastAsia="Times New Roman" w:hAnsi="Times New Roman" w:cs="Times New Roman"/>
-        </w:rPr>
-        <w:t>b2</w:t>
-      </w:r>
-      <w:r>
-        <w:rPr>
-          <w:rFonts w:ascii="Times New Roman" w:eastAsia="Times New Roman" w:hAnsi="Times New Roman" w:cs="Times New Roman"/>
-        </w:rPr>
-        <w:t xml:space="preserve"> mà vẫn ở nhánh </w:t>
-      </w:r>
-      <w:r>
-        <w:rPr>
-          <w:rFonts w:ascii="Times New Roman" w:eastAsia="Times New Roman" w:hAnsi="Times New Roman" w:cs="Times New Roman"/>
-        </w:rPr>
-        <w:t>main</w:t>
-      </w:r>
-      <w:r>
-        <w:rPr>
-          <w:rFonts w:ascii="Times New Roman" w:eastAsia="Times New Roman" w:hAnsi="Times New Roman" w:cs="Times New Roman"/>
-        </w:rPr>
-        <w:t xml:space="preserve">, lệnh </w:t>
-      </w:r>
-      <w:r>
-        <w:rPr>
-          <w:rFonts w:ascii="Times New Roman" w:eastAsia="Times New Roman" w:hAnsi="Times New Roman" w:cs="Times New Roman"/>
-        </w:rPr>
-        <w:t>git pull</w:t>
-      </w:r>
-      <w:r>
-        <w:rPr>
-          <w:rFonts w:ascii="Times New Roman" w:eastAsia="Times New Roman" w:hAnsi="Times New Roman" w:cs="Times New Roman"/>
-        </w:rPr>
-        <w:t xml:space="preserve"> sẽ chỉ cập nhật nhánh </w:t>
-      </w:r>
-      <w:r>
-        <w:rPr>
-          <w:rFonts w:ascii="Times New Roman" w:eastAsia="Times New Roman" w:hAnsi="Times New Roman" w:cs="Times New Roman"/>
-        </w:rPr>
-        <w:t>main</w:t>
-      </w:r>
-      <w:r>
-        <w:rPr>
-          <w:rFonts w:ascii="Times New Roman" w:eastAsia="Times New Roman" w:hAnsi="Times New Roman" w:cs="Times New Roman"/>
-        </w:rPr>
-        <w:t>.</w:t>
-      </w:r>
-    </w:p>
-    <w:p>
-      <w:pPr>
-        <w:spacing w:before="100" w:beforeAutospacing="1" w:after="100" w:afterAutospacing="1" w:line="240" w:lineRule="auto"/>
-        <w:outlineLvl w:val="2"/>
-        <w:rPr>
-          <w:rFonts w:ascii="Times New Roman" w:eastAsia="Times New Roman" w:hAnsi="Times New Roman" w:cs="Times New Roman"/>
-          <w:b/>
-          <w:bCs/>
-        </w:rPr>
-      </w:pPr>
-      <w:r>
-        <w:rPr>
-          <w:rFonts w:ascii="Times New Roman" w:eastAsia="Times New Roman" w:hAnsi="Times New Roman" w:cs="Times New Roman"/>
-          <w:b/>
-          <w:bCs/>
-        </w:rPr>
-        <w:t>Lưu ý:</w:t>
-      </w:r>
-    </w:p>
-    <w:p>
-      <w:pPr>
-        <w:numPr>
-          <w:ilvl w:val="0"/>
-          <w:numId w:val="10"/>
-        </w:numPr>
-        <w:spacing w:before="100" w:beforeAutospacing="1" w:after="100" w:afterAutospacing="1" w:line="240" w:lineRule="auto"/>
-        <w:rPr>
-          <w:rFonts w:ascii="Times New Roman" w:eastAsia="Times New Roman" w:hAnsi="Times New Roman" w:cs="Times New Roman"/>
-        </w:rPr>
-      </w:pPr>
-      <w:r>
-        <w:rPr>
-          <w:rFonts w:ascii="Times New Roman" w:eastAsia="Times New Roman" w:hAnsi="Times New Roman" w:cs="Times New Roman"/>
-          <w:b/>
-          <w:bCs/>
-        </w:rPr>
-        <w:t>git fetch</w:t>
-      </w:r>
-      <w:r>
-        <w:rPr>
-          <w:rFonts w:ascii="Times New Roman" w:eastAsia="Times New Roman" w:hAnsi="Times New Roman" w:cs="Times New Roman"/>
-        </w:rPr>
-        <w:t xml:space="preserve">: Nếu bạn muốn chỉ tải về thông tin về tất cả các nhánh từ kho remote mà không hợp nhất (merge) ngay lập tức vào nhánh hiện tại, bạn có thể dùng lệnh </w:t>
-      </w:r>
-      <w:r>
-        <w:rPr>
-          <w:rFonts w:ascii="Times New Roman" w:eastAsia="Times New Roman" w:hAnsi="Times New Roman" w:cs="Times New Roman"/>
-        </w:rPr>
-        <w:t>git fetch</w:t>
-      </w:r>
-      <w:r>
-        <w:rPr>
-          <w:rFonts w:ascii="Times New Roman" w:eastAsia="Times New Roman" w:hAnsi="Times New Roman" w:cs="Times New Roman"/>
-        </w:rPr>
-        <w:t>:</w:t>
-      </w:r>
-    </w:p>
-    <w:p>
-      <w:pPr>
-        <w:tabs>
-          <w:tab w:val="left" w:pos="916"/>
-          <w:tab w:val="left" w:pos="1832"/>
-          <w:tab w:val="left" w:pos="2748"/>
-          <w:tab w:val="left" w:pos="3664"/>
-          <w:tab w:val="left" w:pos="4580"/>
-          <w:tab w:val="left" w:pos="5496"/>
-          <w:tab w:val="left" w:pos="6412"/>
-          <w:tab w:val="left" w:pos="7328"/>
-          <w:tab w:val="left" w:pos="8244"/>
-          <w:tab w:val="left" w:pos="9160"/>
-          <w:tab w:val="left" w:pos="10076"/>
-          <w:tab w:val="left" w:pos="10992"/>
-          <w:tab w:val="left" w:pos="11908"/>
-          <w:tab w:val="left" w:pos="12824"/>
-          <w:tab w:val="left" w:pos="13740"/>
-          <w:tab w:val="left" w:pos="14656"/>
-        </w:tabs>
-        <w:spacing w:after="0" w:line="240" w:lineRule="auto"/>
-        <w:ind w:left="720"/>
-        <w:rPr>
-          <w:rFonts w:ascii="Courier New" w:eastAsia="Times New Roman" w:hAnsi="Courier New" w:cs="Courier New"/>
-        </w:rPr>
-      </w:pPr>
-      <w:r>
-        <w:rPr>
-          <w:rFonts w:ascii="Times New Roman" w:eastAsia="Times New Roman" w:hAnsi="Times New Roman" w:cs="Times New Roman"/>
-        </w:rPr>
-        <w:tab/>
-      </w:r>
-      <w:r>
-        <w:rPr>
-          <w:rFonts w:ascii="Times New Roman" w:eastAsia="Times New Roman" w:hAnsi="Times New Roman" w:cs="Times New Roman"/>
-        </w:rPr>
-        <w:tab/>
-      </w:r>
-      <w:r>
-        <w:rPr>
-          <w:rFonts w:ascii="Courier New" w:eastAsia="Times New Roman" w:hAnsi="Courier New" w:cs="Courier New"/>
-        </w:rPr>
-        <w:t>git fetch origin</w:t>
-      </w:r>
-    </w:p>
-    <w:p>
-      <w:pPr>
-        <w:spacing w:before="100" w:beforeAutospacing="1" w:after="100" w:afterAutospacing="1" w:line="240" w:lineRule="auto"/>
-        <w:ind w:left="720"/>
-        <w:rPr>
-          <w:rFonts w:ascii="Times New Roman" w:eastAsia="Times New Roman" w:hAnsi="Times New Roman" w:cs="Times New Roman"/>
-        </w:rPr>
-      </w:pPr>
-      <w:r>
-        <w:rPr>
-          <w:rFonts w:ascii="Times New Roman" w:eastAsia="Times New Roman" w:hAnsi="Times New Roman" w:cs="Times New Roman"/>
-        </w:rPr>
-        <w:lastRenderedPageBreak/>
-        <w:t xml:space="preserve">Lệnh này sẽ lấy tất cả các thay đổi từ remote, bao gồm cả các nhánh như </w:t>
-      </w:r>
-      <w:r>
-        <w:rPr>
-          <w:rFonts w:ascii="Times New Roman" w:eastAsia="Times New Roman" w:hAnsi="Times New Roman" w:cs="Times New Roman"/>
-        </w:rPr>
-        <w:t>b2</w:t>
-      </w:r>
-      <w:r>
-        <w:rPr>
-          <w:rFonts w:ascii="Times New Roman" w:eastAsia="Times New Roman" w:hAnsi="Times New Roman" w:cs="Times New Roman"/>
-        </w:rPr>
-        <w:t xml:space="preserve">, </w:t>
-      </w:r>
-      <w:r>
-        <w:rPr>
-          <w:rFonts w:ascii="Times New Roman" w:eastAsia="Times New Roman" w:hAnsi="Times New Roman" w:cs="Times New Roman"/>
-        </w:rPr>
-        <w:t>b3</w:t>
-      </w:r>
-      <w:r>
-        <w:rPr>
-          <w:rFonts w:ascii="Times New Roman" w:eastAsia="Times New Roman" w:hAnsi="Times New Roman" w:cs="Times New Roman"/>
-        </w:rPr>
-        <w:t>, nhưng không thay đổi mã nguồn của bạn. Sau đó, bạn có thể kiểm tra hoặc chuyển sang các nhánh cụ thể để xem xét và pull về nếu cần.</w:t>
-      </w:r>
-    </w:p>
-    <w:p>
-      <w:pPr>
-        <w:spacing w:before="100" w:beforeAutospacing="1" w:after="100" w:afterAutospacing="1" w:line="240" w:lineRule="auto"/>
-        <w:outlineLvl w:val="2"/>
-        <w:rPr>
-          <w:rFonts w:ascii="Times New Roman" w:eastAsia="Times New Roman" w:hAnsi="Times New Roman" w:cs="Times New Roman"/>
-          <w:b/>
-          <w:bCs/>
-          <w:sz w:val="28"/>
-          <w:szCs w:val="28"/>
-        </w:rPr>
-      </w:pPr>
-      <w:r>
-        <w:rPr>
-          <w:rFonts w:ascii="Times New Roman" w:eastAsia="Times New Roman" w:hAnsi="Times New Roman" w:cs="Times New Roman"/>
-          <w:b/>
-          <w:bCs/>
-          <w:sz w:val="28"/>
-          <w:szCs w:val="28"/>
-        </w:rPr>
-        <w:t xml:space="preserve">6. </w:t>
-      </w:r>
-      <w:r>
-        <w:rPr>
-          <w:b/>
-          <w:sz w:val="28"/>
-          <w:szCs w:val="28"/>
-        </w:rPr>
-        <w:t xml:space="preserve">tôi muốn git pull cả branch của người khác về dc </w:t>
-      </w:r>
-      <w:proofErr w:type="gramStart"/>
-      <w:r>
-        <w:rPr>
-          <w:b/>
-          <w:sz w:val="28"/>
-          <w:szCs w:val="28"/>
-        </w:rPr>
-        <w:t>ko ?</w:t>
-      </w:r>
-      <w:proofErr w:type="gramEnd"/>
-    </w:p>
-    <w:p>
-      <w:pPr>
-        <w:pStyle w:val="NormalWeb"/>
-      </w:pPr>
-      <w:r>
-        <w:t xml:space="preserve">Có, bạn hoàn toàn có thể </w:t>
-      </w:r>
-      <w:r>
-        <w:rPr>
-          <w:rStyle w:val="Strong"/>
-        </w:rPr>
-        <w:t>pull</w:t>
-      </w:r>
-      <w:r>
-        <w:t xml:space="preserve"> về các nhánh của người khác từ </w:t>
-      </w:r>
-      <w:r>
-        <w:rPr>
-          <w:rStyle w:val="Strong"/>
-        </w:rPr>
-        <w:t>remote</w:t>
-      </w:r>
-      <w:r>
-        <w:t xml:space="preserve"> về máy của mình. Tuy nhiên, bạn cần làm theo các bước sau để pull các nhánh đó về local, vì thông thường bạn chỉ pull các nhánh mà bạn đang làm việc (ví dụ như </w:t>
-      </w:r>
-      <w:r>
-        <w:rPr>
-          <w:rStyle w:val="HTMLCode"/>
-        </w:rPr>
-        <w:t>main</w:t>
-      </w:r>
-      <w:r>
-        <w:t xml:space="preserve"> hoặc nhánh riêng của bạn).</w:t>
-      </w:r>
-    </w:p>
-    <w:p>
-      <w:pPr>
-        <w:pStyle w:val="Heading3"/>
-      </w:pPr>
-      <w:r>
-        <w:t>Các bước để pull nhánh của người khác về máy:</w:t>
-      </w:r>
-    </w:p>
-    <w:p>
-      <w:pPr>
-        <w:pStyle w:val="NormalWeb"/>
-        <w:numPr>
-          <w:ilvl w:val="0"/>
-          <w:numId w:val="11"/>
-        </w:numPr>
-      </w:pPr>
-      <w:r>
-        <w:rPr>
-          <w:rStyle w:val="Strong"/>
-        </w:rPr>
-        <w:t>Lấy tất cả thông tin về các nhánh từ remote</w:t>
-      </w:r>
-      <w:r>
-        <w:t>:</w:t>
-      </w:r>
-    </w:p>
-    <w:p>
-      <w:pPr>
-        <w:pStyle w:val="NormalWeb"/>
-        <w:ind w:left="720"/>
-      </w:pPr>
-      <w:r>
-        <w:t xml:space="preserve">Đầu tiên, bạn cần dùng lệnh </w:t>
-      </w:r>
-      <w:r>
-        <w:rPr>
-          <w:rStyle w:val="HTMLCode"/>
-        </w:rPr>
-        <w:t>git fetch</w:t>
-      </w:r>
-      <w:r>
-        <w:t xml:space="preserve"> để cập nhật thông tin về tất cả các nhánh trên </w:t>
-      </w:r>
-      <w:r>
-        <w:rPr>
-          <w:rStyle w:val="Strong"/>
-        </w:rPr>
-        <w:t>remote</w:t>
-      </w:r>
-      <w:r>
-        <w:t>:</w:t>
-      </w:r>
-    </w:p>
-    <w:p>
-      <w:pPr>
-        <w:pStyle w:val="NormalWeb"/>
-        <w:ind w:left="720" w:firstLine="720"/>
-        <w:rPr>
-          <w:rStyle w:val="HTMLCode"/>
-          <w:rFonts w:ascii="Times New Roman" w:hAnsi="Times New Roman" w:cs="Times New Roman"/>
-          <w:sz w:val="24"/>
-          <w:szCs w:val="24"/>
-        </w:rPr>
-      </w:pPr>
-      <w:r>
-        <w:rPr>
-          <w:rStyle w:val="HTMLCode"/>
-        </w:rPr>
-        <w:t>git fetch origin</w:t>
-      </w:r>
-    </w:p>
-    <w:p>
-      <w:pPr>
-        <w:pStyle w:val="NormalWeb"/>
-        <w:ind w:left="720"/>
-      </w:pPr>
-      <w:r>
-        <w:t>Lệnh này sẽ tải về thông tin về tất cả các nhánh trên remote mà bạn chưa có trên máy local của mình.</w:t>
-      </w:r>
-    </w:p>
-    <w:p>
-      <w:pPr>
-        <w:pStyle w:val="NormalWeb"/>
-        <w:numPr>
-          <w:ilvl w:val="0"/>
-          <w:numId w:val="11"/>
-        </w:numPr>
-      </w:pPr>
-      <w:r>
-        <w:rPr>
-          <w:rStyle w:val="Strong"/>
-        </w:rPr>
-        <w:t>Xem các nhánh từ remote</w:t>
-      </w:r>
-      <w:r>
-        <w:t>:</w:t>
-      </w:r>
-    </w:p>
-    <w:p>
-      <w:pPr>
-        <w:pStyle w:val="NormalWeb"/>
-        <w:ind w:left="720"/>
-      </w:pPr>
-      <w:r>
-        <w:t>Sau khi fetch, bạn có thể xem tất cả các nhánh trên remote bằng lệnh:</w:t>
-      </w:r>
-    </w:p>
-    <w:p>
-      <w:pPr>
-        <w:pStyle w:val="HTMLPreformatted"/>
-        <w:ind w:left="720"/>
-        <w:rPr>
-          <w:rStyle w:val="HTMLCode"/>
-        </w:rPr>
-      </w:pPr>
-      <w:r>
-        <w:tab/>
-      </w:r>
-      <w:r>
-        <w:tab/>
-      </w:r>
-      <w:r>
-        <w:rPr>
-          <w:rStyle w:val="HTMLCode"/>
-        </w:rPr>
-        <w:t>git branch -r</w:t>
-      </w:r>
-    </w:p>
-    <w:p>
-      <w:pPr>
-        <w:pStyle w:val="NormalWeb"/>
-        <w:ind w:left="720"/>
-      </w:pPr>
-      <w:r>
-        <w:t xml:space="preserve">Lệnh này sẽ hiển thị tất cả các nhánh hiện có trên </w:t>
-      </w:r>
-      <w:r>
-        <w:rPr>
-          <w:rStyle w:val="Strong"/>
-        </w:rPr>
-        <w:t>remote</w:t>
-      </w:r>
-      <w:r>
-        <w:t>, bao gồm các nhánh của người khác mà bạn muốn pull về.</w:t>
-      </w:r>
-    </w:p>
-    <w:p>
-      <w:pPr>
-        <w:pStyle w:val="NormalWeb"/>
-        <w:numPr>
-          <w:ilvl w:val="0"/>
-          <w:numId w:val="11"/>
-        </w:numPr>
-      </w:pPr>
-      <w:r>
-        <w:rPr>
-          <w:rStyle w:val="Strong"/>
-        </w:rPr>
-        <w:t>Checkout nhánh của người khác</w:t>
-      </w:r>
-      <w:r>
-        <w:t>:</w:t>
-      </w:r>
-    </w:p>
-    <w:p>
-      <w:pPr>
-        <w:pStyle w:val="NormalWeb"/>
-        <w:ind w:left="720"/>
-      </w:pPr>
-      <w:r>
-        <w:t xml:space="preserve">Giả sử bạn muốn làm việc trên nhánh của người 2 có tên là </w:t>
-      </w:r>
-      <w:r>
-        <w:rPr>
-          <w:rStyle w:val="HTMLCode"/>
-        </w:rPr>
-        <w:t>b2</w:t>
-      </w:r>
-      <w:r>
-        <w:t xml:space="preserve"> (hoặc nhánh nào đó của người khác), bạn cần checkout nhánh đó về local:</w:t>
-      </w:r>
-    </w:p>
-    <w:p>
-      <w:pPr>
-        <w:pStyle w:val="HTMLPreformatted"/>
-        <w:ind w:left="720"/>
-      </w:pPr>
-      <w:r>
-        <w:t>bash</w:t>
-      </w:r>
-    </w:p>
-    <w:p>
-      <w:pPr>
-        <w:pStyle w:val="HTMLPreformatted"/>
-        <w:ind w:left="720"/>
-      </w:pPr>
-      <w:r>
-        <w:t>Sao chép mã</w:t>
-      </w:r>
-    </w:p>
-    <w:p>
-      <w:pPr>
-        <w:pStyle w:val="HTMLPreformatted"/>
-        <w:ind w:left="720"/>
-        <w:rPr>
-          <w:rStyle w:val="HTMLCode"/>
-        </w:rPr>
-      </w:pPr>
-      <w:r>
-        <w:rPr>
-          <w:rStyle w:val="HTMLCode"/>
-        </w:rPr>
-        <w:t>git checkout b2</w:t>
-      </w:r>
-    </w:p>
-    <w:p>
-      <w:pPr>
-        <w:pStyle w:val="NormalWeb"/>
-        <w:ind w:left="720"/>
-      </w:pPr>
-      <w:r>
-        <w:t xml:space="preserve">Nếu nhánh </w:t>
-      </w:r>
-      <w:r>
-        <w:rPr>
-          <w:rStyle w:val="HTMLCode"/>
-        </w:rPr>
-        <w:t>b2</w:t>
-      </w:r>
-      <w:r>
-        <w:t xml:space="preserve"> chưa tồn tại trên local của bạn, lệnh </w:t>
-      </w:r>
-      <w:r>
-        <w:rPr>
-          <w:rStyle w:val="HTMLCode"/>
-        </w:rPr>
-        <w:t>git checkout</w:t>
-      </w:r>
-      <w:r>
-        <w:t xml:space="preserve"> sẽ tự động tạo một bản sao của nhánh </w:t>
-      </w:r>
-      <w:r>
-        <w:rPr>
-          <w:rStyle w:val="HTMLCode"/>
-        </w:rPr>
-        <w:t>b2</w:t>
-      </w:r>
-      <w:r>
-        <w:t xml:space="preserve"> từ remote về local của bạn.</w:t>
-      </w:r>
-    </w:p>
-    <w:p>
-      <w:pPr>
-        <w:pStyle w:val="NormalWeb"/>
-        <w:numPr>
-          <w:ilvl w:val="0"/>
-          <w:numId w:val="11"/>
-        </w:numPr>
-      </w:pPr>
-      <w:r>
-        <w:rPr>
-          <w:rStyle w:val="Strong"/>
-        </w:rPr>
-        <w:t>Pull các thay đổi từ remote về nhánh local</w:t>
-      </w:r>
-      <w:r>
-        <w:t>:</w:t>
-      </w:r>
-    </w:p>
-    <w:p>
-      <w:pPr>
-        <w:pStyle w:val="NormalWeb"/>
-        <w:ind w:left="720"/>
-      </w:pPr>
-      <w:r>
-        <w:t>Sau khi checkout thành công nhánh của người khác, bạn có thể pull các thay đổi từ remote về nhánh này như bình thường:</w:t>
-      </w:r>
-    </w:p>
-    <w:p>
-      <w:pPr>
-        <w:pStyle w:val="HTMLPreformatted"/>
-        <w:ind w:left="720"/>
-      </w:pPr>
-      <w:r>
-        <w:lastRenderedPageBreak/>
-        <w:t>bash</w:t>
-      </w:r>
-    </w:p>
-    <w:p>
-      <w:pPr>
-        <w:pStyle w:val="HTMLPreformatted"/>
-        <w:ind w:left="720"/>
-      </w:pPr>
-      <w:r>
-        <w:t>Sao chép mã</w:t>
-      </w:r>
-    </w:p>
-    <w:p>
-      <w:pPr>
-        <w:pStyle w:val="HTMLPreformatted"/>
-        <w:ind w:left="720"/>
-        <w:rPr>
-          <w:rStyle w:val="HTMLCode"/>
-        </w:rPr>
-      </w:pPr>
-      <w:r>
-        <w:rPr>
-          <w:rStyle w:val="HTMLCode"/>
-        </w:rPr>
-        <w:t>git pull origin b2</w:t>
-      </w:r>
-    </w:p>
-    <w:p>
-      <w:pPr>
-        <w:pStyle w:val="NormalWeb"/>
-        <w:ind w:left="720"/>
-      </w:pPr>
-      <w:r>
-        <w:t xml:space="preserve">Lệnh này sẽ đảm bảo rằng nhánh </w:t>
-      </w:r>
-      <w:r>
-        <w:rPr>
-          <w:rStyle w:val="HTMLCode"/>
-        </w:rPr>
-        <w:t>b2</w:t>
-      </w:r>
-      <w:r>
-        <w:t xml:space="preserve"> của bạn là phiên bản mới nhất từ remote.</w:t>
-      </w:r>
-    </w:p>
-    <w:p>
-      <w:pPr>
-        <w:tabs>
-          <w:tab w:val="left" w:pos="916"/>
-          <w:tab w:val="left" w:pos="1832"/>
-          <w:tab w:val="left" w:pos="2748"/>
-          <w:tab w:val="left" w:pos="3664"/>
-          <w:tab w:val="left" w:pos="4580"/>
-          <w:tab w:val="left" w:pos="5496"/>
-          <w:tab w:val="left" w:pos="6412"/>
-          <w:tab w:val="left" w:pos="7328"/>
-          <w:tab w:val="left" w:pos="8244"/>
-          <w:tab w:val="left" w:pos="9160"/>
-          <w:tab w:val="left" w:pos="10076"/>
-          <w:tab w:val="left" w:pos="10992"/>
-          <w:tab w:val="left" w:pos="11908"/>
-          <w:tab w:val="left" w:pos="12824"/>
-          <w:tab w:val="left" w:pos="13740"/>
-          <w:tab w:val="left" w:pos="14656"/>
-        </w:tabs>
-        <w:spacing w:after="0" w:line="240" w:lineRule="auto"/>
-        <w:rPr>
-          <w:rFonts w:ascii="Times New Roman" w:eastAsia="Times New Roman" w:hAnsi="Times New Roman" w:cs="Times New Roman"/>
-          <w:color w:val="1F2328"/>
-        </w:rPr>
-      </w:pPr>
-    </w:p>
-    <w:p>
-      <w:pPr>
-        <w:tabs>
-          <w:tab w:val="left" w:pos="916"/>
-          <w:tab w:val="left" w:pos="1832"/>
-          <w:tab w:val="left" w:pos="2748"/>
-          <w:tab w:val="left" w:pos="3664"/>
-          <w:tab w:val="left" w:pos="4580"/>
-          <w:tab w:val="left" w:pos="5496"/>
-          <w:tab w:val="left" w:pos="6412"/>
-          <w:tab w:val="left" w:pos="7328"/>
-          <w:tab w:val="left" w:pos="8244"/>
-          <w:tab w:val="left" w:pos="9160"/>
-          <w:tab w:val="left" w:pos="10076"/>
-          <w:tab w:val="left" w:pos="10992"/>
-          <w:tab w:val="left" w:pos="11908"/>
-          <w:tab w:val="left" w:pos="12824"/>
-          <w:tab w:val="left" w:pos="13740"/>
-          <w:tab w:val="left" w:pos="14656"/>
-        </w:tabs>
-        <w:spacing w:after="0" w:line="240" w:lineRule="auto"/>
-        <w:rPr>
-          <w:b/>
-          <w:sz w:val="28"/>
-        </w:rPr>
-      </w:pPr>
-    </w:p>
-    <w:p>
-      <w:pPr>
-        <w:tabs>
-          <w:tab w:val="left" w:pos="916"/>
-          <w:tab w:val="left" w:pos="1832"/>
-          <w:tab w:val="left" w:pos="2748"/>
-          <w:tab w:val="left" w:pos="3664"/>
-          <w:tab w:val="left" w:pos="4580"/>
-          <w:tab w:val="left" w:pos="5496"/>
-          <w:tab w:val="left" w:pos="6412"/>
-          <w:tab w:val="left" w:pos="7328"/>
-          <w:tab w:val="left" w:pos="8244"/>
-          <w:tab w:val="left" w:pos="9160"/>
-          <w:tab w:val="left" w:pos="10076"/>
-          <w:tab w:val="left" w:pos="10992"/>
-          <w:tab w:val="left" w:pos="11908"/>
-          <w:tab w:val="left" w:pos="12824"/>
-          <w:tab w:val="left" w:pos="13740"/>
-          <w:tab w:val="left" w:pos="14656"/>
-        </w:tabs>
-        <w:spacing w:after="0" w:line="240" w:lineRule="auto"/>
-        <w:rPr>
-          <w:b/>
-          <w:sz w:val="28"/>
-        </w:rPr>
-      </w:pPr>
-      <w:r>
-        <w:rPr>
-          <w:b/>
-          <w:sz w:val="28"/>
-        </w:rPr>
-        <w:t xml:space="preserve">7. </w:t>
-      </w:r>
-      <w:r>
-        <w:rPr>
-          <w:b/>
-          <w:sz w:val="28"/>
-        </w:rPr>
-        <w:t>tóm lại tránh tình trạng 2 lập trình viên cùng sửa 1 file thì lập trình viên A nên pull về trước khi commit thay đổi ở file đó</w:t>
-      </w:r>
-      <w:r>
-        <w:rPr>
-          <w:b/>
-          <w:sz w:val="28"/>
-        </w:rPr>
-        <w:t>.</w:t>
-      </w:r>
-    </w:p>
-    <w:p>
-      <w:pPr>
-        <w:tabs>
-          <w:tab w:val="left" w:pos="916"/>
-          <w:tab w:val="left" w:pos="1832"/>
-          <w:tab w:val="left" w:pos="2748"/>
-          <w:tab w:val="left" w:pos="3664"/>
-          <w:tab w:val="left" w:pos="4580"/>
-          <w:tab w:val="left" w:pos="5496"/>
-          <w:tab w:val="left" w:pos="6412"/>
-          <w:tab w:val="left" w:pos="7328"/>
-          <w:tab w:val="left" w:pos="8244"/>
-          <w:tab w:val="left" w:pos="9160"/>
-          <w:tab w:val="left" w:pos="10076"/>
-          <w:tab w:val="left" w:pos="10992"/>
-          <w:tab w:val="left" w:pos="11908"/>
-          <w:tab w:val="left" w:pos="12824"/>
-          <w:tab w:val="left" w:pos="13740"/>
-          <w:tab w:val="left" w:pos="14656"/>
-        </w:tabs>
-        <w:spacing w:after="0" w:line="240" w:lineRule="auto"/>
-        <w:rPr>
-          <w:b/>
-          <w:sz w:val="28"/>
-        </w:rPr>
-      </w:pPr>
-    </w:p>
-    <w:p>
-      <w:pPr>
-        <w:tabs>
-          <w:tab w:val="left" w:pos="916"/>
-          <w:tab w:val="left" w:pos="1832"/>
-          <w:tab w:val="left" w:pos="2748"/>
-          <w:tab w:val="left" w:pos="3664"/>
-          <w:tab w:val="left" w:pos="4580"/>
-          <w:tab w:val="left" w:pos="5496"/>
-          <w:tab w:val="left" w:pos="6412"/>
-          <w:tab w:val="left" w:pos="7328"/>
-          <w:tab w:val="left" w:pos="8244"/>
-          <w:tab w:val="left" w:pos="9160"/>
-          <w:tab w:val="left" w:pos="10076"/>
-          <w:tab w:val="left" w:pos="10992"/>
-          <w:tab w:val="left" w:pos="11908"/>
-          <w:tab w:val="left" w:pos="12824"/>
-          <w:tab w:val="left" w:pos="13740"/>
-          <w:tab w:val="left" w:pos="14656"/>
-        </w:tabs>
-        <w:spacing w:after="0" w:line="240" w:lineRule="auto"/>
-        <w:rPr>
-          <w:b/>
-          <w:sz w:val="28"/>
-        </w:rPr>
-      </w:pPr>
-    </w:p>
-    <w:p>
-      <w:pPr>
-        <w:tabs>
-          <w:tab w:val="left" w:pos="916"/>
-          <w:tab w:val="left" w:pos="1832"/>
-          <w:tab w:val="left" w:pos="2748"/>
-          <w:tab w:val="left" w:pos="3664"/>
-          <w:tab w:val="left" w:pos="4580"/>
-          <w:tab w:val="left" w:pos="5496"/>
-          <w:tab w:val="left" w:pos="6412"/>
-          <w:tab w:val="left" w:pos="7328"/>
-          <w:tab w:val="left" w:pos="8244"/>
-          <w:tab w:val="left" w:pos="9160"/>
-          <w:tab w:val="left" w:pos="10076"/>
-          <w:tab w:val="left" w:pos="10992"/>
-          <w:tab w:val="left" w:pos="11908"/>
-          <w:tab w:val="left" w:pos="12824"/>
-          <w:tab w:val="left" w:pos="13740"/>
-          <w:tab w:val="left" w:pos="14656"/>
-        </w:tabs>
-        <w:spacing w:after="0" w:line="240" w:lineRule="auto"/>
-        <w:rPr>
-          <w:b/>
-          <w:sz w:val="28"/>
-        </w:rPr>
-      </w:pPr>
-    </w:p>
-    <w:p>
-      <w:pPr>
-        <w:tabs>
-          <w:tab w:val="left" w:pos="916"/>
-          <w:tab w:val="left" w:pos="1832"/>
-          <w:tab w:val="left" w:pos="2748"/>
-          <w:tab w:val="left" w:pos="3664"/>
-          <w:tab w:val="left" w:pos="4580"/>
-          <w:tab w:val="left" w:pos="5496"/>
-          <w:tab w:val="left" w:pos="6412"/>
-          <w:tab w:val="left" w:pos="7328"/>
-          <w:tab w:val="left" w:pos="8244"/>
-          <w:tab w:val="left" w:pos="9160"/>
-          <w:tab w:val="left" w:pos="10076"/>
-          <w:tab w:val="left" w:pos="10992"/>
-          <w:tab w:val="left" w:pos="11908"/>
-          <w:tab w:val="left" w:pos="12824"/>
-          <w:tab w:val="left" w:pos="13740"/>
-          <w:tab w:val="left" w:pos="14656"/>
-        </w:tabs>
-        <w:spacing w:after="0" w:line="240" w:lineRule="auto"/>
-      </w:pPr>
-    </w:p>
-    <w:p>
-      <w:pPr>
-        <w:tabs>
-          <w:tab w:val="left" w:pos="916"/>
-          <w:tab w:val="left" w:pos="1832"/>
-          <w:tab w:val="left" w:pos="2748"/>
-          <w:tab w:val="left" w:pos="3664"/>
-          <w:tab w:val="left" w:pos="4580"/>
-          <w:tab w:val="left" w:pos="5496"/>
-          <w:tab w:val="left" w:pos="6412"/>
-          <w:tab w:val="left" w:pos="7328"/>
-          <w:tab w:val="left" w:pos="8244"/>
-          <w:tab w:val="left" w:pos="9160"/>
-          <w:tab w:val="left" w:pos="10076"/>
-          <w:tab w:val="left" w:pos="10992"/>
-          <w:tab w:val="left" w:pos="11908"/>
-          <w:tab w:val="left" w:pos="12824"/>
-          <w:tab w:val="left" w:pos="13740"/>
-          <w:tab w:val="left" w:pos="14656"/>
-        </w:tabs>
-        <w:spacing w:after="0" w:line="240" w:lineRule="auto"/>
         <w:rPr>
           <w:rFonts w:ascii="Times New Roman" w:eastAsia="Times New Roman" w:hAnsi="Times New Roman" w:cs="Times New Roman"/>
           <w:color w:val="1F2328"/>
@@ -5926,8 +6568,8 @@
 </file>
 
 <file path=word/numbering.xml><?xml version="1.0" encoding="utf-8"?>
-<w:numbering xmlns:wpc="http://schemas.microsoft.com/office/word/2010/wordprocessingCanvas" xmlns:cx="http://schemas.microsoft.com/office/drawing/2014/chartex" xmlns:mc="http://schemas.openxmlformats.org/markup-compatibility/2006" xmlns:o="urn:schemas-microsoft-com:office:office" xmlns:r="http://schemas.openxmlformats.org/officeDocument/2006/relationships" xmlns:m="http://schemas.openxmlformats.org/officeDocument/2006/math" xmlns:v="urn:schemas-microsoft-com:vml" xmlns:wp14="http://schemas.microsoft.com/office/word/2010/wordprocessingDrawing" xmlns:wp="http://schemas.openxmlformats.org/drawingml/2006/wordprocessingDrawing" xmlns:w10="urn:schemas-microsoft-com:office:word" xmlns:w="http://schemas.openxmlformats.org/wordprocessingml/2006/main" xmlns:w14="http://schemas.microsoft.com/office/word/2010/wordml" xmlns:w15="http://schemas.microsoft.com/office/word/2012/wordml" xmlns:w16se="http://schemas.microsoft.com/office/word/2015/wordml/symex" xmlns:wpg="http://schemas.microsoft.com/office/word/2010/wordprocessingGroup" xmlns:wpi="http://schemas.microsoft.com/office/word/2010/wordprocessingInk" xmlns:wne="http://schemas.microsoft.com/office/word/2006/wordml" xmlns:wps="http://schemas.microsoft.com/office/word/2010/wordprocessingShape" mc:Ignorable="w14 w15 w16se wp14">
-  <w:abstractNum w:abstractNumId="0" w15:restartNumberingAfterBreak="0">
+<w:numbering xmlns:wpc="http://schemas.microsoft.com/office/word/2010/wordprocessingCanvas" xmlns:mc="http://schemas.openxmlformats.org/markup-compatibility/2006" xmlns:o="urn:schemas-microsoft-com:office:office" xmlns:r="http://schemas.openxmlformats.org/officeDocument/2006/relationships" xmlns:m="http://schemas.openxmlformats.org/officeDocument/2006/math" xmlns:v="urn:schemas-microsoft-com:vml" xmlns:wp14="http://schemas.microsoft.com/office/word/2010/wordprocessingDrawing" xmlns:wp="http://schemas.openxmlformats.org/drawingml/2006/wordprocessingDrawing" xmlns:w10="urn:schemas-microsoft-com:office:word" xmlns:w="http://schemas.openxmlformats.org/wordprocessingml/2006/main" xmlns:w14="http://schemas.microsoft.com/office/word/2010/wordml" xmlns:w15="http://schemas.microsoft.com/office/word/2012/wordml" xmlns:wpg="http://schemas.microsoft.com/office/word/2010/wordprocessingGroup" xmlns:wpi="http://schemas.microsoft.com/office/word/2010/wordprocessingInk" xmlns:wne="http://schemas.microsoft.com/office/word/2006/wordml" xmlns:wps="http://schemas.microsoft.com/office/word/2010/wordprocessingShape" mc:Ignorable="w14 w15 wp14">
+  <w:abstractNum w:abstractNumId="0">
     <w:nsid w:val="05070687"/>
     <w:multiLevelType w:val="multilevel"/>
     <w:tmpl w:val="1B92FD44"/>
@@ -6076,7 +6718,7 @@
       </w:rPr>
     </w:lvl>
   </w:abstractNum>
-  <w:abstractNum w:abstractNumId="1" w15:restartNumberingAfterBreak="0">
+  <w:abstractNum w:abstractNumId="1">
     <w:nsid w:val="0D1871B7"/>
     <w:multiLevelType w:val="multilevel"/>
     <w:tmpl w:val="ACA4B272"/>
@@ -6221,7 +6863,7 @@
       </w:rPr>
     </w:lvl>
   </w:abstractNum>
-  <w:abstractNum w:abstractNumId="2" w15:restartNumberingAfterBreak="0">
+  <w:abstractNum w:abstractNumId="2">
     <w:nsid w:val="25A4338C"/>
     <w:multiLevelType w:val="multilevel"/>
     <w:tmpl w:val="7E286BD2"/>
@@ -6338,7 +6980,7 @@
       </w:pPr>
     </w:lvl>
   </w:abstractNum>
-  <w:abstractNum w:abstractNumId="3" w15:restartNumberingAfterBreak="0">
+  <w:abstractNum w:abstractNumId="3">
     <w:nsid w:val="2B2145D8"/>
     <w:multiLevelType w:val="multilevel"/>
     <w:tmpl w:val="656C6364"/>
@@ -6487,7 +7129,7 @@
       </w:rPr>
     </w:lvl>
   </w:abstractNum>
-  <w:abstractNum w:abstractNumId="4" w15:restartNumberingAfterBreak="0">
+  <w:abstractNum w:abstractNumId="4">
     <w:nsid w:val="3EE64806"/>
     <w:multiLevelType w:val="multilevel"/>
     <w:tmpl w:val="963ACD36"/>
@@ -6636,7 +7278,7 @@
       </w:rPr>
     </w:lvl>
   </w:abstractNum>
-  <w:abstractNum w:abstractNumId="5" w15:restartNumberingAfterBreak="0">
+  <w:abstractNum w:abstractNumId="5">
     <w:nsid w:val="553E76DE"/>
     <w:multiLevelType w:val="multilevel"/>
     <w:tmpl w:val="0D1C3C80"/>
@@ -6749,7 +7391,7 @@
       </w:pPr>
     </w:lvl>
   </w:abstractNum>
-  <w:abstractNum w:abstractNumId="6" w15:restartNumberingAfterBreak="0">
+  <w:abstractNum w:abstractNumId="6">
     <w:nsid w:val="5E505DF8"/>
     <w:multiLevelType w:val="multilevel"/>
     <w:tmpl w:val="7006F1AA"/>
@@ -6898,7 +7540,7 @@
       </w:rPr>
     </w:lvl>
   </w:abstractNum>
-  <w:abstractNum w:abstractNumId="7" w15:restartNumberingAfterBreak="0">
+  <w:abstractNum w:abstractNumId="7">
     <w:nsid w:val="5FDD6074"/>
     <w:multiLevelType w:val="multilevel"/>
     <w:tmpl w:val="3E3857A2"/>
@@ -7011,7 +7653,7 @@
       </w:pPr>
     </w:lvl>
   </w:abstractNum>
-  <w:abstractNum w:abstractNumId="8" w15:restartNumberingAfterBreak="0">
+  <w:abstractNum w:abstractNumId="8">
     <w:nsid w:val="601A12E8"/>
     <w:multiLevelType w:val="multilevel"/>
     <w:tmpl w:val="FB5459DC"/>
@@ -7160,7 +7802,7 @@
       </w:rPr>
     </w:lvl>
   </w:abstractNum>
-  <w:abstractNum w:abstractNumId="9" w15:restartNumberingAfterBreak="0">
+  <w:abstractNum w:abstractNumId="9">
     <w:nsid w:val="69430A7A"/>
     <w:multiLevelType w:val="multilevel"/>
     <w:tmpl w:val="167E360C"/>
@@ -7309,7 +7951,7 @@
       </w:rPr>
     </w:lvl>
   </w:abstractNum>
-  <w:abstractNum w:abstractNumId="10" w15:restartNumberingAfterBreak="0">
+  <w:abstractNum w:abstractNumId="10">
     <w:nsid w:val="70C165B6"/>
     <w:multiLevelType w:val="multilevel"/>
     <w:tmpl w:val="90FA29B4"/>
@@ -7422,7 +8064,7 @@
       </w:pPr>
     </w:lvl>
   </w:abstractNum>
-  <w:abstractNum w:abstractNumId="11" w15:restartNumberingAfterBreak="0">
+  <w:abstractNum w:abstractNumId="11">
     <w:nsid w:val="7FC20FD4"/>
     <w:multiLevelType w:val="multilevel"/>
     <w:tmpl w:val="FBCC5B72"/>
@@ -7611,7 +8253,7 @@
 </file>
 
 <file path=word/styles.xml><?xml version="1.0" encoding="utf-8"?>
-<w:styles xmlns:mc="http://schemas.openxmlformats.org/markup-compatibility/2006" xmlns:r="http://schemas.openxmlformats.org/officeDocument/2006/relationships" xmlns:w="http://schemas.openxmlformats.org/wordprocessingml/2006/main" xmlns:w14="http://schemas.microsoft.com/office/word/2010/wordml" xmlns:w15="http://schemas.microsoft.com/office/word/2012/wordml" xmlns:w16se="http://schemas.microsoft.com/office/word/2015/wordml/symex" mc:Ignorable="w14 w15 w16se">
+<w:styles xmlns:mc="http://schemas.openxmlformats.org/markup-compatibility/2006" xmlns:r="http://schemas.openxmlformats.org/officeDocument/2006/relationships" xmlns:w="http://schemas.openxmlformats.org/wordprocessingml/2006/main" xmlns:w14="http://schemas.microsoft.com/office/word/2010/wordml" xmlns:w15="http://schemas.microsoft.com/office/word/2012/wordml" mc:Ignorable="w14 w15">
   <w:docDefaults>
     <w:rPrDefault>
       <w:rPr>
@@ -8177,6 +8819,11 @@
     <w:basedOn w:val="DefaultParagraphFont"/>
     <w:rsid w:val="00A6643B"/>
   </w:style>
+  <w:style w:type="character" w:customStyle="1" w:styleId="hljs-comment">
+    <w:name w:val="hljs-comment"/>
+    <w:basedOn w:val="DefaultParagraphFont"/>
+    <w:rsid w:val="00AB1E4C"/>
+  </w:style>
 </w:styles>
 </file>
 
@@ -8439,4 +9086,16 @@
     </a:ext>
   </a:extLst>
 </a:theme>
+</file>
+
+<file path=customXml/item1.xml><?xml version="1.0" encoding="utf-8"?>
+<b:Sources xmlns:b="http://schemas.openxmlformats.org/officeDocument/2006/bibliography" xmlns="http://schemas.openxmlformats.org/officeDocument/2006/bibliography" SelectedStyle="\APASixthEditionOfficeOnline.xsl" StyleName="APA" Version="6"/>
+</file>
+
+<file path=customXml/itemProps1.xml><?xml version="1.0" encoding="utf-8"?>
+<ds:datastoreItem xmlns:ds="http://schemas.openxmlformats.org/officeDocument/2006/customXml" ds:itemID="{B1992CD6-312A-4BD3-93BB-A2A40490D396}">
+  <ds:schemaRefs>
+    <ds:schemaRef ds:uri="http://schemas.openxmlformats.org/officeDocument/2006/bibliography"/>
+  </ds:schemaRefs>
+</ds:datastoreItem>
 </file>